--- a/water-erp/apps/api/模板文件/询比采购文件模板.docx
+++ b/water-erp/apps/api/模板文件/询比采购文件模板.docx
@@ -381,7 +381,7 @@
           <w:sz w:val="34"/>
           <w:szCs w:val="34"/>
         </w:rPr>
-        <w:t>人：四川水发勘测设计研究有限公司</w:t>
+        <w:t>人：{{采购人名称}}</w:t>
       </w:r>
     </w:p>
     <w:p>
@@ -474,7 +474,7 @@
                 <w:color w:val="000000" w:themeColor="text1"/>
                 <w:sz w:val="24"/>
               </w:rPr>
-              <w:t>四川水发勘测设计研究有限公司</w:t>
+              <w:t>{{采购人名称}}</w:t>
             </w:r>
           </w:p>
         </w:tc>
@@ -1665,7 +1665,7 @@
           <w:color w:val="000000" w:themeColor="text1"/>
           <w:sz w:val="24"/>
         </w:rPr>
-        <w:t>四川水发勘测设计研究有限公司：</w:t>
+        <w:t>{{采购人名称}}：</w:t>
       </w:r>
     </w:p>
     <w:p>

--- a/water-erp/apps/api/模板文件/询比采购文件模板.docx
+++ b/water-erp/apps/api/模板文件/询比采购文件模板.docx
@@ -1496,7 +1496,7 @@
           <w:spacing w:val="-2"/>
           <w:sz w:val="24"/>
         </w:rPr>
-        <w:t>四川省成都市双流区正兴街道红莲街三段383 号四川水发集团 B 座3楼</w:t>
+        <w:t>{{联系人地址}}</w:t>
       </w:r>
     </w:p>
     <w:p>

--- a/water-erp/apps/api/模板文件/询比采购文件模板.docx
+++ b/water-erp/apps/api/模板文件/询比采购文件模板.docx
@@ -1,50 +1,69 @@
 
 <file path=word/document.xml><?xml version="1.0" encoding="utf-8"?>
-<w:document xmlns:wpc="http://schemas.microsoft.com/office/word/2010/wordprocessingCanvas" xmlns:cx="http://schemas.microsoft.com/office/drawing/2014/chartex" xmlns:cx1="http://schemas.microsoft.com/office/drawing/2015/9/8/chartex" xmlns:cx2="http://schemas.microsoft.com/office/drawing/2015/10/21/chartex" xmlns:cx3="http://schemas.microsoft.com/office/drawing/2016/5/9/chartex" xmlns:cx4="http://schemas.microsoft.com/office/drawing/2016/5/10/chartex" xmlns:cx5="http://schemas.microsoft.com/office/drawing/2016/5/11/chartex" xmlns:cx6="http://schemas.microsoft.com/office/drawing/2016/5/12/chartex" xmlns:cx7="http://schemas.microsoft.com/office/drawing/2016/5/13/chartex" xmlns:cx8="http://schemas.microsoft.com/office/drawing/2016/5/14/chartex" xmlns:mc="http://schemas.openxmlformats.org/markup-compatibility/2006" xmlns:m="http://schemas.openxmlformats.org/officeDocument/2006/math" xmlns:aink="http://schemas.microsoft.com/office/drawing/2016/ink" xmlns:am3d="http://schemas.microsoft.com/office/drawing/2017/model3d" xmlns:oel="http://schemas.microsoft.com/office/2019/extlst" xmlns:r="http://schemas.openxmlformats.org/officeDocument/2006/relationships" xmlns:wp14="http://schemas.microsoft.com/office/word/2010/wordprocessingDrawing" xmlns:wp="http://schemas.openxmlformats.org/drawingml/2006/wordprocessingDrawing" xmlns:wpg="http://schemas.microsoft.com/office/word/2010/wordprocessingGroup" xmlns:wpi="http://schemas.microsoft.com/office/word/2010/wordprocessingInk" xmlns:wps="http://schemas.microsoft.com/office/word/2010/wordprocessingShape" xmlns:o="urn:schemas-microsoft-com:office:office" xmlns:v="urn:schemas-microsoft-com:vml" xmlns:w10="urn:schemas-microsoft-com:office:word" xmlns:w="http://schemas.openxmlformats.org/wordprocessingml/2006/main" xmlns:w14="http://schemas.microsoft.com/office/word/2010/wordml" xmlns:w15="http://schemas.microsoft.com/office/word/2012/wordml" xmlns:w16cex="http://schemas.microsoft.com/office/word/2018/wordml/cex" xmlns:w16cid="http://schemas.microsoft.com/office/word/2016/wordml/cid" xmlns:w16="http://schemas.microsoft.com/office/word/2018/wordml" xmlns:w16sdtdh="http://schemas.microsoft.com/office/word/2020/wordml/sdtdatahash" xmlns:w16sdtfl="http://schemas.microsoft.com/office/word/2024/wordml/sdtformatlock" xmlns:w16se="http://schemas.microsoft.com/office/word/2015/wordml/symex" xmlns:w16du="http://schemas.microsoft.com/office/word/2023/wordml/word16du" xmlns:wne="http://schemas.microsoft.com/office/word/2006/wordml" mc:Ignorable="w14 w15 w16se w16cid w16 w16cex w16sdtdh w16sdtfl w16du wp14">
+<w:document xmlns:wpc="http://schemas.microsoft.com/office/word/2010/wordprocessingCanvas" xmlns:cx="http://schemas.microsoft.com/office/drawing/2014/chartex" xmlns:cx1="http://schemas.microsoft.com/office/drawing/2015/9/8/chartex" xmlns:cx2="http://schemas.microsoft.com/office/drawing/2015/10/21/chartex" xmlns:cx3="http://schemas.microsoft.com/office/drawing/2016/5/9/chartex" xmlns:cx4="http://schemas.microsoft.com/office/drawing/2016/5/10/chartex" xmlns:cx5="http://schemas.microsoft.com/office/drawing/2016/5/11/chartex" xmlns:cx6="http://schemas.microsoft.com/office/drawing/2016/5/12/chartex" xmlns:cx7="http://schemas.microsoft.com/office/drawing/2016/5/13/chartex" xmlns:cx8="http://schemas.microsoft.com/office/drawing/2016/5/14/chartex" xmlns:mc="http://schemas.openxmlformats.org/markup-compatibility/2006" xmlns:o="urn:schemas-microsoft-com:office:office" xmlns:r="http://schemas.openxmlformats.org/officeDocument/2006/relationships" xmlns:m="http://schemas.openxmlformats.org/officeDocument/2006/math" xmlns:v="urn:schemas-microsoft-com:vml" xmlns:wp14="http://schemas.microsoft.com/office/word/2010/wordprocessingDrawing" xmlns:wp="http://schemas.openxmlformats.org/drawingml/2006/wordprocessingDrawing" xmlns:w="http://schemas.openxmlformats.org/wordprocessingml/2006/main" xmlns:w14="http://schemas.microsoft.com/office/word/2010/wordml" xmlns:w10="urn:schemas-microsoft-com:office:word" xmlns:w15="http://schemas.microsoft.com/office/word/2012/wordml" xmlns:wpg="http://schemas.microsoft.com/office/word/2010/wordprocessingGroup" xmlns:wpi="http://schemas.microsoft.com/office/word/2010/wordprocessingInk" xmlns:wne="http://schemas.microsoft.com/office/word/2006/wordml" xmlns:wps="http://schemas.microsoft.com/office/word/2010/wordprocessingShape" xmlns:wpsCustomData="http://www.wps.cn/officeDocument/2013/wpsCustomData" mc:Ignorable="w14 w15 wp14">
   <w:body>
     <w:p>
       <w:pPr>
-        <w:pStyle w:val="a4"/>
+        <w:pStyle w:val="3"/>
         <w:spacing w:line="262" w:lineRule="auto"/>
         <w:ind w:firstLine="420"/>
         <w:rPr>
-          <w:rFonts w:eastAsia="仿宋" w:hAnsi="Times New Roman" w:cs="仿宋"/>
-          <w:color w:val="000000" w:themeColor="text1"/>
-        </w:rPr>
-      </w:pPr>
-    </w:p>
-    <w:p>
-      <w:pPr>
-        <w:pStyle w:val="a4"/>
+          <w:rFonts w:hAnsi="Times New Roman" w:eastAsia="仿宋" w:cs="仿宋"/>
+          <w:color w:val="000000" w:themeColor="text1"/>
+          <w14:textFill>
+            <w14:solidFill>
+              <w14:schemeClr w14:val="tx1"/>
+            </w14:solidFill>
+          </w14:textFill>
+        </w:rPr>
+      </w:pPr>
+    </w:p>
+    <w:p>
+      <w:pPr>
+        <w:pStyle w:val="3"/>
         <w:spacing w:line="262" w:lineRule="auto"/>
         <w:ind w:firstLine="420"/>
         <w:rPr>
-          <w:rFonts w:eastAsia="仿宋" w:hAnsi="Times New Roman" w:cs="仿宋"/>
-          <w:color w:val="000000" w:themeColor="text1"/>
-        </w:rPr>
-      </w:pPr>
-    </w:p>
-    <w:p>
-      <w:pPr>
-        <w:pStyle w:val="a4"/>
+          <w:rFonts w:hAnsi="Times New Roman" w:eastAsia="仿宋" w:cs="仿宋"/>
+          <w:color w:val="000000" w:themeColor="text1"/>
+          <w14:textFill>
+            <w14:solidFill>
+              <w14:schemeClr w14:val="tx1"/>
+            </w14:solidFill>
+          </w14:textFill>
+        </w:rPr>
+      </w:pPr>
+    </w:p>
+    <w:p>
+      <w:pPr>
+        <w:pStyle w:val="3"/>
         <w:spacing w:line="262" w:lineRule="auto"/>
         <w:ind w:firstLine="1044"/>
         <w:rPr>
-          <w:rFonts w:eastAsia="仿宋" w:hAnsi="Times New Roman" w:cs="仿宋"/>
-          <w:color w:val="000000" w:themeColor="text1"/>
+          <w:rFonts w:hAnsi="Times New Roman" w:eastAsia="仿宋" w:cs="仿宋"/>
+          <w:color w:val="000000" w:themeColor="text1"/>
+          <w14:textFill>
+            <w14:solidFill>
+              <w14:schemeClr w14:val="tx1"/>
+            </w14:solidFill>
+          </w14:textFill>
         </w:rPr>
       </w:pPr>
       <w:r>
         <w:rPr>
           <w:rFonts w:eastAsia="黑体" w:cs="Times New Roman"/>
           <w:b/>
-          <w:noProof/>
           <w:color w:val="000000" w:themeColor="text1"/>
           <w:sz w:val="52"/>
           <w:szCs w:val="52"/>
+          <w14:textFill>
+            <w14:solidFill>
+              <w14:schemeClr w14:val="tx1"/>
+            </w14:solidFill>
+          </w14:textFill>
         </w:rPr>
         <w:drawing>
-          <wp:anchor distT="0" distB="0" distL="114300" distR="114300" simplePos="0" relativeHeight="251659264" behindDoc="0" locked="0" layoutInCell="1" allowOverlap="1" wp14:anchorId="1D4D7DEF" wp14:editId="40E4F2FF">
+          <wp:anchor distT="0" distB="0" distL="114300" distR="114300" simplePos="0" relativeHeight="251659264" behindDoc="0" locked="0" layoutInCell="1" allowOverlap="1">
             <wp:simplePos x="0" y="0"/>
             <wp:positionH relativeFrom="margin">
               <wp:posOffset>3810</wp:posOffset>
@@ -69,7 +88,7 @@
                     </pic:cNvPicPr>
                   </pic:nvPicPr>
                   <pic:blipFill>
-                    <a:blip r:embed="rId8" cstate="print">
+                    <a:blip r:embed="rId7" cstate="print">
                       <a:extLst>
                         <a:ext uri="{28A0092B-C50C-407E-A947-70E740481C1C}">
                           <a14:useLocalDpi xmlns:a14="http://schemas.microsoft.com/office/drawing/2010/main" val="0"/>
@@ -103,94 +122,134 @@
     </w:p>
     <w:p>
       <w:pPr>
-        <w:pStyle w:val="a4"/>
+        <w:pStyle w:val="3"/>
         <w:spacing w:line="262" w:lineRule="auto"/>
         <w:ind w:firstLine="420"/>
         <w:rPr>
-          <w:rFonts w:eastAsia="仿宋" w:hAnsi="Times New Roman" w:cs="仿宋"/>
-          <w:color w:val="000000" w:themeColor="text1"/>
-        </w:rPr>
-      </w:pPr>
-    </w:p>
-    <w:p>
-      <w:pPr>
-        <w:pStyle w:val="a4"/>
+          <w:rFonts w:hAnsi="Times New Roman" w:eastAsia="仿宋" w:cs="仿宋"/>
+          <w:color w:val="000000" w:themeColor="text1"/>
+          <w14:textFill>
+            <w14:solidFill>
+              <w14:schemeClr w14:val="tx1"/>
+            </w14:solidFill>
+          </w14:textFill>
+        </w:rPr>
+      </w:pPr>
+    </w:p>
+    <w:p>
+      <w:pPr>
+        <w:pStyle w:val="3"/>
         <w:spacing w:line="262" w:lineRule="auto"/>
         <w:ind w:firstLine="420"/>
         <w:rPr>
-          <w:rFonts w:eastAsia="仿宋" w:hAnsi="Times New Roman" w:cs="仿宋"/>
-          <w:color w:val="000000" w:themeColor="text1"/>
-        </w:rPr>
-      </w:pPr>
-    </w:p>
-    <w:p>
-      <w:pPr>
-        <w:pStyle w:val="a4"/>
+          <w:rFonts w:hAnsi="Times New Roman" w:eastAsia="仿宋" w:cs="仿宋"/>
+          <w:color w:val="000000" w:themeColor="text1"/>
+          <w14:textFill>
+            <w14:solidFill>
+              <w14:schemeClr w14:val="tx1"/>
+            </w14:solidFill>
+          </w14:textFill>
+        </w:rPr>
+      </w:pPr>
+    </w:p>
+    <w:p>
+      <w:pPr>
+        <w:pStyle w:val="3"/>
         <w:spacing w:line="263" w:lineRule="auto"/>
         <w:ind w:firstLine="420"/>
         <w:rPr>
-          <w:rFonts w:eastAsia="仿宋" w:hAnsi="Times New Roman" w:cs="仿宋"/>
-          <w:color w:val="000000" w:themeColor="text1"/>
-        </w:rPr>
-      </w:pPr>
-    </w:p>
-    <w:p>
-      <w:pPr>
-        <w:pStyle w:val="a4"/>
+          <w:rFonts w:hAnsi="Times New Roman" w:eastAsia="仿宋" w:cs="仿宋"/>
+          <w:color w:val="000000" w:themeColor="text1"/>
+          <w14:textFill>
+            <w14:solidFill>
+              <w14:schemeClr w14:val="tx1"/>
+            </w14:solidFill>
+          </w14:textFill>
+        </w:rPr>
+      </w:pPr>
+    </w:p>
+    <w:p>
+      <w:pPr>
+        <w:pStyle w:val="3"/>
         <w:spacing w:line="450" w:lineRule="auto"/>
         <w:ind w:firstLine="884"/>
         <w:rPr>
-          <w:rFonts w:eastAsia="仿宋" w:hAnsi="Times New Roman" w:cs="仿宋"/>
+          <w:rFonts w:hAnsi="Times New Roman" w:eastAsia="仿宋" w:cs="仿宋"/>
           <w:b/>
           <w:bCs/>
           <w:color w:val="000000" w:themeColor="text1"/>
           <w:spacing w:val="-10"/>
           <w:sz w:val="46"/>
           <w:szCs w:val="46"/>
-        </w:rPr>
-      </w:pPr>
-    </w:p>
-    <w:p>
-      <w:pPr>
-        <w:pStyle w:val="a4"/>
+          <w14:textFill>
+            <w14:solidFill>
+              <w14:schemeClr w14:val="tx1"/>
+            </w14:solidFill>
+          </w14:textFill>
+        </w:rPr>
+      </w:pPr>
+    </w:p>
+    <w:p>
+      <w:pPr>
+        <w:pStyle w:val="3"/>
         <w:spacing w:line="269" w:lineRule="auto"/>
         <w:ind w:firstLine="420"/>
         <w:jc w:val="center"/>
         <w:rPr>
-          <w:rFonts w:eastAsia="仿宋" w:hAnsi="Times New Roman" w:cs="仿宋"/>
-          <w:color w:val="000000" w:themeColor="text1"/>
-        </w:rPr>
-      </w:pPr>
-      <w:r>
-        <w:rPr>
-          <w:rFonts w:ascii="黑体" w:eastAsia="黑体" w:hAnsi="黑体" w:cs="仿宋" w:hint="eastAsia"/>
+          <w:rFonts w:hAnsi="Times New Roman" w:eastAsia="仿宋" w:cs="仿宋"/>
+          <w:color w:val="000000" w:themeColor="text1"/>
+          <w14:textFill>
+            <w14:solidFill>
+              <w14:schemeClr w14:val="tx1"/>
+            </w14:solidFill>
+          </w14:textFill>
+        </w:rPr>
+      </w:pPr>
+      <w:r>
+        <w:rPr>
+          <w:rFonts w:hint="eastAsia" w:ascii="黑体" w:hAnsi="黑体" w:eastAsia="黑体" w:cs="仿宋"/>
           <w:b/>
           <w:bCs/>
           <w:color w:val="000000" w:themeColor="text1"/>
           <w:spacing w:val="-10"/>
           <w:sz w:val="52"/>
           <w:szCs w:val="52"/>
+          <w14:textFill>
+            <w14:solidFill>
+              <w14:schemeClr w14:val="tx1"/>
+            </w14:solidFill>
+          </w14:textFill>
         </w:rPr>
         <w:t>{{项目名称}}</w:t>
       </w:r>
     </w:p>
     <w:p>
       <w:pPr>
-        <w:pStyle w:val="a4"/>
+        <w:pStyle w:val="3"/>
         <w:spacing w:line="381" w:lineRule="auto"/>
         <w:ind w:firstLine="420"/>
         <w:rPr>
-          <w:rFonts w:eastAsia="仿宋" w:hAnsi="Times New Roman" w:cs="仿宋"/>
-          <w:color w:val="000000" w:themeColor="text1"/>
-        </w:rPr>
-      </w:pPr>
-    </w:p>
-    <w:p>
-      <w:pPr>
-        <w:pStyle w:val="a5"/>
+          <w:rFonts w:hAnsi="Times New Roman" w:eastAsia="仿宋" w:cs="仿宋"/>
+          <w:color w:val="000000" w:themeColor="text1"/>
+          <w14:textFill>
+            <w14:solidFill>
+              <w14:schemeClr w14:val="tx1"/>
+            </w14:solidFill>
+          </w14:textFill>
+        </w:rPr>
+      </w:pPr>
+    </w:p>
+    <w:p>
+      <w:pPr>
+        <w:pStyle w:val="4"/>
         <w:ind w:firstLine="210"/>
         <w:rPr>
           <w:color w:val="000000" w:themeColor="text1"/>
+          <w14:textFill>
+            <w14:solidFill>
+              <w14:schemeClr w14:val="tx1"/>
+            </w14:solidFill>
+          </w14:textFill>
         </w:rPr>
       </w:pPr>
     </w:p>
@@ -199,146 +258,199 @@
         <w:spacing w:before="150" w:line="223" w:lineRule="auto"/>
         <w:jc w:val="center"/>
         <w:rPr>
-          <w:rFonts w:ascii="Times New Roman" w:eastAsia="仿宋" w:hAnsi="Times New Roman" w:cs="仿宋"/>
+          <w:rFonts w:ascii="Times New Roman" w:hAnsi="Times New Roman" w:eastAsia="仿宋" w:cs="仿宋"/>
           <w:color w:val="000000" w:themeColor="text1"/>
           <w:sz w:val="72"/>
           <w:szCs w:val="72"/>
-        </w:rPr>
-      </w:pPr>
-      <w:r>
-        <w:rPr>
-          <w:rFonts w:ascii="Times New Roman" w:eastAsia="仿宋" w:hAnsi="Times New Roman" w:cs="仿宋" w:hint="eastAsia"/>
+          <w14:textFill>
+            <w14:solidFill>
+              <w14:schemeClr w14:val="tx1"/>
+            </w14:solidFill>
+          </w14:textFill>
+        </w:rPr>
+      </w:pPr>
+      <w:r>
+        <w:rPr>
+          <w:rFonts w:hint="eastAsia" w:ascii="Times New Roman" w:hAnsi="Times New Roman" w:eastAsia="仿宋" w:cs="仿宋"/>
           <w:b/>
           <w:bCs/>
           <w:color w:val="000000" w:themeColor="text1"/>
           <w:spacing w:val="30"/>
           <w:sz w:val="72"/>
           <w:szCs w:val="72"/>
-        </w:rPr>
-        <w:t xml:space="preserve"> </w:t>
-      </w:r>
-      <w:r>
-        <w:rPr>
-          <w:rFonts w:ascii="Times New Roman" w:eastAsia="仿宋" w:hAnsi="Times New Roman" w:cs="仿宋" w:hint="eastAsia"/>
-          <w:b/>
-          <w:bCs/>
-          <w:color w:val="000000" w:themeColor="text1"/>
-          <w:spacing w:val="30"/>
-          <w:sz w:val="72"/>
-          <w:szCs w:val="72"/>
-        </w:rPr>
-        <w:t>询比采购文件</w:t>
-      </w:r>
-    </w:p>
-    <w:p>
-      <w:pPr>
-        <w:pStyle w:val="a4"/>
+          <w14:textFill>
+            <w14:solidFill>
+              <w14:schemeClr w14:val="tx1"/>
+            </w14:solidFill>
+          </w14:textFill>
+        </w:rPr>
+        <w:t xml:space="preserve"> 询比采购文件</w:t>
+      </w:r>
+    </w:p>
+    <w:p>
+      <w:pPr>
+        <w:pStyle w:val="3"/>
         <w:ind w:firstLine="420"/>
         <w:rPr>
-          <w:rFonts w:eastAsia="仿宋" w:hAnsi="Times New Roman" w:cs="仿宋"/>
-          <w:color w:val="000000" w:themeColor="text1"/>
-        </w:rPr>
-      </w:pPr>
-    </w:p>
-    <w:p>
-      <w:pPr>
-        <w:pStyle w:val="a4"/>
+          <w:rFonts w:hAnsi="Times New Roman" w:eastAsia="仿宋" w:cs="仿宋"/>
+          <w:color w:val="000000" w:themeColor="text1"/>
+          <w14:textFill>
+            <w14:solidFill>
+              <w14:schemeClr w14:val="tx1"/>
+            </w14:solidFill>
+          </w14:textFill>
+        </w:rPr>
+      </w:pPr>
+    </w:p>
+    <w:p>
+      <w:pPr>
+        <w:pStyle w:val="3"/>
         <w:ind w:firstLine="420"/>
         <w:rPr>
-          <w:rFonts w:eastAsia="仿宋" w:hAnsi="Times New Roman" w:cs="仿宋"/>
-          <w:color w:val="000000" w:themeColor="text1"/>
-        </w:rPr>
-      </w:pPr>
-    </w:p>
-    <w:p>
-      <w:pPr>
-        <w:pStyle w:val="a4"/>
+          <w:rFonts w:hAnsi="Times New Roman" w:eastAsia="仿宋" w:cs="仿宋"/>
+          <w:color w:val="000000" w:themeColor="text1"/>
+          <w14:textFill>
+            <w14:solidFill>
+              <w14:schemeClr w14:val="tx1"/>
+            </w14:solidFill>
+          </w14:textFill>
+        </w:rPr>
+      </w:pPr>
+    </w:p>
+    <w:p>
+      <w:pPr>
+        <w:pStyle w:val="3"/>
         <w:ind w:firstLine="420"/>
         <w:rPr>
-          <w:rFonts w:eastAsia="仿宋" w:hAnsi="Times New Roman" w:cs="仿宋"/>
-          <w:color w:val="000000" w:themeColor="text1"/>
-        </w:rPr>
-      </w:pPr>
-    </w:p>
-    <w:p>
-      <w:pPr>
-        <w:pStyle w:val="a4"/>
+          <w:rFonts w:hAnsi="Times New Roman" w:eastAsia="仿宋" w:cs="仿宋"/>
+          <w:color w:val="000000" w:themeColor="text1"/>
+          <w14:textFill>
+            <w14:solidFill>
+              <w14:schemeClr w14:val="tx1"/>
+            </w14:solidFill>
+          </w14:textFill>
+        </w:rPr>
+      </w:pPr>
+    </w:p>
+    <w:p>
+      <w:pPr>
+        <w:pStyle w:val="3"/>
         <w:ind w:firstLine="420"/>
         <w:rPr>
-          <w:rFonts w:eastAsia="仿宋" w:hAnsi="Times New Roman" w:cs="仿宋"/>
-          <w:color w:val="000000" w:themeColor="text1"/>
-        </w:rPr>
-      </w:pPr>
-    </w:p>
-    <w:p>
-      <w:pPr>
-        <w:pStyle w:val="a4"/>
+          <w:rFonts w:hAnsi="Times New Roman" w:eastAsia="仿宋" w:cs="仿宋"/>
+          <w:color w:val="000000" w:themeColor="text1"/>
+          <w14:textFill>
+            <w14:solidFill>
+              <w14:schemeClr w14:val="tx1"/>
+            </w14:solidFill>
+          </w14:textFill>
+        </w:rPr>
+      </w:pPr>
+    </w:p>
+    <w:p>
+      <w:pPr>
+        <w:pStyle w:val="3"/>
         <w:ind w:firstLine="420"/>
         <w:rPr>
-          <w:rFonts w:eastAsia="仿宋" w:hAnsi="Times New Roman" w:cs="仿宋"/>
-          <w:color w:val="000000" w:themeColor="text1"/>
-        </w:rPr>
-      </w:pPr>
-    </w:p>
-    <w:p>
-      <w:pPr>
-        <w:pStyle w:val="a4"/>
+          <w:rFonts w:hAnsi="Times New Roman" w:eastAsia="仿宋" w:cs="仿宋"/>
+          <w:color w:val="000000" w:themeColor="text1"/>
+          <w14:textFill>
+            <w14:solidFill>
+              <w14:schemeClr w14:val="tx1"/>
+            </w14:solidFill>
+          </w14:textFill>
+        </w:rPr>
+      </w:pPr>
+    </w:p>
+    <w:p>
+      <w:pPr>
+        <w:pStyle w:val="3"/>
         <w:ind w:firstLine="420"/>
         <w:rPr>
-          <w:rFonts w:eastAsia="仿宋" w:hAnsi="Times New Roman" w:cs="仿宋"/>
-          <w:color w:val="000000" w:themeColor="text1"/>
-        </w:rPr>
-      </w:pPr>
-    </w:p>
-    <w:p>
-      <w:pPr>
-        <w:pStyle w:val="a4"/>
+          <w:rFonts w:hAnsi="Times New Roman" w:eastAsia="仿宋" w:cs="仿宋"/>
+          <w:color w:val="000000" w:themeColor="text1"/>
+          <w14:textFill>
+            <w14:solidFill>
+              <w14:schemeClr w14:val="tx1"/>
+            </w14:solidFill>
+          </w14:textFill>
+        </w:rPr>
+      </w:pPr>
+    </w:p>
+    <w:p>
+      <w:pPr>
+        <w:pStyle w:val="3"/>
         <w:ind w:firstLine="420"/>
         <w:rPr>
-          <w:rFonts w:eastAsia="仿宋" w:hAnsi="Times New Roman" w:cs="仿宋"/>
-          <w:color w:val="000000" w:themeColor="text1"/>
-        </w:rPr>
-      </w:pPr>
-    </w:p>
-    <w:p>
-      <w:pPr>
-        <w:pStyle w:val="a4"/>
+          <w:rFonts w:hAnsi="Times New Roman" w:eastAsia="仿宋" w:cs="仿宋"/>
+          <w:color w:val="000000" w:themeColor="text1"/>
+          <w14:textFill>
+            <w14:solidFill>
+              <w14:schemeClr w14:val="tx1"/>
+            </w14:solidFill>
+          </w14:textFill>
+        </w:rPr>
+      </w:pPr>
+    </w:p>
+    <w:p>
+      <w:pPr>
+        <w:pStyle w:val="3"/>
         <w:ind w:firstLine="420"/>
         <w:rPr>
-          <w:rFonts w:eastAsia="仿宋" w:hAnsi="Times New Roman" w:cs="仿宋"/>
-          <w:color w:val="000000" w:themeColor="text1"/>
-        </w:rPr>
-      </w:pPr>
-    </w:p>
-    <w:p>
-      <w:pPr>
-        <w:pStyle w:val="a4"/>
+          <w:rFonts w:hAnsi="Times New Roman" w:eastAsia="仿宋" w:cs="仿宋"/>
+          <w:color w:val="000000" w:themeColor="text1"/>
+          <w14:textFill>
+            <w14:solidFill>
+              <w14:schemeClr w14:val="tx1"/>
+            </w14:solidFill>
+          </w14:textFill>
+        </w:rPr>
+      </w:pPr>
+    </w:p>
+    <w:p>
+      <w:pPr>
+        <w:pStyle w:val="3"/>
         <w:ind w:firstLine="420"/>
         <w:rPr>
-          <w:rFonts w:eastAsia="仿宋" w:hAnsi="Times New Roman" w:cs="仿宋"/>
-          <w:color w:val="000000" w:themeColor="text1"/>
-        </w:rPr>
-      </w:pPr>
-    </w:p>
-    <w:p>
-      <w:pPr>
-        <w:pStyle w:val="a4"/>
+          <w:rFonts w:hAnsi="Times New Roman" w:eastAsia="仿宋" w:cs="仿宋"/>
+          <w:color w:val="000000" w:themeColor="text1"/>
+          <w14:textFill>
+            <w14:solidFill>
+              <w14:schemeClr w14:val="tx1"/>
+            </w14:solidFill>
+          </w14:textFill>
+        </w:rPr>
+      </w:pPr>
+    </w:p>
+    <w:p>
+      <w:pPr>
+        <w:pStyle w:val="3"/>
         <w:spacing w:line="241" w:lineRule="auto"/>
         <w:ind w:firstLine="420"/>
         <w:rPr>
-          <w:rFonts w:eastAsia="仿宋" w:hAnsi="Times New Roman" w:cs="仿宋"/>
-          <w:color w:val="000000" w:themeColor="text1"/>
-        </w:rPr>
-      </w:pPr>
-    </w:p>
-    <w:p>
-      <w:pPr>
-        <w:pStyle w:val="a4"/>
+          <w:rFonts w:hAnsi="Times New Roman" w:eastAsia="仿宋" w:cs="仿宋"/>
+          <w:color w:val="000000" w:themeColor="text1"/>
+          <w14:textFill>
+            <w14:solidFill>
+              <w14:schemeClr w14:val="tx1"/>
+            </w14:solidFill>
+          </w14:textFill>
+        </w:rPr>
+      </w:pPr>
+    </w:p>
+    <w:p>
+      <w:pPr>
+        <w:pStyle w:val="3"/>
         <w:spacing w:line="241" w:lineRule="auto"/>
         <w:ind w:firstLine="420"/>
         <w:rPr>
-          <w:rFonts w:eastAsia="仿宋" w:hAnsi="Times New Roman" w:cs="仿宋"/>
-          <w:color w:val="000000" w:themeColor="text1"/>
+          <w:rFonts w:hAnsi="Times New Roman" w:eastAsia="仿宋" w:cs="仿宋"/>
+          <w:color w:val="000000" w:themeColor="text1"/>
+          <w14:textFill>
+            <w14:solidFill>
+              <w14:schemeClr w14:val="tx1"/>
+            </w14:solidFill>
+          </w14:textFill>
         </w:rPr>
       </w:pPr>
     </w:p>
@@ -347,39 +459,59 @@
         <w:spacing w:before="111" w:line="224" w:lineRule="auto"/>
         <w:jc w:val="center"/>
         <w:rPr>
-          <w:rFonts w:ascii="黑体" w:eastAsia="黑体" w:hAnsi="黑体" w:cs="仿宋"/>
+          <w:rFonts w:ascii="黑体" w:hAnsi="黑体" w:eastAsia="黑体" w:cs="仿宋"/>
           <w:color w:val="000000" w:themeColor="text1"/>
           <w:sz w:val="34"/>
           <w:szCs w:val="34"/>
-        </w:rPr>
-      </w:pPr>
-      <w:r>
-        <w:rPr>
-          <w:rFonts w:ascii="黑体" w:eastAsia="黑体" w:hAnsi="黑体" w:cs="仿宋" w:hint="eastAsia"/>
+          <w14:textFill>
+            <w14:solidFill>
+              <w14:schemeClr w14:val="tx1"/>
+            </w14:solidFill>
+          </w14:textFill>
+        </w:rPr>
+      </w:pPr>
+      <w:r>
+        <w:rPr>
+          <w:rFonts w:hint="eastAsia" w:ascii="黑体" w:hAnsi="黑体" w:eastAsia="黑体" w:cs="仿宋"/>
           <w:color w:val="000000" w:themeColor="text1"/>
           <w:spacing w:val="-14"/>
           <w:sz w:val="34"/>
           <w:szCs w:val="34"/>
+          <w14:textFill>
+            <w14:solidFill>
+              <w14:schemeClr w14:val="tx1"/>
+            </w14:solidFill>
+          </w14:textFill>
         </w:rPr>
         <w:t>采 购</w:t>
       </w:r>
       <w:r>
         <w:rPr>
-          <w:rFonts w:ascii="黑体" w:eastAsia="黑体" w:hAnsi="黑体" w:cs="仿宋" w:hint="eastAsia"/>
+          <w:rFonts w:hint="eastAsia" w:ascii="黑体" w:hAnsi="黑体" w:eastAsia="黑体" w:cs="仿宋"/>
           <w:color w:val="000000" w:themeColor="text1"/>
           <w:spacing w:val="-17"/>
           <w:sz w:val="34"/>
           <w:szCs w:val="34"/>
+          <w14:textFill>
+            <w14:solidFill>
+              <w14:schemeClr w14:val="tx1"/>
+            </w14:solidFill>
+          </w14:textFill>
         </w:rPr>
         <w:t xml:space="preserve"> </w:t>
       </w:r>
       <w:r>
         <w:rPr>
-          <w:rFonts w:ascii="黑体" w:eastAsia="黑体" w:hAnsi="黑体" w:cs="仿宋" w:hint="eastAsia"/>
+          <w:rFonts w:hint="eastAsia" w:ascii="黑体" w:hAnsi="黑体" w:eastAsia="黑体" w:cs="仿宋"/>
           <w:color w:val="000000" w:themeColor="text1"/>
           <w:spacing w:val="-14"/>
           <w:sz w:val="34"/>
           <w:szCs w:val="34"/>
+          <w14:textFill>
+            <w14:solidFill>
+              <w14:schemeClr w14:val="tx1"/>
+            </w14:solidFill>
+          </w14:textFill>
         </w:rPr>
         <w:t>人：{{采购人名称}}</w:t>
       </w:r>
@@ -389,43 +521,78 @@
         <w:jc w:val="center"/>
         <w:rPr>
           <w:color w:val="000000" w:themeColor="text1"/>
+          <w14:textFill>
+            <w14:solidFill>
+              <w14:schemeClr w14:val="tx1"/>
+            </w14:solidFill>
+          </w14:textFill>
         </w:rPr>
         <w:sectPr>
-          <w:footerReference w:type="even" r:id="rId9"/>
-          <w:footerReference w:type="default" r:id="rId10"/>
+          <w:footerReference r:id="rId3" w:type="default"/>
+          <w:footerReference r:id="rId4" w:type="even"/>
           <w:pgSz w:w="11906" w:h="16838"/>
           <w:pgMar w:top="1440" w:right="1800" w:bottom="1440" w:left="1800" w:header="851" w:footer="992" w:gutter="0"/>
-          <w:cols w:space="425"/>
+          <w:cols w:space="425" w:num="1"/>
           <w:titlePg/>
-          <w:docGrid w:type="lines" w:linePitch="312"/>
+          <w:docGrid w:type="lines" w:linePitch="312" w:charSpace="0"/>
         </w:sectPr>
       </w:pPr>
       <w:r>
         <w:rPr>
-          <w:rFonts w:ascii="黑体" w:eastAsia="黑体" w:hAnsi="黑体" w:cs="仿宋" w:hint="eastAsia"/>
+          <w:rFonts w:hint="eastAsia" w:ascii="黑体" w:hAnsi="黑体" w:eastAsia="黑体" w:cs="仿宋"/>
           <w:color w:val="000000" w:themeColor="text1"/>
           <w:sz w:val="30"/>
           <w:szCs w:val="30"/>
+          <w14:textFill>
+            <w14:solidFill>
+              <w14:schemeClr w14:val="tx1"/>
+            </w14:solidFill>
+          </w14:textFill>
         </w:rPr>
         <w:t>{{封面时间}}</w:t>
       </w:r>
     </w:p>
     <w:tbl>
       <w:tblPr>
-        <w:tblStyle w:val="aa"/>
+        <w:tblStyle w:val="9"/>
         <w:tblpPr w:leftFromText="180" w:rightFromText="180" w:vertAnchor="page" w:horzAnchor="margin" w:tblpXSpec="center" w:tblpY="2271"/>
         <w:tblOverlap w:val="never"/>
         <w:tblW w:w="5000" w:type="pct"/>
-        <w:tblLook w:val="04A0" w:firstRow="1" w:lastRow="0" w:firstColumn="1" w:lastColumn="0" w:noHBand="0" w:noVBand="1"/>
+        <w:tblInd w:w="0" w:type="dxa"/>
+        <w:tblBorders>
+          <w:top w:val="single" w:color="auto" w:sz="4" w:space="0"/>
+          <w:left w:val="single" w:color="auto" w:sz="4" w:space="0"/>
+          <w:bottom w:val="single" w:color="auto" w:sz="4" w:space="0"/>
+          <w:right w:val="single" w:color="auto" w:sz="4" w:space="0"/>
+          <w:insideH w:val="single" w:color="auto" w:sz="4" w:space="0"/>
+          <w:insideV w:val="single" w:color="auto" w:sz="4" w:space="0"/>
+        </w:tblBorders>
+        <w:tblLayout w:type="autofit"/>
+        <w:tblCellMar>
+          <w:top w:w="0" w:type="dxa"/>
+          <w:left w:w="108" w:type="dxa"/>
+          <w:bottom w:w="0" w:type="dxa"/>
+          <w:right w:w="108" w:type="dxa"/>
+        </w:tblCellMar>
       </w:tblPr>
       <w:tblGrid>
         <w:gridCol w:w="1662"/>
         <w:gridCol w:w="6860"/>
       </w:tblGrid>
       <w:tr>
+        <w:tblPrEx>
+          <w:tblBorders>
+            <w:top w:val="single" w:color="auto" w:sz="4" w:space="0"/>
+            <w:left w:val="single" w:color="auto" w:sz="4" w:space="0"/>
+            <w:bottom w:val="single" w:color="auto" w:sz="4" w:space="0"/>
+            <w:right w:val="single" w:color="auto" w:sz="4" w:space="0"/>
+            <w:insideH w:val="single" w:color="auto" w:sz="4" w:space="0"/>
+            <w:insideV w:val="single" w:color="auto" w:sz="4" w:space="0"/>
+          </w:tblBorders>
+        </w:tblPrEx>
         <w:trPr>
           <w:cantSplit/>
-          <w:trHeight w:val="672"/>
+          <w:trHeight w:val="672" w:hRule="atLeast"/>
         </w:trPr>
         <w:tc>
           <w:tcPr>
@@ -436,20 +603,29 @@
             <w:pPr>
               <w:jc w:val="center"/>
               <w:rPr>
-                <w:rFonts w:asciiTheme="minorEastAsia" w:hAnsiTheme="minorEastAsia" w:cs="仿宋"/>
+                <w:rFonts w:cs="仿宋" w:asciiTheme="minorEastAsia" w:hAnsiTheme="minorEastAsia"/>
                 <w:color w:val="000000" w:themeColor="text1"/>
                 <w:sz w:val="24"/>
+                <w14:textFill>
+                  <w14:solidFill>
+                    <w14:schemeClr w14:val="tx1"/>
+                  </w14:solidFill>
+                </w14:textFill>
               </w:rPr>
             </w:pPr>
             <w:r>
               <w:rPr>
-                <w:rFonts w:asciiTheme="minorEastAsia" w:hAnsiTheme="minorEastAsia" w:cs="仿宋" w:hint="eastAsia"/>
+                <w:rFonts w:hint="eastAsia" w:cs="仿宋" w:asciiTheme="minorEastAsia" w:hAnsiTheme="minorEastAsia"/>
                 <w:b/>
                 <w:bCs/>
                 <w:color w:val="000000" w:themeColor="text1"/>
                 <w:sz w:val="24"/>
+                <w14:textFill>
+                  <w14:solidFill>
+                    <w14:schemeClr w14:val="tx1"/>
+                  </w14:solidFill>
+                </w14:textFill>
               </w:rPr>
-              <w:lastRenderedPageBreak/>
               <w:t>采购人</w:t>
             </w:r>
           </w:p>
@@ -463,16 +639,26 @@
             <w:pPr>
               <w:jc w:val="center"/>
               <w:rPr>
-                <w:rFonts w:asciiTheme="minorEastAsia" w:hAnsiTheme="minorEastAsia" w:cs="仿宋"/>
+                <w:rFonts w:cs="仿宋" w:asciiTheme="minorEastAsia" w:hAnsiTheme="minorEastAsia"/>
                 <w:color w:val="000000" w:themeColor="text1"/>
                 <w:sz w:val="24"/>
+                <w14:textFill>
+                  <w14:solidFill>
+                    <w14:schemeClr w14:val="tx1"/>
+                  </w14:solidFill>
+                </w14:textFill>
               </w:rPr>
             </w:pPr>
             <w:r>
               <w:rPr>
-                <w:rFonts w:asciiTheme="minorEastAsia" w:hAnsiTheme="minorEastAsia" w:cs="仿宋" w:hint="eastAsia"/>
+                <w:rFonts w:hint="eastAsia" w:cs="仿宋" w:asciiTheme="minorEastAsia" w:hAnsiTheme="minorEastAsia"/>
                 <w:color w:val="000000" w:themeColor="text1"/>
                 <w:sz w:val="24"/>
+                <w14:textFill>
+                  <w14:solidFill>
+                    <w14:schemeClr w14:val="tx1"/>
+                  </w14:solidFill>
+                </w14:textFill>
               </w:rPr>
               <w:t>{{采购人名称}}</w:t>
             </w:r>
@@ -480,9 +666,25 @@
         </w:tc>
       </w:tr>
       <w:tr>
+        <w:tblPrEx>
+          <w:tblBorders>
+            <w:top w:val="single" w:color="auto" w:sz="4" w:space="0"/>
+            <w:left w:val="single" w:color="auto" w:sz="4" w:space="0"/>
+            <w:bottom w:val="single" w:color="auto" w:sz="4" w:space="0"/>
+            <w:right w:val="single" w:color="auto" w:sz="4" w:space="0"/>
+            <w:insideH w:val="single" w:color="auto" w:sz="4" w:space="0"/>
+            <w:insideV w:val="single" w:color="auto" w:sz="4" w:space="0"/>
+          </w:tblBorders>
+          <w:tblCellMar>
+            <w:top w:w="0" w:type="dxa"/>
+            <w:left w:w="108" w:type="dxa"/>
+            <w:bottom w:w="0" w:type="dxa"/>
+            <w:right w:w="108" w:type="dxa"/>
+          </w:tblCellMar>
+        </w:tblPrEx>
         <w:trPr>
           <w:cantSplit/>
-          <w:trHeight w:val="724"/>
+          <w:trHeight w:val="724" w:hRule="atLeast"/>
         </w:trPr>
         <w:tc>
           <w:tcPr>
@@ -493,20 +695,30 @@
             <w:pPr>
               <w:jc w:val="center"/>
               <w:rPr>
-                <w:rFonts w:asciiTheme="minorEastAsia" w:hAnsiTheme="minorEastAsia" w:cs="仿宋"/>
+                <w:rFonts w:cs="仿宋" w:asciiTheme="minorEastAsia" w:hAnsiTheme="minorEastAsia"/>
                 <w:b/>
                 <w:bCs/>
                 <w:color w:val="000000" w:themeColor="text1"/>
                 <w:sz w:val="24"/>
+                <w14:textFill>
+                  <w14:solidFill>
+                    <w14:schemeClr w14:val="tx1"/>
+                  </w14:solidFill>
+                </w14:textFill>
               </w:rPr>
             </w:pPr>
             <w:r>
               <w:rPr>
-                <w:rFonts w:asciiTheme="minorEastAsia" w:hAnsiTheme="minorEastAsia" w:cs="仿宋" w:hint="eastAsia"/>
+                <w:rFonts w:hint="eastAsia" w:cs="仿宋" w:asciiTheme="minorEastAsia" w:hAnsiTheme="minorEastAsia"/>
                 <w:b/>
                 <w:bCs/>
                 <w:color w:val="000000" w:themeColor="text1"/>
                 <w:sz w:val="24"/>
+                <w14:textFill>
+                  <w14:solidFill>
+                    <w14:schemeClr w14:val="tx1"/>
+                  </w14:solidFill>
+                </w14:textFill>
               </w:rPr>
               <w:t>项目名称</w:t>
             </w:r>
@@ -521,16 +733,26 @@
             <w:pPr>
               <w:jc w:val="center"/>
               <w:rPr>
-                <w:rFonts w:asciiTheme="minorEastAsia" w:hAnsiTheme="minorEastAsia" w:cs="仿宋"/>
+                <w:rFonts w:cs="仿宋" w:asciiTheme="minorEastAsia" w:hAnsiTheme="minorEastAsia"/>
                 <w:color w:val="000000" w:themeColor="text1"/>
                 <w:sz w:val="24"/>
+                <w14:textFill>
+                  <w14:solidFill>
+                    <w14:schemeClr w14:val="tx1"/>
+                  </w14:solidFill>
+                </w14:textFill>
               </w:rPr>
             </w:pPr>
             <w:r>
               <w:rPr>
-                <w:rFonts w:asciiTheme="minorEastAsia" w:hAnsiTheme="minorEastAsia" w:cs="仿宋" w:hint="eastAsia"/>
+                <w:rFonts w:hint="eastAsia" w:cs="仿宋" w:asciiTheme="minorEastAsia" w:hAnsiTheme="minorEastAsia"/>
                 <w:color w:val="000000" w:themeColor="text1"/>
                 <w:sz w:val="24"/>
+                <w14:textFill>
+                  <w14:solidFill>
+                    <w14:schemeClr w14:val="tx1"/>
+                  </w14:solidFill>
+                </w14:textFill>
               </w:rPr>
               <w:t>{{项目名称}}</w:t>
             </w:r>
@@ -538,9 +760,25 @@
         </w:tc>
       </w:tr>
       <w:tr>
+        <w:tblPrEx>
+          <w:tblBorders>
+            <w:top w:val="single" w:color="auto" w:sz="4" w:space="0"/>
+            <w:left w:val="single" w:color="auto" w:sz="4" w:space="0"/>
+            <w:bottom w:val="single" w:color="auto" w:sz="4" w:space="0"/>
+            <w:right w:val="single" w:color="auto" w:sz="4" w:space="0"/>
+            <w:insideH w:val="single" w:color="auto" w:sz="4" w:space="0"/>
+            <w:insideV w:val="single" w:color="auto" w:sz="4" w:space="0"/>
+          </w:tblBorders>
+          <w:tblCellMar>
+            <w:top w:w="0" w:type="dxa"/>
+            <w:left w:w="108" w:type="dxa"/>
+            <w:bottom w:w="0" w:type="dxa"/>
+            <w:right w:w="108" w:type="dxa"/>
+          </w:tblCellMar>
+        </w:tblPrEx>
         <w:trPr>
           <w:cantSplit/>
-          <w:trHeight w:val="680"/>
+          <w:trHeight w:val="680" w:hRule="atLeast"/>
         </w:trPr>
         <w:tc>
           <w:tcPr>
@@ -551,20 +789,30 @@
             <w:pPr>
               <w:jc w:val="center"/>
               <w:rPr>
-                <w:rFonts w:asciiTheme="minorEastAsia" w:hAnsiTheme="minorEastAsia" w:cs="仿宋"/>
+                <w:rFonts w:cs="仿宋" w:asciiTheme="minorEastAsia" w:hAnsiTheme="minorEastAsia"/>
                 <w:b/>
                 <w:bCs/>
                 <w:color w:val="000000" w:themeColor="text1"/>
                 <w:sz w:val="24"/>
+                <w14:textFill>
+                  <w14:solidFill>
+                    <w14:schemeClr w14:val="tx1"/>
+                  </w14:solidFill>
+                </w14:textFill>
               </w:rPr>
             </w:pPr>
             <w:r>
               <w:rPr>
-                <w:rFonts w:asciiTheme="minorEastAsia" w:hAnsiTheme="minorEastAsia" w:cs="仿宋" w:hint="eastAsia"/>
+                <w:rFonts w:hint="eastAsia" w:cs="仿宋" w:asciiTheme="minorEastAsia" w:hAnsiTheme="minorEastAsia"/>
                 <w:b/>
                 <w:bCs/>
                 <w:color w:val="000000" w:themeColor="text1"/>
                 <w:sz w:val="24"/>
+                <w14:textFill>
+                  <w14:solidFill>
+                    <w14:schemeClr w14:val="tx1"/>
+                  </w14:solidFill>
+                </w14:textFill>
               </w:rPr>
               <w:t>项目介绍</w:t>
             </w:r>
@@ -579,16 +827,26 @@
             <w:pPr>
               <w:ind w:firstLine="480"/>
               <w:rPr>
-                <w:rFonts w:asciiTheme="minorEastAsia" w:hAnsiTheme="minorEastAsia" w:cs="仿宋"/>
+                <w:rFonts w:cs="仿宋" w:asciiTheme="minorEastAsia" w:hAnsiTheme="minorEastAsia"/>
                 <w:color w:val="000000" w:themeColor="text1"/>
                 <w:sz w:val="24"/>
+                <w14:textFill>
+                  <w14:solidFill>
+                    <w14:schemeClr w14:val="tx1"/>
+                  </w14:solidFill>
+                </w14:textFill>
               </w:rPr>
             </w:pPr>
             <w:r>
               <w:rPr>
-                <w:rFonts w:asciiTheme="minorEastAsia" w:hAnsiTheme="minorEastAsia" w:cs="仿宋" w:hint="eastAsia"/>
+                <w:rFonts w:hint="eastAsia" w:cs="仿宋" w:asciiTheme="minorEastAsia" w:hAnsiTheme="minorEastAsia"/>
                 <w:color w:val="000000" w:themeColor="text1"/>
                 <w:sz w:val="24"/>
+                <w14:textFill>
+                  <w14:solidFill>
+                    <w14:schemeClr w14:val="tx1"/>
+                  </w14:solidFill>
+                </w14:textFill>
               </w:rPr>
               <w:t>{{项目介绍}}</w:t>
             </w:r>
@@ -596,9 +854,25 @@
         </w:tc>
       </w:tr>
       <w:tr>
+        <w:tblPrEx>
+          <w:tblBorders>
+            <w:top w:val="single" w:color="auto" w:sz="4" w:space="0"/>
+            <w:left w:val="single" w:color="auto" w:sz="4" w:space="0"/>
+            <w:bottom w:val="single" w:color="auto" w:sz="4" w:space="0"/>
+            <w:right w:val="single" w:color="auto" w:sz="4" w:space="0"/>
+            <w:insideH w:val="single" w:color="auto" w:sz="4" w:space="0"/>
+            <w:insideV w:val="single" w:color="auto" w:sz="4" w:space="0"/>
+          </w:tblBorders>
+          <w:tblCellMar>
+            <w:top w:w="0" w:type="dxa"/>
+            <w:left w:w="108" w:type="dxa"/>
+            <w:bottom w:w="0" w:type="dxa"/>
+            <w:right w:w="108" w:type="dxa"/>
+          </w:tblCellMar>
+        </w:tblPrEx>
         <w:trPr>
           <w:cantSplit/>
-          <w:trHeight w:val="693"/>
+          <w:trHeight w:val="693" w:hRule="atLeast"/>
         </w:trPr>
         <w:tc>
           <w:tcPr>
@@ -609,20 +883,30 @@
             <w:pPr>
               <w:jc w:val="center"/>
               <w:rPr>
-                <w:rFonts w:asciiTheme="minorEastAsia" w:hAnsiTheme="minorEastAsia" w:cs="仿宋"/>
+                <w:rFonts w:cs="仿宋" w:asciiTheme="minorEastAsia" w:hAnsiTheme="minorEastAsia"/>
                 <w:b/>
                 <w:bCs/>
                 <w:color w:val="000000" w:themeColor="text1"/>
                 <w:sz w:val="24"/>
+                <w14:textFill>
+                  <w14:solidFill>
+                    <w14:schemeClr w14:val="tx1"/>
+                  </w14:solidFill>
+                </w14:textFill>
               </w:rPr>
             </w:pPr>
             <w:r>
               <w:rPr>
-                <w:rFonts w:asciiTheme="minorEastAsia" w:hAnsiTheme="minorEastAsia" w:cs="仿宋" w:hint="eastAsia"/>
+                <w:rFonts w:hint="eastAsia" w:cs="仿宋" w:asciiTheme="minorEastAsia" w:hAnsiTheme="minorEastAsia"/>
                 <w:b/>
                 <w:bCs/>
                 <w:color w:val="000000" w:themeColor="text1"/>
                 <w:sz w:val="24"/>
+                <w14:textFill>
+                  <w14:solidFill>
+                    <w14:schemeClr w14:val="tx1"/>
+                  </w14:solidFill>
+                </w14:textFill>
               </w:rPr>
               <w:t>采购内容</w:t>
             </w:r>
@@ -637,16 +921,26 @@
             <w:pPr>
               <w:ind w:firstLine="480"/>
               <w:rPr>
-                <w:rFonts w:asciiTheme="minorEastAsia" w:hAnsiTheme="minorEastAsia" w:cs="仿宋"/>
+                <w:rFonts w:cs="仿宋" w:asciiTheme="minorEastAsia" w:hAnsiTheme="minorEastAsia"/>
                 <w:color w:val="000000" w:themeColor="text1"/>
                 <w:sz w:val="24"/>
+                <w14:textFill>
+                  <w14:solidFill>
+                    <w14:schemeClr w14:val="tx1"/>
+                  </w14:solidFill>
+                </w14:textFill>
               </w:rPr>
             </w:pPr>
             <w:r>
               <w:rPr>
-                <w:rFonts w:asciiTheme="minorEastAsia" w:hAnsiTheme="minorEastAsia" w:cs="仿宋" w:hint="eastAsia"/>
+                <w:rFonts w:hint="eastAsia" w:cs="仿宋" w:asciiTheme="minorEastAsia" w:hAnsiTheme="minorEastAsia"/>
                 <w:color w:val="000000" w:themeColor="text1"/>
                 <w:sz w:val="24"/>
+                <w14:textFill>
+                  <w14:solidFill>
+                    <w14:schemeClr w14:val="tx1"/>
+                  </w14:solidFill>
+                </w14:textFill>
               </w:rPr>
               <w:t>{{采购内容}}</w:t>
             </w:r>
@@ -654,9 +948,25 @@
         </w:tc>
       </w:tr>
       <w:tr>
+        <w:tblPrEx>
+          <w:tblBorders>
+            <w:top w:val="single" w:color="auto" w:sz="4" w:space="0"/>
+            <w:left w:val="single" w:color="auto" w:sz="4" w:space="0"/>
+            <w:bottom w:val="single" w:color="auto" w:sz="4" w:space="0"/>
+            <w:right w:val="single" w:color="auto" w:sz="4" w:space="0"/>
+            <w:insideH w:val="single" w:color="auto" w:sz="4" w:space="0"/>
+            <w:insideV w:val="single" w:color="auto" w:sz="4" w:space="0"/>
+          </w:tblBorders>
+          <w:tblCellMar>
+            <w:top w:w="0" w:type="dxa"/>
+            <w:left w:w="108" w:type="dxa"/>
+            <w:bottom w:w="0" w:type="dxa"/>
+            <w:right w:w="108" w:type="dxa"/>
+          </w:tblCellMar>
+        </w:tblPrEx>
         <w:trPr>
           <w:cantSplit/>
-          <w:trHeight w:val="687"/>
+          <w:trHeight w:val="687" w:hRule="atLeast"/>
         </w:trPr>
         <w:tc>
           <w:tcPr>
@@ -667,20 +977,30 @@
             <w:pPr>
               <w:jc w:val="center"/>
               <w:rPr>
-                <w:rFonts w:asciiTheme="minorEastAsia" w:hAnsiTheme="minorEastAsia" w:cs="仿宋"/>
+                <w:rFonts w:cs="仿宋" w:asciiTheme="minorEastAsia" w:hAnsiTheme="minorEastAsia"/>
                 <w:b/>
                 <w:bCs/>
                 <w:color w:val="000000" w:themeColor="text1"/>
                 <w:sz w:val="24"/>
+                <w14:textFill>
+                  <w14:solidFill>
+                    <w14:schemeClr w14:val="tx1"/>
+                  </w14:solidFill>
+                </w14:textFill>
               </w:rPr>
             </w:pPr>
             <w:r>
               <w:rPr>
-                <w:rFonts w:asciiTheme="minorEastAsia" w:hAnsiTheme="minorEastAsia" w:cs="仿宋" w:hint="eastAsia"/>
+                <w:rFonts w:hint="eastAsia" w:cs="仿宋" w:asciiTheme="minorEastAsia" w:hAnsiTheme="minorEastAsia"/>
                 <w:b/>
                 <w:bCs/>
                 <w:color w:val="000000" w:themeColor="text1"/>
                 <w:sz w:val="24"/>
+                <w14:textFill>
+                  <w14:solidFill>
+                    <w14:schemeClr w14:val="tx1"/>
+                  </w14:solidFill>
+                </w14:textFill>
               </w:rPr>
               <w:t>报价要求</w:t>
             </w:r>
@@ -695,16 +1015,26 @@
             <w:pPr>
               <w:jc w:val="center"/>
               <w:rPr>
-                <w:rFonts w:asciiTheme="minorEastAsia" w:hAnsiTheme="minorEastAsia" w:cs="仿宋"/>
+                <w:rFonts w:cs="仿宋" w:asciiTheme="minorEastAsia" w:hAnsiTheme="minorEastAsia"/>
                 <w:color w:val="000000" w:themeColor="text1"/>
                 <w:sz w:val="24"/>
+                <w14:textFill>
+                  <w14:solidFill>
+                    <w14:schemeClr w14:val="tx1"/>
+                  </w14:solidFill>
+                </w14:textFill>
               </w:rPr>
             </w:pPr>
             <w:r>
               <w:rPr>
-                <w:rFonts w:asciiTheme="minorEastAsia" w:hAnsiTheme="minorEastAsia" w:cs="仿宋" w:hint="eastAsia"/>
+                <w:rFonts w:hint="eastAsia" w:cs="仿宋" w:asciiTheme="minorEastAsia" w:hAnsiTheme="minorEastAsia"/>
                 <w:color w:val="000000" w:themeColor="text1"/>
                 <w:sz w:val="24"/>
+                <w14:textFill>
+                  <w14:solidFill>
+                    <w14:schemeClr w14:val="tx1"/>
+                  </w14:solidFill>
+                </w14:textFill>
               </w:rPr>
               <w:t>报价函格式按照附件一要求</w:t>
             </w:r>
@@ -712,9 +1042,25 @@
         </w:tc>
       </w:tr>
       <w:tr>
+        <w:tblPrEx>
+          <w:tblBorders>
+            <w:top w:val="single" w:color="auto" w:sz="4" w:space="0"/>
+            <w:left w:val="single" w:color="auto" w:sz="4" w:space="0"/>
+            <w:bottom w:val="single" w:color="auto" w:sz="4" w:space="0"/>
+            <w:right w:val="single" w:color="auto" w:sz="4" w:space="0"/>
+            <w:insideH w:val="single" w:color="auto" w:sz="4" w:space="0"/>
+            <w:insideV w:val="single" w:color="auto" w:sz="4" w:space="0"/>
+          </w:tblBorders>
+          <w:tblCellMar>
+            <w:top w:w="0" w:type="dxa"/>
+            <w:left w:w="108" w:type="dxa"/>
+            <w:bottom w:w="0" w:type="dxa"/>
+            <w:right w:w="108" w:type="dxa"/>
+          </w:tblCellMar>
+        </w:tblPrEx>
         <w:trPr>
           <w:cantSplit/>
-          <w:trHeight w:val="741"/>
+          <w:trHeight w:val="741" w:hRule="atLeast"/>
         </w:trPr>
         <w:tc>
           <w:tcPr>
@@ -725,20 +1071,30 @@
             <w:pPr>
               <w:jc w:val="center"/>
               <w:rPr>
-                <w:rFonts w:asciiTheme="minorEastAsia" w:hAnsiTheme="minorEastAsia" w:cs="仿宋"/>
+                <w:rFonts w:cs="仿宋" w:asciiTheme="minorEastAsia" w:hAnsiTheme="minorEastAsia"/>
                 <w:b/>
                 <w:bCs/>
                 <w:color w:val="000000" w:themeColor="text1"/>
                 <w:sz w:val="24"/>
+                <w14:textFill>
+                  <w14:solidFill>
+                    <w14:schemeClr w14:val="tx1"/>
+                  </w14:solidFill>
+                </w14:textFill>
               </w:rPr>
             </w:pPr>
             <w:r>
               <w:rPr>
-                <w:rFonts w:asciiTheme="minorEastAsia" w:hAnsiTheme="minorEastAsia" w:cs="仿宋" w:hint="eastAsia"/>
+                <w:rFonts w:hint="eastAsia" w:cs="仿宋" w:asciiTheme="minorEastAsia" w:hAnsiTheme="minorEastAsia"/>
                 <w:b/>
                 <w:bCs/>
                 <w:color w:val="000000" w:themeColor="text1"/>
                 <w:sz w:val="24"/>
+                <w14:textFill>
+                  <w14:solidFill>
+                    <w14:schemeClr w14:val="tx1"/>
+                  </w14:solidFill>
+                </w14:textFill>
               </w:rPr>
               <w:t>需提供资料</w:t>
             </w:r>
@@ -752,16 +1108,26 @@
           <w:p>
             <w:pPr>
               <w:rPr>
-                <w:rFonts w:asciiTheme="minorEastAsia" w:hAnsiTheme="minorEastAsia" w:cs="仿宋"/>
+                <w:rFonts w:cs="仿宋" w:asciiTheme="minorEastAsia" w:hAnsiTheme="minorEastAsia"/>
                 <w:color w:val="000000" w:themeColor="text1"/>
                 <w:sz w:val="24"/>
+                <w14:textFill>
+                  <w14:solidFill>
+                    <w14:schemeClr w14:val="tx1"/>
+                  </w14:solidFill>
+                </w14:textFill>
               </w:rPr>
             </w:pPr>
             <w:r>
               <w:rPr>
-                <w:rFonts w:asciiTheme="minorEastAsia" w:hAnsiTheme="minorEastAsia" w:cs="仿宋" w:hint="eastAsia"/>
+                <w:rFonts w:hint="eastAsia" w:cs="仿宋" w:asciiTheme="minorEastAsia" w:hAnsiTheme="minorEastAsia"/>
                 <w:color w:val="000000" w:themeColor="text1"/>
                 <w:sz w:val="24"/>
+                <w14:textFill>
+                  <w14:solidFill>
+                    <w14:schemeClr w14:val="tx1"/>
+                  </w14:solidFill>
+                </w14:textFill>
               </w:rPr>
               <w:t>{{需提供的资料}}</w:t>
             </w:r>
@@ -769,9 +1135,25 @@
         </w:tc>
       </w:tr>
       <w:tr>
+        <w:tblPrEx>
+          <w:tblBorders>
+            <w:top w:val="single" w:color="auto" w:sz="4" w:space="0"/>
+            <w:left w:val="single" w:color="auto" w:sz="4" w:space="0"/>
+            <w:bottom w:val="single" w:color="auto" w:sz="4" w:space="0"/>
+            <w:right w:val="single" w:color="auto" w:sz="4" w:space="0"/>
+            <w:insideH w:val="single" w:color="auto" w:sz="4" w:space="0"/>
+            <w:insideV w:val="single" w:color="auto" w:sz="4" w:space="0"/>
+          </w:tblBorders>
+          <w:tblCellMar>
+            <w:top w:w="0" w:type="dxa"/>
+            <w:left w:w="108" w:type="dxa"/>
+            <w:bottom w:w="0" w:type="dxa"/>
+            <w:right w:w="108" w:type="dxa"/>
+          </w:tblCellMar>
+        </w:tblPrEx>
         <w:trPr>
           <w:cantSplit/>
-          <w:trHeight w:val="741"/>
+          <w:trHeight w:val="741" w:hRule="atLeast"/>
         </w:trPr>
         <w:tc>
           <w:tcPr>
@@ -782,20 +1164,30 @@
             <w:pPr>
               <w:jc w:val="center"/>
               <w:rPr>
-                <w:rFonts w:asciiTheme="minorEastAsia" w:hAnsiTheme="minorEastAsia" w:cs="仿宋"/>
+                <w:rFonts w:cs="仿宋" w:asciiTheme="minorEastAsia" w:hAnsiTheme="minorEastAsia"/>
                 <w:b/>
                 <w:bCs/>
                 <w:color w:val="000000" w:themeColor="text1"/>
                 <w:sz w:val="24"/>
+                <w14:textFill>
+                  <w14:solidFill>
+                    <w14:schemeClr w14:val="tx1"/>
+                  </w14:solidFill>
+                </w14:textFill>
               </w:rPr>
             </w:pPr>
             <w:r>
               <w:rPr>
-                <w:rFonts w:asciiTheme="minorEastAsia" w:hAnsiTheme="minorEastAsia" w:cs="仿宋" w:hint="eastAsia"/>
+                <w:rFonts w:hint="eastAsia" w:cs="仿宋" w:asciiTheme="minorEastAsia" w:hAnsiTheme="minorEastAsia"/>
                 <w:b/>
                 <w:bCs/>
                 <w:color w:val="000000" w:themeColor="text1"/>
                 <w:sz w:val="24"/>
+                <w14:textFill>
+                  <w14:solidFill>
+                    <w14:schemeClr w14:val="tx1"/>
+                  </w14:solidFill>
+                </w14:textFill>
               </w:rPr>
               <w:t>评审方法</w:t>
             </w:r>
@@ -809,42 +1201,52 @@
           <w:p>
             <w:pPr>
               <w:rPr>
-                <w:rFonts w:asciiTheme="minorEastAsia" w:hAnsiTheme="minorEastAsia" w:cs="仿宋"/>
+                <w:rFonts w:cs="仿宋" w:asciiTheme="minorEastAsia" w:hAnsiTheme="minorEastAsia"/>
                 <w:color w:val="000000" w:themeColor="text1"/>
                 <w:sz w:val="24"/>
+                <w14:textFill>
+                  <w14:solidFill>
+                    <w14:schemeClr w14:val="tx1"/>
+                  </w14:solidFill>
+                </w14:textFill>
               </w:rPr>
             </w:pPr>
             <w:r>
               <w:rPr>
-                <w:rFonts w:asciiTheme="minorEastAsia" w:hAnsiTheme="minorEastAsia" w:cs="仿宋" w:hint="eastAsia"/>
+                <w:rFonts w:hint="eastAsia" w:cs="仿宋" w:asciiTheme="minorEastAsia" w:hAnsiTheme="minorEastAsia"/>
                 <w:color w:val="000000" w:themeColor="text1"/>
                 <w:sz w:val="24"/>
+                <w14:textFill>
+                  <w14:solidFill>
+                    <w14:schemeClr w14:val="tx1"/>
+                  </w14:solidFill>
+                </w14:textFill>
               </w:rPr>
-              <w:t>采用最低价中标法，如遇相同报价，</w:t>
-            </w:r>
-            <w:r>
-              <w:rPr>
-                <w:rFonts w:asciiTheme="minorEastAsia" w:hAnsiTheme="minorEastAsia" w:cs="仿宋" w:hint="eastAsia"/>
-                <w:color w:val="000000" w:themeColor="text1"/>
-                <w:sz w:val="24"/>
-              </w:rPr>
-              <w:t>则采用{{评标方法}}</w:t>
-            </w:r>
-            <w:r>
-              <w:rPr>
-                <w:rFonts w:asciiTheme="minorEastAsia" w:hAnsiTheme="minorEastAsia" w:cs="仿宋" w:hint="eastAsia"/>
-                <w:color w:val="000000" w:themeColor="text1"/>
-                <w:sz w:val="24"/>
-              </w:rPr>
-              <w:t>。</w:t>
+              <w:t>采用最低价中标法，如遇相同报价，则采用{{评标方法}}。</w:t>
             </w:r>
           </w:p>
         </w:tc>
       </w:tr>
       <w:tr>
+        <w:tblPrEx>
+          <w:tblBorders>
+            <w:top w:val="single" w:color="auto" w:sz="4" w:space="0"/>
+            <w:left w:val="single" w:color="auto" w:sz="4" w:space="0"/>
+            <w:bottom w:val="single" w:color="auto" w:sz="4" w:space="0"/>
+            <w:right w:val="single" w:color="auto" w:sz="4" w:space="0"/>
+            <w:insideH w:val="single" w:color="auto" w:sz="4" w:space="0"/>
+            <w:insideV w:val="single" w:color="auto" w:sz="4" w:space="0"/>
+          </w:tblBorders>
+          <w:tblCellMar>
+            <w:top w:w="0" w:type="dxa"/>
+            <w:left w:w="108" w:type="dxa"/>
+            <w:bottom w:w="0" w:type="dxa"/>
+            <w:right w:w="108" w:type="dxa"/>
+          </w:tblCellMar>
+        </w:tblPrEx>
         <w:trPr>
           <w:cantSplit/>
-          <w:trHeight w:val="741"/>
+          <w:trHeight w:val="741" w:hRule="atLeast"/>
         </w:trPr>
         <w:tc>
           <w:tcPr>
@@ -855,20 +1257,30 @@
             <w:pPr>
               <w:jc w:val="center"/>
               <w:rPr>
-                <w:rFonts w:asciiTheme="minorEastAsia" w:hAnsiTheme="minorEastAsia" w:cs="仿宋"/>
+                <w:rFonts w:cs="仿宋" w:asciiTheme="minorEastAsia" w:hAnsiTheme="minorEastAsia"/>
                 <w:b/>
                 <w:bCs/>
                 <w:color w:val="000000" w:themeColor="text1"/>
                 <w:sz w:val="24"/>
+                <w14:textFill>
+                  <w14:solidFill>
+                    <w14:schemeClr w14:val="tx1"/>
+                  </w14:solidFill>
+                </w14:textFill>
               </w:rPr>
             </w:pPr>
             <w:r>
               <w:rPr>
-                <w:rFonts w:asciiTheme="minorEastAsia" w:hAnsiTheme="minorEastAsia" w:cs="仿宋" w:hint="eastAsia"/>
+                <w:rFonts w:hint="eastAsia" w:cs="仿宋" w:asciiTheme="minorEastAsia" w:hAnsiTheme="minorEastAsia"/>
                 <w:b/>
                 <w:bCs/>
                 <w:color w:val="000000" w:themeColor="text1"/>
                 <w:sz w:val="24"/>
+                <w14:textFill>
+                  <w14:solidFill>
+                    <w14:schemeClr w14:val="tx1"/>
+                  </w14:solidFill>
+                </w14:textFill>
               </w:rPr>
               <w:t>限价要求</w:t>
             </w:r>
@@ -881,47 +1293,67 @@
           </w:tcPr>
           <w:p>
             <w:pPr>
-              <w:pStyle w:val="TableText"/>
+              <w:pStyle w:val="15"/>
               <w:snapToGrid w:val="0"/>
               <w:spacing w:before="47"/>
               <w:rPr>
-                <w:rFonts w:asciiTheme="minorEastAsia" w:eastAsiaTheme="minorEastAsia" w:hAnsiTheme="minorEastAsia" w:cs="仿宋"/>
+                <w:rFonts w:cs="仿宋" w:asciiTheme="minorEastAsia" w:hAnsiTheme="minorEastAsia" w:eastAsiaTheme="minorEastAsia"/>
                 <w:color w:val="000000" w:themeColor="text1"/>
                 <w:sz w:val="24"/>
                 <w:szCs w:val="24"/>
                 <w:lang w:eastAsia="zh-CN"/>
+                <w14:textFill>
+                  <w14:solidFill>
+                    <w14:schemeClr w14:val="tx1"/>
+                  </w14:solidFill>
+                </w14:textFill>
               </w:rPr>
             </w:pPr>
             <w:r>
               <w:rPr>
-                <w:rFonts w:asciiTheme="minorEastAsia" w:eastAsiaTheme="minorEastAsia" w:hAnsiTheme="minorEastAsia" w:cs="仿宋" w:hint="eastAsia"/>
+                <w:rFonts w:hint="eastAsia" w:cs="仿宋" w:asciiTheme="minorEastAsia" w:hAnsiTheme="minorEastAsia" w:eastAsiaTheme="minorEastAsia"/>
                 <w:color w:val="000000" w:themeColor="text1"/>
                 <w:spacing w:val="-4"/>
                 <w:sz w:val="24"/>
                 <w:szCs w:val="24"/>
                 <w:lang w:eastAsia="zh-CN"/>
+                <w14:textFill>
+                  <w14:solidFill>
+                    <w14:schemeClr w14:val="tx1"/>
+                  </w14:solidFill>
+                </w14:textFill>
               </w:rPr>
               <w:t>最高限价：</w:t>
             </w:r>
             <w:r>
               <w:rPr>
-                <w:rFonts w:asciiTheme="minorEastAsia" w:eastAsiaTheme="minorEastAsia" w:hAnsiTheme="minorEastAsia" w:cs="仿宋" w:hint="eastAsia"/>
+                <w:rFonts w:hint="eastAsia" w:cs="仿宋" w:asciiTheme="minorEastAsia" w:hAnsiTheme="minorEastAsia" w:eastAsiaTheme="minorEastAsia"/>
                 <w:b/>
                 <w:color w:val="000000" w:themeColor="text1"/>
                 <w:sz w:val="24"/>
                 <w:szCs w:val="24"/>
                 <w:lang w:eastAsia="zh-CN"/>
+                <w14:textFill>
+                  <w14:solidFill>
+                    <w14:schemeClr w14:val="tx1"/>
+                  </w14:solidFill>
+                </w14:textFill>
               </w:rPr>
               <w:t>{{最高限价}}</w:t>
             </w:r>
             <w:r>
               <w:rPr>
-                <w:rFonts w:asciiTheme="minorEastAsia" w:eastAsiaTheme="minorEastAsia" w:hAnsiTheme="minorEastAsia" w:cs="仿宋" w:hint="eastAsia"/>
+                <w:rFonts w:hint="eastAsia" w:cs="仿宋" w:asciiTheme="minorEastAsia" w:hAnsiTheme="minorEastAsia" w:eastAsiaTheme="minorEastAsia"/>
                 <w:color w:val="000000" w:themeColor="text1"/>
                 <w:spacing w:val="-4"/>
                 <w:sz w:val="24"/>
                 <w:szCs w:val="24"/>
                 <w:lang w:eastAsia="zh-CN"/>
+                <w14:textFill>
+                  <w14:solidFill>
+                    <w14:schemeClr w14:val="tx1"/>
+                  </w14:solidFill>
+                </w14:textFill>
               </w:rPr>
               <w:t>元（含税）。</w:t>
             </w:r>
@@ -929,17 +1361,27 @@
           <w:p>
             <w:pPr>
               <w:rPr>
-                <w:rFonts w:asciiTheme="minorEastAsia" w:hAnsiTheme="minorEastAsia" w:cs="仿宋"/>
+                <w:rFonts w:cs="仿宋" w:asciiTheme="minorEastAsia" w:hAnsiTheme="minorEastAsia"/>
                 <w:color w:val="000000" w:themeColor="text1"/>
                 <w:sz w:val="24"/>
+                <w14:textFill>
+                  <w14:solidFill>
+                    <w14:schemeClr w14:val="tx1"/>
+                  </w14:solidFill>
+                </w14:textFill>
               </w:rPr>
             </w:pPr>
             <w:r>
               <w:rPr>
-                <w:rFonts w:asciiTheme="minorEastAsia" w:hAnsiTheme="minorEastAsia" w:cs="仿宋" w:hint="eastAsia"/>
+                <w:rFonts w:hint="eastAsia" w:cs="仿宋" w:asciiTheme="minorEastAsia" w:hAnsiTheme="minorEastAsia"/>
                 <w:color w:val="000000" w:themeColor="text1"/>
                 <w:spacing w:val="-2"/>
                 <w:sz w:val="24"/>
+                <w14:textFill>
+                  <w14:solidFill>
+                    <w14:schemeClr w14:val="tx1"/>
+                  </w14:solidFill>
+                </w14:textFill>
               </w:rPr>
               <w:t>超过最高限价的报价为无效报价</w:t>
             </w:r>
@@ -949,407 +1391,504 @@
     </w:tbl>
     <w:p>
       <w:pPr>
-        <w:ind w:firstLineChars="1000" w:firstLine="3670"/>
-        <w:rPr>
-          <w:rFonts w:asciiTheme="minorEastAsia" w:hAnsiTheme="minorEastAsia" w:cs="仿宋"/>
+        <w:ind w:firstLine="3614" w:firstLineChars="1000"/>
+        <w:rPr>
+          <w:rFonts w:cs="仿宋" w:asciiTheme="minorEastAsia" w:hAnsiTheme="minorEastAsia"/>
           <w:b/>
           <w:bCs/>
           <w:color w:val="000000" w:themeColor="text1"/>
           <w:sz w:val="36"/>
           <w:szCs w:val="36"/>
-        </w:rPr>
-      </w:pPr>
-      <w:r>
-        <w:rPr>
-          <w:rFonts w:asciiTheme="minorEastAsia" w:hAnsiTheme="minorEastAsia" w:cs="仿宋" w:hint="eastAsia"/>
+          <w14:textFill>
+            <w14:solidFill>
+              <w14:schemeClr w14:val="tx1"/>
+            </w14:solidFill>
+          </w14:textFill>
+        </w:rPr>
+      </w:pPr>
+      <w:r>
+        <w:rPr>
+          <w:rFonts w:hint="eastAsia" w:cs="仿宋" w:asciiTheme="minorEastAsia" w:hAnsiTheme="minorEastAsia"/>
           <w:b/>
           <w:bCs/>
           <w:color w:val="000000" w:themeColor="text1"/>
           <w:sz w:val="36"/>
           <w:szCs w:val="36"/>
+          <w14:textFill>
+            <w14:solidFill>
+              <w14:schemeClr w14:val="tx1"/>
+            </w14:solidFill>
+          </w14:textFill>
         </w:rPr>
         <w:t>询比须知</w:t>
       </w:r>
     </w:p>
     <w:p>
       <w:pPr>
-        <w:pStyle w:val="ae"/>
-        <w:numPr>
-          <w:ilvl w:val="0"/>
-          <w:numId w:val="3"/>
-        </w:numPr>
-        <w:spacing w:beforeLines="50" w:before="156" w:line="360" w:lineRule="auto"/>
-        <w:ind w:firstLineChars="0"/>
-        <w:rPr>
-          <w:rFonts w:asciiTheme="minorEastAsia" w:hAnsiTheme="minorEastAsia" w:cs="仿宋"/>
-          <w:color w:val="000000" w:themeColor="text1"/>
-          <w:sz w:val="24"/>
-        </w:rPr>
-      </w:pPr>
-      <w:r>
-        <w:rPr>
-          <w:rFonts w:asciiTheme="minorEastAsia" w:hAnsiTheme="minorEastAsia" w:cs="仿宋" w:hint="eastAsia"/>
-          <w:b/>
-          <w:bCs/>
-          <w:color w:val="000000" w:themeColor="text1"/>
-          <w:sz w:val="24"/>
-        </w:rPr>
-        <w:t>采购文件获取时间</w:t>
-      </w:r>
-      <w:r>
-        <w:rPr>
-          <w:rFonts w:asciiTheme="minorEastAsia" w:hAnsiTheme="minorEastAsia" w:cs="仿宋" w:hint="eastAsia"/>
-          <w:b/>
-          <w:bCs/>
-          <w:color w:val="000000" w:themeColor="text1"/>
-          <w:sz w:val="24"/>
-        </w:rPr>
-        <w:t>：</w:t>
-      </w:r>
-      <w:r>
-        <w:rPr>
-          <w:rFonts w:asciiTheme="minorEastAsia" w:hAnsiTheme="minorEastAsia" w:cs="仿宋" w:hint="eastAsia"/>
-          <w:color w:val="000000" w:themeColor="text1"/>
-          <w:sz w:val="24"/>
-        </w:rPr>
-        <w:t>{{</w:t>
-      </w:r>
-      <w:r>
-        <w:rPr>
-          <w:rFonts w:asciiTheme="minorEastAsia" w:hAnsiTheme="minorEastAsia" w:cs="仿宋" w:hint="eastAsia"/>
-          <w:color w:val="000000" w:themeColor="text1"/>
-          <w:sz w:val="24"/>
-        </w:rPr>
-        <w:t>采购文件获取时间</w:t>
-      </w:r>
-      <w:r>
-        <w:rPr>
-          <w:rFonts w:asciiTheme="minorEastAsia" w:hAnsiTheme="minorEastAsia" w:cs="仿宋" w:hint="eastAsia"/>
-          <w:color w:val="000000" w:themeColor="text1"/>
-          <w:sz w:val="24"/>
-        </w:rPr>
-        <w:t>}}</w:t>
-      </w:r>
-      <w:r>
-        <w:rPr>
-          <w:rFonts w:asciiTheme="minorEastAsia" w:hAnsiTheme="minorEastAsia" w:cs="仿宋" w:hint="eastAsia"/>
-          <w:color w:val="000000" w:themeColor="text1"/>
-          <w:sz w:val="24"/>
-        </w:rPr>
-        <w:t>；</w:t>
-      </w:r>
-    </w:p>
-    <w:p>
-      <w:pPr>
-        <w:pStyle w:val="ae"/>
-        <w:spacing w:beforeLines="50" w:before="156" w:line="360" w:lineRule="auto"/>
-        <w:ind w:left="720" w:firstLineChars="0" w:firstLine="0"/>
-        <w:rPr>
-          <w:rFonts w:asciiTheme="minorEastAsia" w:hAnsiTheme="minorEastAsia" w:cs="仿宋"/>
-          <w:b/>
-          <w:bCs/>
-          <w:color w:val="000000" w:themeColor="text1"/>
-          <w:sz w:val="24"/>
-        </w:rPr>
-      </w:pPr>
-      <w:r>
-        <w:rPr>
-          <w:rFonts w:asciiTheme="minorEastAsia" w:hAnsiTheme="minorEastAsia" w:cs="仿宋" w:hint="eastAsia"/>
-          <w:b/>
-          <w:bCs/>
-          <w:color w:val="000000" w:themeColor="text1"/>
-          <w:sz w:val="24"/>
-        </w:rPr>
-        <w:t>开标时间：</w:t>
-      </w:r>
-      <w:r>
-        <w:rPr>
-          <w:rFonts w:asciiTheme="minorEastAsia" w:hAnsiTheme="minorEastAsia" w:cs="仿宋" w:hint="eastAsia"/>
-          <w:color w:val="000000" w:themeColor="text1"/>
-          <w:sz w:val="24"/>
-        </w:rPr>
-        <w:t>{{</w:t>
-      </w:r>
-      <w:r>
-        <w:rPr>
-          <w:rFonts w:asciiTheme="minorEastAsia" w:hAnsiTheme="minorEastAsia" w:cs="仿宋" w:hint="eastAsia"/>
-          <w:color w:val="000000" w:themeColor="text1"/>
-          <w:sz w:val="24"/>
-        </w:rPr>
-        <w:t>开标</w:t>
-      </w:r>
-      <w:r>
-        <w:rPr>
-          <w:rFonts w:asciiTheme="minorEastAsia" w:hAnsiTheme="minorEastAsia" w:cs="仿宋" w:hint="eastAsia"/>
-          <w:color w:val="000000" w:themeColor="text1"/>
-          <w:sz w:val="24"/>
-        </w:rPr>
-        <w:t>时间}}</w:t>
-      </w:r>
-      <w:r>
-        <w:rPr>
-          <w:rFonts w:asciiTheme="minorEastAsia" w:hAnsiTheme="minorEastAsia" w:cs="仿宋" w:hint="eastAsia"/>
-          <w:color w:val="000000" w:themeColor="text1"/>
-          <w:sz w:val="24"/>
-        </w:rPr>
-        <w:t>。</w:t>
-      </w:r>
-    </w:p>
-    <w:p>
-      <w:pPr>
-        <w:spacing w:line="360" w:lineRule="auto"/>
-        <w:rPr>
-          <w:rFonts w:asciiTheme="minorEastAsia" w:hAnsiTheme="minorEastAsia" w:cs="仿宋"/>
-          <w:b/>
-          <w:bCs/>
-          <w:color w:val="000000" w:themeColor="text1"/>
-          <w:sz w:val="24"/>
-        </w:rPr>
-      </w:pPr>
-      <w:r>
-        <w:rPr>
-          <w:rFonts w:asciiTheme="minorEastAsia" w:hAnsiTheme="minorEastAsia" w:cs="仿宋" w:hint="eastAsia"/>
-          <w:b/>
-          <w:bCs/>
-          <w:color w:val="000000" w:themeColor="text1"/>
-          <w:sz w:val="24"/>
-        </w:rPr>
-        <w:t>二、报价须知</w:t>
-      </w:r>
-    </w:p>
-    <w:p>
-      <w:pPr>
-        <w:spacing w:line="360" w:lineRule="auto"/>
-        <w:ind w:firstLineChars="200" w:firstLine="484"/>
-        <w:rPr>
-          <w:rFonts w:asciiTheme="minorEastAsia" w:hAnsiTheme="minorEastAsia" w:cs="仿宋"/>
-          <w:color w:val="000000" w:themeColor="text1"/>
-          <w:spacing w:val="-11"/>
-          <w:sz w:val="24"/>
-        </w:rPr>
-      </w:pPr>
-      <w:r>
-        <w:rPr>
-          <w:rFonts w:asciiTheme="minorEastAsia" w:hAnsiTheme="minorEastAsia" w:cs="仿宋" w:hint="eastAsia"/>
-          <w:color w:val="000000" w:themeColor="text1"/>
-          <w:spacing w:val="1"/>
-          <w:sz w:val="24"/>
-        </w:rPr>
-        <w:t>供应商在报价过程中产生的一切费用，不论成交与否，均由供应商</w:t>
-      </w:r>
-      <w:r>
-        <w:rPr>
-          <w:rFonts w:asciiTheme="minorEastAsia" w:hAnsiTheme="minorEastAsia" w:cs="仿宋" w:hint="eastAsia"/>
-          <w:color w:val="000000" w:themeColor="text1"/>
-          <w:spacing w:val="-11"/>
-          <w:sz w:val="24"/>
-        </w:rPr>
-        <w:t>自行</w:t>
-      </w:r>
-      <w:r>
-        <w:rPr>
-          <w:rFonts w:asciiTheme="minorEastAsia" w:hAnsiTheme="minorEastAsia" w:cs="仿宋" w:hint="eastAsia"/>
-          <w:color w:val="000000" w:themeColor="text1"/>
-          <w:spacing w:val="-2"/>
-          <w:sz w:val="24"/>
-        </w:rPr>
-        <w:t>承担</w:t>
-      </w:r>
-      <w:r>
-        <w:rPr>
-          <w:rFonts w:asciiTheme="minorEastAsia" w:hAnsiTheme="minorEastAsia" w:cs="仿宋" w:hint="eastAsia"/>
-          <w:color w:val="000000" w:themeColor="text1"/>
-          <w:spacing w:val="-11"/>
-          <w:sz w:val="24"/>
-        </w:rPr>
-        <w:t>。供应商应充分了解本采购项目的全部情况，并自行承担因报价行为产生的一切费用和风险，</w:t>
-      </w:r>
-      <w:r>
-        <w:rPr>
-          <w:rFonts w:asciiTheme="minorEastAsia" w:hAnsiTheme="minorEastAsia" w:cs="仿宋" w:hint="eastAsia"/>
-          <w:color w:val="000000" w:themeColor="text1"/>
-          <w:spacing w:val="-2"/>
-          <w:sz w:val="24"/>
-        </w:rPr>
-        <w:t>包括但不限于编制响应文件</w:t>
-      </w:r>
-      <w:r>
-        <w:rPr>
-          <w:rFonts w:asciiTheme="minorEastAsia" w:hAnsiTheme="minorEastAsia" w:cs="仿宋" w:hint="eastAsia"/>
-          <w:color w:val="000000" w:themeColor="text1"/>
-          <w:spacing w:val="-11"/>
-          <w:sz w:val="24"/>
-        </w:rPr>
-        <w:t>、参加现场考察、进行商务谈判、签订合同等过程中所产生的人工费、交通费、差旅费、资料费、印刷费、通讯费及其他相关费用。采购人对供应商在报价过程中发生的任何费用均不承担任何责任。</w:t>
-      </w:r>
-    </w:p>
-    <w:p>
-      <w:pPr>
-        <w:spacing w:line="360" w:lineRule="auto"/>
-        <w:ind w:firstLineChars="200" w:firstLine="436"/>
-        <w:rPr>
-          <w:rFonts w:asciiTheme="minorEastAsia" w:hAnsiTheme="minorEastAsia" w:cs="仿宋"/>
-          <w:color w:val="000000" w:themeColor="text1"/>
-          <w:spacing w:val="-11"/>
-          <w:sz w:val="24"/>
-        </w:rPr>
-      </w:pPr>
-      <w:r>
-        <w:rPr>
-          <w:rFonts w:asciiTheme="minorEastAsia" w:hAnsiTheme="minorEastAsia" w:cs="仿宋" w:hint="eastAsia"/>
-          <w:color w:val="000000" w:themeColor="text1"/>
-          <w:spacing w:val="-11"/>
-          <w:sz w:val="24"/>
-        </w:rPr>
-        <w:t>供应商应确保其报价具有竞争性和合理性，报价一旦提交，不得随意</w:t>
-      </w:r>
-      <w:r>
-        <w:rPr>
-          <w:rFonts w:asciiTheme="minorEastAsia" w:hAnsiTheme="minorEastAsia" w:cs="仿宋" w:hint="eastAsia"/>
-          <w:color w:val="000000" w:themeColor="text1"/>
-          <w:spacing w:val="-2"/>
-          <w:sz w:val="24"/>
-        </w:rPr>
-        <w:t>更改</w:t>
-      </w:r>
-      <w:r>
-        <w:rPr>
-          <w:rFonts w:asciiTheme="minorEastAsia" w:hAnsiTheme="minorEastAsia" w:cs="仿宋" w:hint="eastAsia"/>
-          <w:color w:val="000000" w:themeColor="text1"/>
-          <w:spacing w:val="-11"/>
-          <w:sz w:val="24"/>
-        </w:rPr>
-        <w:t>或撤回。</w:t>
-      </w:r>
-      <w:r>
-        <w:rPr>
-          <w:rFonts w:asciiTheme="minorEastAsia" w:hAnsiTheme="minorEastAsia" w:cs="仿宋" w:hint="eastAsia"/>
-          <w:color w:val="000000" w:themeColor="text1"/>
-          <w:spacing w:val="-2"/>
-          <w:sz w:val="24"/>
-        </w:rPr>
-        <w:t>如因供应商自身原因导致报价无效或被拒绝</w:t>
-      </w:r>
-      <w:r>
-        <w:rPr>
-          <w:rFonts w:asciiTheme="minorEastAsia" w:hAnsiTheme="minorEastAsia" w:cs="仿宋" w:hint="eastAsia"/>
-          <w:color w:val="000000" w:themeColor="text1"/>
-          <w:spacing w:val="-11"/>
-          <w:sz w:val="24"/>
-        </w:rPr>
-        <w:t>，相关损失由供应商自行承担。供应商不得以任何理由向采购人主张因参与本次采购活动而产生的费用补偿。</w:t>
-      </w:r>
-    </w:p>
-    <w:p>
-      <w:pPr>
-        <w:spacing w:line="360" w:lineRule="auto"/>
-        <w:ind w:firstLineChars="200" w:firstLine="472"/>
-        <w:rPr>
-          <w:rFonts w:asciiTheme="minorEastAsia" w:hAnsiTheme="minorEastAsia" w:cs="仿宋"/>
-          <w:color w:val="000000" w:themeColor="text1"/>
-          <w:spacing w:val="-11"/>
-          <w:sz w:val="24"/>
-        </w:rPr>
-      </w:pPr>
-      <w:r>
-        <w:rPr>
-          <w:rFonts w:asciiTheme="minorEastAsia" w:hAnsiTheme="minorEastAsia" w:cs="仿宋" w:hint="eastAsia"/>
-          <w:color w:val="000000" w:themeColor="text1"/>
-          <w:spacing w:val="-2"/>
-          <w:sz w:val="24"/>
-        </w:rPr>
-        <w:t>供应商应自行承担因提供虚假材料</w:t>
-      </w:r>
-      <w:r>
-        <w:rPr>
-          <w:rFonts w:asciiTheme="minorEastAsia" w:hAnsiTheme="minorEastAsia" w:cs="仿宋" w:hint="eastAsia"/>
-          <w:color w:val="000000" w:themeColor="text1"/>
-          <w:spacing w:val="-11"/>
-          <w:sz w:val="24"/>
-        </w:rPr>
-        <w:t>、信息不实或违反采购文件规定而导致的一切法律后果和</w:t>
-      </w:r>
-      <w:r>
-        <w:rPr>
-          <w:rFonts w:asciiTheme="minorEastAsia" w:hAnsiTheme="minorEastAsia" w:cs="仿宋" w:hint="eastAsia"/>
-          <w:color w:val="000000" w:themeColor="text1"/>
-          <w:spacing w:val="-2"/>
-          <w:sz w:val="24"/>
-        </w:rPr>
-        <w:t>经济</w:t>
-      </w:r>
-      <w:r>
-        <w:rPr>
-          <w:rFonts w:asciiTheme="minorEastAsia" w:hAnsiTheme="minorEastAsia" w:cs="仿宋" w:hint="eastAsia"/>
-          <w:color w:val="000000" w:themeColor="text1"/>
-          <w:spacing w:val="-11"/>
-          <w:sz w:val="24"/>
-        </w:rPr>
-        <w:t>损失，包括但不限于被取消报价资格、列入不良行为记录名单、赔偿采购人损失等。</w:t>
-      </w:r>
-    </w:p>
-    <w:p>
-      <w:pPr>
-        <w:spacing w:line="360" w:lineRule="auto"/>
-        <w:ind w:firstLineChars="200" w:firstLine="472"/>
-        <w:rPr>
-          <w:rFonts w:asciiTheme="minorEastAsia" w:hAnsiTheme="minorEastAsia" w:cs="仿宋"/>
-          <w:color w:val="000000" w:themeColor="text1"/>
-          <w:spacing w:val="-11"/>
-          <w:sz w:val="24"/>
-        </w:rPr>
-      </w:pPr>
-      <w:r>
-        <w:rPr>
-          <w:rFonts w:asciiTheme="minorEastAsia" w:hAnsiTheme="minorEastAsia" w:cs="仿宋" w:hint="eastAsia"/>
-          <w:color w:val="000000" w:themeColor="text1"/>
-          <w:spacing w:val="-2"/>
-          <w:sz w:val="24"/>
-        </w:rPr>
-        <w:t>供应商应</w:t>
-      </w:r>
-      <w:r>
-        <w:rPr>
-          <w:rFonts w:asciiTheme="minorEastAsia" w:hAnsiTheme="minorEastAsia" w:cs="仿宋" w:hint="eastAsia"/>
-          <w:color w:val="000000" w:themeColor="text1"/>
-          <w:spacing w:val="1"/>
-          <w:sz w:val="24"/>
-        </w:rPr>
-        <w:t>认真阅读采购文件中所有的须知、格式、条款和其它资料。如果</w:t>
-      </w:r>
-      <w:r>
-        <w:rPr>
-          <w:rFonts w:asciiTheme="minorEastAsia" w:hAnsiTheme="minorEastAsia" w:cs="仿宋" w:hint="eastAsia"/>
-          <w:color w:val="000000" w:themeColor="text1"/>
-          <w:spacing w:val="1"/>
-          <w:sz w:val="24"/>
-        </w:rPr>
-        <w:lastRenderedPageBreak/>
-        <w:t>供应商没有按照采购文件要求提交全部资料，或者提交的资料没有对采购文件在各方面都做出实质性响应，可能导致其报价被拒绝，该风险由供应商承担。</w:t>
-      </w:r>
-    </w:p>
-    <w:p>
-      <w:pPr>
+        <w:pStyle w:val="20"/>
         <w:numPr>
           <w:ilvl w:val="0"/>
           <w:numId w:val="1"/>
         </w:numPr>
-        <w:spacing w:line="360" w:lineRule="auto"/>
-        <w:rPr>
-          <w:rFonts w:asciiTheme="minorEastAsia" w:hAnsiTheme="minorEastAsia" w:cs="仿宋"/>
+        <w:spacing w:before="156" w:beforeLines="50" w:line="360" w:lineRule="auto"/>
+        <w:ind w:firstLineChars="0"/>
+        <w:rPr>
+          <w:rFonts w:cs="仿宋" w:asciiTheme="minorEastAsia" w:hAnsiTheme="minorEastAsia"/>
+          <w:color w:val="000000" w:themeColor="text1"/>
+          <w:sz w:val="24"/>
+          <w14:textFill>
+            <w14:solidFill>
+              <w14:schemeClr w14:val="tx1"/>
+            </w14:solidFill>
+          </w14:textFill>
+        </w:rPr>
+      </w:pPr>
+      <w:r>
+        <w:rPr>
+          <w:rFonts w:hint="eastAsia" w:cs="仿宋" w:asciiTheme="minorEastAsia" w:hAnsiTheme="minorEastAsia"/>
           <w:b/>
           <w:bCs/>
           <w:color w:val="000000" w:themeColor="text1"/>
           <w:sz w:val="24"/>
-        </w:rPr>
-      </w:pPr>
-      <w:r>
-        <w:rPr>
-          <w:rFonts w:asciiTheme="minorEastAsia" w:hAnsiTheme="minorEastAsia" w:cs="仿宋" w:hint="eastAsia"/>
+          <w14:textFill>
+            <w14:solidFill>
+              <w14:schemeClr w14:val="tx1"/>
+            </w14:solidFill>
+          </w14:textFill>
+        </w:rPr>
+        <w:t>采购文件获取时间：</w:t>
+      </w:r>
+      <w:r>
+        <w:rPr>
+          <w:rFonts w:hint="eastAsia" w:cs="仿宋" w:asciiTheme="minorEastAsia" w:hAnsiTheme="minorEastAsia"/>
+          <w:color w:val="000000" w:themeColor="text1"/>
+          <w:sz w:val="24"/>
+          <w14:textFill>
+            <w14:solidFill>
+              <w14:schemeClr w14:val="tx1"/>
+            </w14:solidFill>
+          </w14:textFill>
+        </w:rPr>
+        <w:t>{{采购文件获取时间}}；</w:t>
+      </w:r>
+    </w:p>
+    <w:p>
+      <w:pPr>
+        <w:pStyle w:val="20"/>
+        <w:spacing w:before="156" w:beforeLines="50" w:line="360" w:lineRule="auto"/>
+        <w:ind w:left="720" w:firstLine="0" w:firstLineChars="0"/>
+        <w:rPr>
+          <w:rFonts w:cs="仿宋" w:asciiTheme="minorEastAsia" w:hAnsiTheme="minorEastAsia"/>
           <w:b/>
           <w:bCs/>
           <w:color w:val="000000" w:themeColor="text1"/>
           <w:sz w:val="24"/>
+          <w14:textFill>
+            <w14:solidFill>
+              <w14:schemeClr w14:val="tx1"/>
+            </w14:solidFill>
+          </w14:textFill>
+        </w:rPr>
+      </w:pPr>
+      <w:r>
+        <w:rPr>
+          <w:rFonts w:hint="eastAsia" w:cs="仿宋" w:asciiTheme="minorEastAsia" w:hAnsiTheme="minorEastAsia"/>
+          <w:b/>
+          <w:bCs/>
+          <w:color w:val="000000" w:themeColor="text1"/>
+          <w:sz w:val="24"/>
+          <w14:textFill>
+            <w14:solidFill>
+              <w14:schemeClr w14:val="tx1"/>
+            </w14:solidFill>
+          </w14:textFill>
+        </w:rPr>
+        <w:t>开标时间：</w:t>
+      </w:r>
+      <w:r>
+        <w:rPr>
+          <w:rFonts w:hint="eastAsia" w:cs="仿宋" w:asciiTheme="minorEastAsia" w:hAnsiTheme="minorEastAsia"/>
+          <w:color w:val="000000" w:themeColor="text1"/>
+          <w:sz w:val="24"/>
+          <w14:textFill>
+            <w14:solidFill>
+              <w14:schemeClr w14:val="tx1"/>
+            </w14:solidFill>
+          </w14:textFill>
+        </w:rPr>
+        <w:t>{{开标时间}}。</w:t>
+      </w:r>
+    </w:p>
+    <w:p>
+      <w:pPr>
+        <w:spacing w:line="360" w:lineRule="auto"/>
+        <w:rPr>
+          <w:rFonts w:cs="仿宋" w:asciiTheme="minorEastAsia" w:hAnsiTheme="minorEastAsia"/>
+          <w:b/>
+          <w:bCs/>
+          <w:color w:val="000000" w:themeColor="text1"/>
+          <w:sz w:val="24"/>
+          <w14:textFill>
+            <w14:solidFill>
+              <w14:schemeClr w14:val="tx1"/>
+            </w14:solidFill>
+          </w14:textFill>
+        </w:rPr>
+      </w:pPr>
+      <w:r>
+        <w:rPr>
+          <w:rFonts w:hint="eastAsia" w:cs="仿宋" w:asciiTheme="minorEastAsia" w:hAnsiTheme="minorEastAsia"/>
+          <w:b/>
+          <w:bCs/>
+          <w:color w:val="000000" w:themeColor="text1"/>
+          <w:sz w:val="24"/>
+          <w14:textFill>
+            <w14:solidFill>
+              <w14:schemeClr w14:val="tx1"/>
+            </w14:solidFill>
+          </w14:textFill>
+        </w:rPr>
+        <w:t>二、报价须知</w:t>
+      </w:r>
+    </w:p>
+    <w:p>
+      <w:pPr>
+        <w:spacing w:line="360" w:lineRule="auto"/>
+        <w:ind w:firstLine="484" w:firstLineChars="200"/>
+        <w:rPr>
+          <w:rFonts w:cs="仿宋" w:asciiTheme="minorEastAsia" w:hAnsiTheme="minorEastAsia"/>
+          <w:color w:val="000000" w:themeColor="text1"/>
+          <w:spacing w:val="-11"/>
+          <w:sz w:val="24"/>
+          <w14:textFill>
+            <w14:solidFill>
+              <w14:schemeClr w14:val="tx1"/>
+            </w14:solidFill>
+          </w14:textFill>
+        </w:rPr>
+      </w:pPr>
+      <w:r>
+        <w:rPr>
+          <w:rFonts w:hint="eastAsia" w:cs="仿宋" w:asciiTheme="minorEastAsia" w:hAnsiTheme="minorEastAsia"/>
+          <w:color w:val="000000" w:themeColor="text1"/>
+          <w:spacing w:val="1"/>
+          <w:sz w:val="24"/>
+          <w14:textFill>
+            <w14:solidFill>
+              <w14:schemeClr w14:val="tx1"/>
+            </w14:solidFill>
+          </w14:textFill>
+        </w:rPr>
+        <w:t>供应商在报价过程中产生的一切费用，不论成交与否，均由供应商</w:t>
+      </w:r>
+      <w:r>
+        <w:rPr>
+          <w:rFonts w:hint="eastAsia" w:cs="仿宋" w:asciiTheme="minorEastAsia" w:hAnsiTheme="minorEastAsia"/>
+          <w:color w:val="000000" w:themeColor="text1"/>
+          <w:spacing w:val="-11"/>
+          <w:sz w:val="24"/>
+          <w14:textFill>
+            <w14:solidFill>
+              <w14:schemeClr w14:val="tx1"/>
+            </w14:solidFill>
+          </w14:textFill>
+        </w:rPr>
+        <w:t>自行</w:t>
+      </w:r>
+      <w:r>
+        <w:rPr>
+          <w:rFonts w:hint="eastAsia" w:cs="仿宋" w:asciiTheme="minorEastAsia" w:hAnsiTheme="minorEastAsia"/>
+          <w:color w:val="000000" w:themeColor="text1"/>
+          <w:spacing w:val="-2"/>
+          <w:sz w:val="24"/>
+          <w14:textFill>
+            <w14:solidFill>
+              <w14:schemeClr w14:val="tx1"/>
+            </w14:solidFill>
+          </w14:textFill>
+        </w:rPr>
+        <w:t>承担</w:t>
+      </w:r>
+      <w:r>
+        <w:rPr>
+          <w:rFonts w:hint="eastAsia" w:cs="仿宋" w:asciiTheme="minorEastAsia" w:hAnsiTheme="minorEastAsia"/>
+          <w:color w:val="000000" w:themeColor="text1"/>
+          <w:spacing w:val="-11"/>
+          <w:sz w:val="24"/>
+          <w14:textFill>
+            <w14:solidFill>
+              <w14:schemeClr w14:val="tx1"/>
+            </w14:solidFill>
+          </w14:textFill>
+        </w:rPr>
+        <w:t>。供应商应充分了解本采购项目的全部情况，并自行承担因报价行为产生的一切费用和风险，</w:t>
+      </w:r>
+      <w:r>
+        <w:rPr>
+          <w:rFonts w:hint="eastAsia" w:cs="仿宋" w:asciiTheme="minorEastAsia" w:hAnsiTheme="minorEastAsia"/>
+          <w:color w:val="000000" w:themeColor="text1"/>
+          <w:spacing w:val="-2"/>
+          <w:sz w:val="24"/>
+          <w14:textFill>
+            <w14:solidFill>
+              <w14:schemeClr w14:val="tx1"/>
+            </w14:solidFill>
+          </w14:textFill>
+        </w:rPr>
+        <w:t>包括但不限于编制响应文件</w:t>
+      </w:r>
+      <w:r>
+        <w:rPr>
+          <w:rFonts w:hint="eastAsia" w:cs="仿宋" w:asciiTheme="minorEastAsia" w:hAnsiTheme="minorEastAsia"/>
+          <w:color w:val="000000" w:themeColor="text1"/>
+          <w:spacing w:val="-11"/>
+          <w:sz w:val="24"/>
+          <w14:textFill>
+            <w14:solidFill>
+              <w14:schemeClr w14:val="tx1"/>
+            </w14:solidFill>
+          </w14:textFill>
+        </w:rPr>
+        <w:t>、参加现场考察、进行商务谈判、签订合同等过程中所产生的人工费、交通费、差旅费、资料费、印刷费、通讯费及其他相关费用。采购人对供应商在报价过程中发生的任何费用均不承担任何责任。</w:t>
+      </w:r>
+    </w:p>
+    <w:p>
+      <w:pPr>
+        <w:spacing w:line="360" w:lineRule="auto"/>
+        <w:ind w:firstLine="436" w:firstLineChars="200"/>
+        <w:rPr>
+          <w:rFonts w:cs="仿宋" w:asciiTheme="minorEastAsia" w:hAnsiTheme="minorEastAsia"/>
+          <w:color w:val="000000" w:themeColor="text1"/>
+          <w:spacing w:val="-11"/>
+          <w:sz w:val="24"/>
+          <w14:textFill>
+            <w14:solidFill>
+              <w14:schemeClr w14:val="tx1"/>
+            </w14:solidFill>
+          </w14:textFill>
+        </w:rPr>
+      </w:pPr>
+      <w:r>
+        <w:rPr>
+          <w:rFonts w:hint="eastAsia" w:cs="仿宋" w:asciiTheme="minorEastAsia" w:hAnsiTheme="minorEastAsia"/>
+          <w:color w:val="000000" w:themeColor="text1"/>
+          <w:spacing w:val="-11"/>
+          <w:sz w:val="24"/>
+          <w14:textFill>
+            <w14:solidFill>
+              <w14:schemeClr w14:val="tx1"/>
+            </w14:solidFill>
+          </w14:textFill>
+        </w:rPr>
+        <w:t>供应商应确保其报价具有竞争性和合理性，报价一旦提交，不得随意</w:t>
+      </w:r>
+      <w:r>
+        <w:rPr>
+          <w:rFonts w:hint="eastAsia" w:cs="仿宋" w:asciiTheme="minorEastAsia" w:hAnsiTheme="minorEastAsia"/>
+          <w:color w:val="000000" w:themeColor="text1"/>
+          <w:spacing w:val="-2"/>
+          <w:sz w:val="24"/>
+          <w14:textFill>
+            <w14:solidFill>
+              <w14:schemeClr w14:val="tx1"/>
+            </w14:solidFill>
+          </w14:textFill>
+        </w:rPr>
+        <w:t>更改</w:t>
+      </w:r>
+      <w:r>
+        <w:rPr>
+          <w:rFonts w:hint="eastAsia" w:cs="仿宋" w:asciiTheme="minorEastAsia" w:hAnsiTheme="minorEastAsia"/>
+          <w:color w:val="000000" w:themeColor="text1"/>
+          <w:spacing w:val="-11"/>
+          <w:sz w:val="24"/>
+          <w14:textFill>
+            <w14:solidFill>
+              <w14:schemeClr w14:val="tx1"/>
+            </w14:solidFill>
+          </w14:textFill>
+        </w:rPr>
+        <w:t>或撤回。</w:t>
+      </w:r>
+      <w:r>
+        <w:rPr>
+          <w:rFonts w:hint="eastAsia" w:cs="仿宋" w:asciiTheme="minorEastAsia" w:hAnsiTheme="minorEastAsia"/>
+          <w:color w:val="000000" w:themeColor="text1"/>
+          <w:spacing w:val="-2"/>
+          <w:sz w:val="24"/>
+          <w14:textFill>
+            <w14:solidFill>
+              <w14:schemeClr w14:val="tx1"/>
+            </w14:solidFill>
+          </w14:textFill>
+        </w:rPr>
+        <w:t>如因供应商自身原因导致报价无效或被拒绝</w:t>
+      </w:r>
+      <w:r>
+        <w:rPr>
+          <w:rFonts w:hint="eastAsia" w:cs="仿宋" w:asciiTheme="minorEastAsia" w:hAnsiTheme="minorEastAsia"/>
+          <w:color w:val="000000" w:themeColor="text1"/>
+          <w:spacing w:val="-11"/>
+          <w:sz w:val="24"/>
+          <w14:textFill>
+            <w14:solidFill>
+              <w14:schemeClr w14:val="tx1"/>
+            </w14:solidFill>
+          </w14:textFill>
+        </w:rPr>
+        <w:t>，相关损失由供应商自行承担。供应商不得以任何理由向采购人主张因参与本次采购活动而产生的费用补偿。</w:t>
+      </w:r>
+    </w:p>
+    <w:p>
+      <w:pPr>
+        <w:spacing w:line="360" w:lineRule="auto"/>
+        <w:ind w:firstLine="472" w:firstLineChars="200"/>
+        <w:rPr>
+          <w:rFonts w:cs="仿宋" w:asciiTheme="minorEastAsia" w:hAnsiTheme="minorEastAsia"/>
+          <w:color w:val="000000" w:themeColor="text1"/>
+          <w:spacing w:val="-11"/>
+          <w:sz w:val="24"/>
+          <w14:textFill>
+            <w14:solidFill>
+              <w14:schemeClr w14:val="tx1"/>
+            </w14:solidFill>
+          </w14:textFill>
+        </w:rPr>
+      </w:pPr>
+      <w:r>
+        <w:rPr>
+          <w:rFonts w:hint="eastAsia" w:cs="仿宋" w:asciiTheme="minorEastAsia" w:hAnsiTheme="minorEastAsia"/>
+          <w:color w:val="000000" w:themeColor="text1"/>
+          <w:spacing w:val="-2"/>
+          <w:sz w:val="24"/>
+          <w14:textFill>
+            <w14:solidFill>
+              <w14:schemeClr w14:val="tx1"/>
+            </w14:solidFill>
+          </w14:textFill>
+        </w:rPr>
+        <w:t>供应商应自行承担因提供虚假材料</w:t>
+      </w:r>
+      <w:r>
+        <w:rPr>
+          <w:rFonts w:hint="eastAsia" w:cs="仿宋" w:asciiTheme="minorEastAsia" w:hAnsiTheme="minorEastAsia"/>
+          <w:color w:val="000000" w:themeColor="text1"/>
+          <w:spacing w:val="-11"/>
+          <w:sz w:val="24"/>
+          <w14:textFill>
+            <w14:solidFill>
+              <w14:schemeClr w14:val="tx1"/>
+            </w14:solidFill>
+          </w14:textFill>
+        </w:rPr>
+        <w:t>、信息不实或违反采购文件规定而导致的一切法律后果和</w:t>
+      </w:r>
+      <w:r>
+        <w:rPr>
+          <w:rFonts w:hint="eastAsia" w:cs="仿宋" w:asciiTheme="minorEastAsia" w:hAnsiTheme="minorEastAsia"/>
+          <w:color w:val="000000" w:themeColor="text1"/>
+          <w:spacing w:val="-2"/>
+          <w:sz w:val="24"/>
+          <w14:textFill>
+            <w14:solidFill>
+              <w14:schemeClr w14:val="tx1"/>
+            </w14:solidFill>
+          </w14:textFill>
+        </w:rPr>
+        <w:t>经济</w:t>
+      </w:r>
+      <w:r>
+        <w:rPr>
+          <w:rFonts w:hint="eastAsia" w:cs="仿宋" w:asciiTheme="minorEastAsia" w:hAnsiTheme="minorEastAsia"/>
+          <w:color w:val="000000" w:themeColor="text1"/>
+          <w:spacing w:val="-11"/>
+          <w:sz w:val="24"/>
+          <w14:textFill>
+            <w14:solidFill>
+              <w14:schemeClr w14:val="tx1"/>
+            </w14:solidFill>
+          </w14:textFill>
+        </w:rPr>
+        <w:t>损失，包括但不限于被取消报价资格、列入不良行为记录名单、赔偿采购人损失等。</w:t>
+      </w:r>
+    </w:p>
+    <w:p>
+      <w:pPr>
+        <w:spacing w:line="360" w:lineRule="auto"/>
+        <w:ind w:firstLine="472" w:firstLineChars="200"/>
+        <w:rPr>
+          <w:rFonts w:cs="仿宋" w:asciiTheme="minorEastAsia" w:hAnsiTheme="minorEastAsia"/>
+          <w:color w:val="000000" w:themeColor="text1"/>
+          <w:spacing w:val="-11"/>
+          <w:sz w:val="24"/>
+          <w14:textFill>
+            <w14:solidFill>
+              <w14:schemeClr w14:val="tx1"/>
+            </w14:solidFill>
+          </w14:textFill>
+        </w:rPr>
+      </w:pPr>
+      <w:r>
+        <w:rPr>
+          <w:rFonts w:hint="eastAsia" w:cs="仿宋" w:asciiTheme="minorEastAsia" w:hAnsiTheme="minorEastAsia"/>
+          <w:color w:val="000000" w:themeColor="text1"/>
+          <w:spacing w:val="-2"/>
+          <w:sz w:val="24"/>
+          <w14:textFill>
+            <w14:solidFill>
+              <w14:schemeClr w14:val="tx1"/>
+            </w14:solidFill>
+          </w14:textFill>
+        </w:rPr>
+        <w:t>供应商应</w:t>
+      </w:r>
+      <w:r>
+        <w:rPr>
+          <w:rFonts w:hint="eastAsia" w:cs="仿宋" w:asciiTheme="minorEastAsia" w:hAnsiTheme="minorEastAsia"/>
+          <w:color w:val="000000" w:themeColor="text1"/>
+          <w:spacing w:val="1"/>
+          <w:sz w:val="24"/>
+          <w14:textFill>
+            <w14:solidFill>
+              <w14:schemeClr w14:val="tx1"/>
+            </w14:solidFill>
+          </w14:textFill>
+        </w:rPr>
+        <w:t>认真阅读采购文件中所有的须知、格式、条款和其它资料。如果供应商没有按照采购文件要求提交全部资料，或者提交的资料没有对采购文件在各方面都做出实质性响应，可能导致其报价被拒绝，该风险由供应商承担。</w:t>
+      </w:r>
+    </w:p>
+    <w:p>
+      <w:pPr>
+        <w:numPr>
+          <w:ilvl w:val="0"/>
+          <w:numId w:val="2"/>
+        </w:numPr>
+        <w:spacing w:line="360" w:lineRule="auto"/>
+        <w:rPr>
+          <w:rFonts w:cs="仿宋" w:asciiTheme="minorEastAsia" w:hAnsiTheme="minorEastAsia"/>
+          <w:b/>
+          <w:bCs/>
+          <w:color w:val="000000" w:themeColor="text1"/>
+          <w:sz w:val="24"/>
+          <w14:textFill>
+            <w14:solidFill>
+              <w14:schemeClr w14:val="tx1"/>
+            </w14:solidFill>
+          </w14:textFill>
+        </w:rPr>
+      </w:pPr>
+      <w:r>
+        <w:rPr>
+          <w:rFonts w:hint="eastAsia" w:cs="仿宋" w:asciiTheme="minorEastAsia" w:hAnsiTheme="minorEastAsia"/>
+          <w:b/>
+          <w:bCs/>
+          <w:color w:val="000000" w:themeColor="text1"/>
+          <w:sz w:val="24"/>
+          <w14:textFill>
+            <w14:solidFill>
+              <w14:schemeClr w14:val="tx1"/>
+            </w14:solidFill>
+          </w14:textFill>
         </w:rPr>
         <w:t>报价函的式样和签署</w:t>
       </w:r>
@@ -1363,16 +1902,26 @@
         <w:spacing w:line="360" w:lineRule="auto"/>
         <w:ind w:firstLine="480"/>
         <w:rPr>
-          <w:rFonts w:asciiTheme="minorEastAsia" w:hAnsiTheme="minorEastAsia" w:cs="仿宋"/>
-          <w:color w:val="000000" w:themeColor="text1"/>
-          <w:sz w:val="24"/>
-        </w:rPr>
-      </w:pPr>
-      <w:r>
-        <w:rPr>
-          <w:rFonts w:asciiTheme="minorEastAsia" w:hAnsiTheme="minorEastAsia" w:cs="仿宋" w:hint="eastAsia"/>
-          <w:color w:val="000000" w:themeColor="text1"/>
-          <w:sz w:val="24"/>
+          <w:rFonts w:cs="仿宋" w:asciiTheme="minorEastAsia" w:hAnsiTheme="minorEastAsia"/>
+          <w:color w:val="000000" w:themeColor="text1"/>
+          <w:sz w:val="24"/>
+          <w14:textFill>
+            <w14:solidFill>
+              <w14:schemeClr w14:val="tx1"/>
+            </w14:solidFill>
+          </w14:textFill>
+        </w:rPr>
+      </w:pPr>
+      <w:r>
+        <w:rPr>
+          <w:rFonts w:hint="eastAsia" w:cs="仿宋" w:asciiTheme="minorEastAsia" w:hAnsiTheme="minorEastAsia"/>
+          <w:color w:val="000000" w:themeColor="text1"/>
+          <w:sz w:val="24"/>
+          <w14:textFill>
+            <w14:solidFill>
+              <w14:schemeClr w14:val="tx1"/>
+            </w14:solidFill>
+          </w14:textFill>
         </w:rPr>
         <w:t>报价函应为正本1份，且需提供一份电子文件。响应文件应采用A4规格纸张打印，胶装成册，不得采用活页夹等可随时拆换的方式装订。响应文件的正本和副本均需打印或使用不褪色的蓝、黑墨水笔书写，字迹应清晰易于辨认。</w:t>
       </w:r>
@@ -1386,16 +1935,26 @@
         <w:spacing w:line="360" w:lineRule="auto"/>
         <w:ind w:firstLine="480"/>
         <w:rPr>
-          <w:rFonts w:asciiTheme="minorEastAsia" w:hAnsiTheme="minorEastAsia" w:cs="仿宋"/>
-          <w:color w:val="000000" w:themeColor="text1"/>
-          <w:sz w:val="24"/>
-        </w:rPr>
-      </w:pPr>
-      <w:r>
-        <w:rPr>
-          <w:rFonts w:asciiTheme="minorEastAsia" w:hAnsiTheme="minorEastAsia" w:cs="仿宋"/>
-          <w:color w:val="000000" w:themeColor="text1"/>
-          <w:sz w:val="24"/>
+          <w:rFonts w:cs="仿宋" w:asciiTheme="minorEastAsia" w:hAnsiTheme="minorEastAsia"/>
+          <w:color w:val="000000" w:themeColor="text1"/>
+          <w:sz w:val="24"/>
+          <w14:textFill>
+            <w14:solidFill>
+              <w14:schemeClr w14:val="tx1"/>
+            </w14:solidFill>
+          </w14:textFill>
+        </w:rPr>
+      </w:pPr>
+      <w:r>
+        <w:rPr>
+          <w:rFonts w:cs="仿宋" w:asciiTheme="minorEastAsia" w:hAnsiTheme="minorEastAsia"/>
+          <w:color w:val="000000" w:themeColor="text1"/>
+          <w:sz w:val="24"/>
+          <w14:textFill>
+            <w14:solidFill>
+              <w14:schemeClr w14:val="tx1"/>
+            </w14:solidFill>
+          </w14:textFill>
         </w:rPr>
         <w:t>电子文档应采用响应文件正本的扫描件，存储于U盘或光盘中，电子文档应注明供应商名称、项目名称及"电子文档"字样。</w:t>
       </w:r>
@@ -1404,24 +1963,34 @@
       <w:pPr>
         <w:numPr>
           <w:ilvl w:val="0"/>
-          <w:numId w:val="1"/>
+          <w:numId w:val="2"/>
         </w:numPr>
         <w:spacing w:line="360" w:lineRule="auto"/>
         <w:rPr>
-          <w:rFonts w:asciiTheme="minorEastAsia" w:hAnsiTheme="minorEastAsia" w:cs="仿宋"/>
+          <w:rFonts w:cs="仿宋" w:asciiTheme="minorEastAsia" w:hAnsiTheme="minorEastAsia"/>
           <w:b/>
           <w:bCs/>
           <w:color w:val="000000" w:themeColor="text1"/>
           <w:sz w:val="24"/>
-        </w:rPr>
-      </w:pPr>
-      <w:r>
-        <w:rPr>
-          <w:rFonts w:asciiTheme="minorEastAsia" w:hAnsiTheme="minorEastAsia" w:cs="仿宋" w:hint="eastAsia"/>
+          <w14:textFill>
+            <w14:solidFill>
+              <w14:schemeClr w14:val="tx1"/>
+            </w14:solidFill>
+          </w14:textFill>
+        </w:rPr>
+      </w:pPr>
+      <w:r>
+        <w:rPr>
+          <w:rFonts w:hint="eastAsia" w:cs="仿宋" w:asciiTheme="minorEastAsia" w:hAnsiTheme="minorEastAsia"/>
           <w:b/>
           <w:bCs/>
           <w:color w:val="000000" w:themeColor="text1"/>
           <w:sz w:val="24"/>
+          <w14:textFill>
+            <w14:solidFill>
+              <w14:schemeClr w14:val="tx1"/>
+            </w14:solidFill>
+          </w14:textFill>
         </w:rPr>
         <w:t>报价函密封要求</w:t>
       </w:r>
@@ -1434,38 +2003,87 @@
         </w:numPr>
         <w:spacing w:line="360" w:lineRule="auto"/>
         <w:rPr>
-          <w:rFonts w:asciiTheme="minorEastAsia" w:hAnsiTheme="minorEastAsia" w:cs="仿宋"/>
-          <w:color w:val="000000" w:themeColor="text1"/>
-          <w:sz w:val="24"/>
-        </w:rPr>
-      </w:pPr>
-      <w:r>
-        <w:rPr>
-          <w:rFonts w:asciiTheme="minorEastAsia" w:hAnsiTheme="minorEastAsia" w:cs="仿宋" w:hint="eastAsia"/>
-          <w:color w:val="000000" w:themeColor="text1"/>
-          <w:sz w:val="24"/>
-        </w:rPr>
-        <w:t xml:space="preserve">    供应商应将报价函密封包装，加贴密封条，封口处加盖供应商公章。封套应注明项目名称、供应商名称。未按要求密封的投标文件，采购人不予受理。</w:t>
+          <w:rFonts w:cs="仿宋" w:asciiTheme="minorEastAsia" w:hAnsiTheme="minorEastAsia"/>
+          <w:color w:val="000000" w:themeColor="text1"/>
+          <w:sz w:val="24"/>
+          <w14:textFill>
+            <w14:solidFill>
+              <w14:schemeClr w14:val="tx1"/>
+            </w14:solidFill>
+          </w14:textFill>
+        </w:rPr>
+      </w:pPr>
+      <w:r>
+        <w:rPr>
+          <w:rFonts w:hint="eastAsia" w:cs="仿宋" w:asciiTheme="minorEastAsia" w:hAnsiTheme="minorEastAsia"/>
+          <w:color w:val="000000" w:themeColor="text1"/>
+          <w:sz w:val="24"/>
+          <w14:textFill>
+            <w14:solidFill>
+              <w14:schemeClr w14:val="tx1"/>
+            </w14:solidFill>
+          </w14:textFill>
+        </w:rPr>
+        <w:t xml:space="preserve">    供应商应将报价函密封包装，加贴密封条，封口处加盖供应商公章。封套应注明项目名称、供应商名称。未按要求密封的</w:t>
+      </w:r>
+      <w:r>
+        <w:rPr>
+          <w:rFonts w:hint="eastAsia" w:cs="仿宋" w:asciiTheme="minorEastAsia" w:hAnsiTheme="minorEastAsia"/>
+          <w:color w:val="000000" w:themeColor="text1"/>
+          <w:sz w:val="24"/>
+          <w:lang w:eastAsia="zh-CN"/>
+          <w14:textFill>
+            <w14:solidFill>
+              <w14:schemeClr w14:val="tx1"/>
+            </w14:solidFill>
+          </w14:textFill>
+        </w:rPr>
+        <w:t>响应</w:t>
+      </w:r>
+      <w:bookmarkStart w:id="0" w:name="_GoBack"/>
+      <w:bookmarkEnd w:id="0"/>
+      <w:r>
+        <w:rPr>
+          <w:rFonts w:hint="eastAsia" w:cs="仿宋" w:asciiTheme="minorEastAsia" w:hAnsiTheme="minorEastAsia"/>
+          <w:color w:val="000000" w:themeColor="text1"/>
+          <w:sz w:val="24"/>
+          <w14:textFill>
+            <w14:solidFill>
+              <w14:schemeClr w14:val="tx1"/>
+            </w14:solidFill>
+          </w14:textFill>
+        </w:rPr>
+        <w:t>文件，采购人不予受理。</w:t>
       </w:r>
     </w:p>
     <w:p>
       <w:pPr>
         <w:spacing w:line="360" w:lineRule="auto"/>
         <w:rPr>
-          <w:rFonts w:asciiTheme="minorEastAsia" w:hAnsiTheme="minorEastAsia" w:cs="仿宋"/>
+          <w:rFonts w:cs="仿宋" w:asciiTheme="minorEastAsia" w:hAnsiTheme="minorEastAsia"/>
           <w:b/>
           <w:bCs/>
           <w:color w:val="000000" w:themeColor="text1"/>
           <w:sz w:val="24"/>
-        </w:rPr>
-      </w:pPr>
-      <w:r>
-        <w:rPr>
-          <w:rFonts w:asciiTheme="minorEastAsia" w:hAnsiTheme="minorEastAsia" w:cs="仿宋" w:hint="eastAsia"/>
+          <w14:textFill>
+            <w14:solidFill>
+              <w14:schemeClr w14:val="tx1"/>
+            </w14:solidFill>
+          </w14:textFill>
+        </w:rPr>
+      </w:pPr>
+      <w:r>
+        <w:rPr>
+          <w:rFonts w:hint="eastAsia" w:cs="仿宋" w:asciiTheme="minorEastAsia" w:hAnsiTheme="minorEastAsia"/>
           <w:b/>
           <w:bCs/>
           <w:color w:val="000000" w:themeColor="text1"/>
           <w:sz w:val="24"/>
+          <w14:textFill>
+            <w14:solidFill>
+              <w14:schemeClr w14:val="tx1"/>
+            </w14:solidFill>
+          </w14:textFill>
         </w:rPr>
         <w:t>五、递交报价函地址及联系方式</w:t>
       </w:r>
@@ -1475,26 +2093,41 @@
         <w:spacing w:line="360" w:lineRule="auto"/>
         <w:ind w:firstLine="480"/>
         <w:rPr>
-          <w:rFonts w:asciiTheme="minorEastAsia" w:hAnsiTheme="minorEastAsia" w:cs="仿宋"/>
+          <w:rFonts w:cs="仿宋" w:asciiTheme="minorEastAsia" w:hAnsiTheme="minorEastAsia"/>
           <w:color w:val="000000" w:themeColor="text1"/>
           <w:spacing w:val="-2"/>
           <w:sz w:val="24"/>
-        </w:rPr>
-      </w:pPr>
-      <w:r>
-        <w:rPr>
-          <w:rFonts w:asciiTheme="minorEastAsia" w:hAnsiTheme="minorEastAsia" w:cs="仿宋" w:hint="eastAsia"/>
-          <w:color w:val="000000" w:themeColor="text1"/>
-          <w:sz w:val="24"/>
+          <w14:textFill>
+            <w14:solidFill>
+              <w14:schemeClr w14:val="tx1"/>
+            </w14:solidFill>
+          </w14:textFill>
+        </w:rPr>
+      </w:pPr>
+      <w:r>
+        <w:rPr>
+          <w:rFonts w:hint="eastAsia" w:cs="仿宋" w:asciiTheme="minorEastAsia" w:hAnsiTheme="minorEastAsia"/>
+          <w:color w:val="000000" w:themeColor="text1"/>
+          <w:sz w:val="24"/>
+          <w14:textFill>
+            <w14:solidFill>
+              <w14:schemeClr w14:val="tx1"/>
+            </w14:solidFill>
+          </w14:textFill>
         </w:rPr>
         <w:t>地  址：</w:t>
       </w:r>
       <w:r>
         <w:rPr>
-          <w:rFonts w:asciiTheme="minorEastAsia" w:hAnsiTheme="minorEastAsia" w:cs="仿宋" w:hint="eastAsia"/>
+          <w:rFonts w:hint="eastAsia" w:cs="仿宋" w:asciiTheme="minorEastAsia" w:hAnsiTheme="minorEastAsia"/>
           <w:color w:val="000000" w:themeColor="text1"/>
           <w:spacing w:val="-2"/>
           <w:sz w:val="24"/>
+          <w14:textFill>
+            <w14:solidFill>
+              <w14:schemeClr w14:val="tx1"/>
+            </w14:solidFill>
+          </w14:textFill>
         </w:rPr>
         <w:t>{{联系人地址}}</w:t>
       </w:r>
@@ -1504,26 +2137,28 @@
         <w:spacing w:line="360" w:lineRule="auto"/>
         <w:ind w:firstLine="480"/>
         <w:rPr>
-          <w:rFonts w:asciiTheme="minorEastAsia" w:hAnsiTheme="minorEastAsia" w:cs="仿宋"/>
-          <w:color w:val="000000" w:themeColor="text1"/>
-          <w:sz w:val="24"/>
-        </w:rPr>
-      </w:pPr>
-      <w:r>
-        <w:rPr>
-          <w:rFonts w:asciiTheme="minorEastAsia" w:hAnsiTheme="minorEastAsia" w:cs="仿宋" w:hint="eastAsia"/>
-          <w:color w:val="000000" w:themeColor="text1"/>
-          <w:sz w:val="24"/>
-        </w:rPr>
-        <w:t>联系人：</w:t>
-      </w:r>
-      <w:r>
-        <w:rPr>
-          <w:rFonts w:asciiTheme="minorEastAsia" w:hAnsiTheme="minorEastAsia" w:cs="仿宋" w:hint="eastAsia"/>
-          <w:color w:val="000000" w:themeColor="text1"/>
-          <w:sz w:val="24"/>
-        </w:rPr>
-        <w:t>{{联系人}}</w:t>
+          <w:rFonts w:cs="仿宋" w:asciiTheme="minorEastAsia" w:hAnsiTheme="minorEastAsia"/>
+          <w:color w:val="000000" w:themeColor="text1"/>
+          <w:sz w:val="24"/>
+          <w14:textFill>
+            <w14:solidFill>
+              <w14:schemeClr w14:val="tx1"/>
+            </w14:solidFill>
+          </w14:textFill>
+        </w:rPr>
+      </w:pPr>
+      <w:r>
+        <w:rPr>
+          <w:rFonts w:hint="eastAsia" w:cs="仿宋" w:asciiTheme="minorEastAsia" w:hAnsiTheme="minorEastAsia"/>
+          <w:color w:val="000000" w:themeColor="text1"/>
+          <w:sz w:val="24"/>
+          <w14:textFill>
+            <w14:solidFill>
+              <w14:schemeClr w14:val="tx1"/>
+            </w14:solidFill>
+          </w14:textFill>
+        </w:rPr>
+        <w:t>联系人：{{联系人}}</w:t>
       </w:r>
     </w:p>
     <w:p>
@@ -1531,26 +2166,28 @@
         <w:spacing w:line="360" w:lineRule="auto"/>
         <w:ind w:firstLine="480"/>
         <w:rPr>
-          <w:rFonts w:asciiTheme="minorEastAsia" w:hAnsiTheme="minorEastAsia" w:cs="仿宋"/>
-          <w:color w:val="000000" w:themeColor="text1"/>
-          <w:sz w:val="24"/>
-        </w:rPr>
-      </w:pPr>
-      <w:r>
-        <w:rPr>
-          <w:rFonts w:asciiTheme="minorEastAsia" w:hAnsiTheme="minorEastAsia" w:cs="仿宋" w:hint="eastAsia"/>
-          <w:color w:val="000000" w:themeColor="text1"/>
-          <w:sz w:val="24"/>
-        </w:rPr>
-        <w:t>邮  箱：</w:t>
-      </w:r>
-      <w:r>
-        <w:rPr>
-          <w:rFonts w:asciiTheme="minorEastAsia" w:hAnsiTheme="minorEastAsia" w:cs="仿宋" w:hint="eastAsia"/>
-          <w:color w:val="000000" w:themeColor="text1"/>
-          <w:sz w:val="24"/>
-        </w:rPr>
-        <w:t>{{联系邮箱}}</w:t>
+          <w:rFonts w:cs="仿宋" w:asciiTheme="minorEastAsia" w:hAnsiTheme="minorEastAsia"/>
+          <w:color w:val="000000" w:themeColor="text1"/>
+          <w:sz w:val="24"/>
+          <w14:textFill>
+            <w14:solidFill>
+              <w14:schemeClr w14:val="tx1"/>
+            </w14:solidFill>
+          </w14:textFill>
+        </w:rPr>
+      </w:pPr>
+      <w:r>
+        <w:rPr>
+          <w:rFonts w:hint="eastAsia" w:cs="仿宋" w:asciiTheme="minorEastAsia" w:hAnsiTheme="minorEastAsia"/>
+          <w:color w:val="000000" w:themeColor="text1"/>
+          <w:sz w:val="24"/>
+          <w14:textFill>
+            <w14:solidFill>
+              <w14:schemeClr w14:val="tx1"/>
+            </w14:solidFill>
+          </w14:textFill>
+        </w:rPr>
+        <w:t>邮  箱：{{联系邮箱}}</w:t>
       </w:r>
     </w:p>
     <w:p>
@@ -1558,44 +2195,56 @@
         <w:spacing w:line="360" w:lineRule="auto"/>
         <w:ind w:firstLine="480"/>
         <w:rPr>
-          <w:rFonts w:asciiTheme="minorEastAsia" w:hAnsiTheme="minorEastAsia" w:cs="仿宋"/>
-          <w:color w:val="000000" w:themeColor="text1"/>
-          <w:sz w:val="24"/>
-        </w:rPr>
-      </w:pPr>
-      <w:r>
-        <w:rPr>
-          <w:rFonts w:asciiTheme="minorEastAsia" w:hAnsiTheme="minorEastAsia" w:cs="仿宋" w:hint="eastAsia"/>
-          <w:color w:val="000000" w:themeColor="text1"/>
-          <w:sz w:val="24"/>
-        </w:rPr>
-        <w:t>电  话：</w:t>
-      </w:r>
-      <w:r>
-        <w:rPr>
-          <w:rFonts w:asciiTheme="minorEastAsia" w:hAnsiTheme="minorEastAsia" w:cs="仿宋" w:hint="eastAsia"/>
-          <w:color w:val="000000" w:themeColor="text1"/>
-          <w:sz w:val="24"/>
-        </w:rPr>
-        <w:t>{{联系电话}}</w:t>
+          <w:rFonts w:cs="仿宋" w:asciiTheme="minorEastAsia" w:hAnsiTheme="minorEastAsia"/>
+          <w:color w:val="000000" w:themeColor="text1"/>
+          <w:sz w:val="24"/>
+          <w14:textFill>
+            <w14:solidFill>
+              <w14:schemeClr w14:val="tx1"/>
+            </w14:solidFill>
+          </w14:textFill>
+        </w:rPr>
+      </w:pPr>
+      <w:r>
+        <w:rPr>
+          <w:rFonts w:hint="eastAsia" w:cs="仿宋" w:asciiTheme="minorEastAsia" w:hAnsiTheme="minorEastAsia"/>
+          <w:color w:val="000000" w:themeColor="text1"/>
+          <w:sz w:val="24"/>
+          <w14:textFill>
+            <w14:solidFill>
+              <w14:schemeClr w14:val="tx1"/>
+            </w14:solidFill>
+          </w14:textFill>
+        </w:rPr>
+        <w:t>电  话：{{联系电话}}</w:t>
       </w:r>
     </w:p>
     <w:p>
       <w:pPr>
         <w:ind w:firstLine="560"/>
         <w:rPr>
-          <w:rFonts w:asciiTheme="minorEastAsia" w:hAnsiTheme="minorEastAsia" w:cs="仿宋"/>
+          <w:rFonts w:cs="仿宋" w:asciiTheme="minorEastAsia" w:hAnsiTheme="minorEastAsia"/>
           <w:color w:val="000000" w:themeColor="text1"/>
           <w:sz w:val="28"/>
           <w:szCs w:val="28"/>
-        </w:rPr>
-      </w:pPr>
-      <w:r>
-        <w:rPr>
-          <w:rFonts w:asciiTheme="minorEastAsia" w:hAnsiTheme="minorEastAsia" w:cs="仿宋" w:hint="eastAsia"/>
+          <w14:textFill>
+            <w14:solidFill>
+              <w14:schemeClr w14:val="tx1"/>
+            </w14:solidFill>
+          </w14:textFill>
+        </w:rPr>
+      </w:pPr>
+      <w:r>
+        <w:rPr>
+          <w:rFonts w:hint="eastAsia" w:cs="仿宋" w:asciiTheme="minorEastAsia" w:hAnsiTheme="minorEastAsia"/>
           <w:color w:val="000000" w:themeColor="text1"/>
           <w:sz w:val="28"/>
           <w:szCs w:val="28"/>
+          <w14:textFill>
+            <w14:solidFill>
+              <w14:schemeClr w14:val="tx1"/>
+            </w14:solidFill>
+          </w14:textFill>
         </w:rPr>
         <w:br w:type="page"/>
       </w:r>
@@ -1605,22 +2254,31 @@
         <w:spacing w:line="480" w:lineRule="auto"/>
         <w:jc w:val="left"/>
         <w:rPr>
-          <w:rFonts w:asciiTheme="minorEastAsia" w:hAnsiTheme="minorEastAsia" w:cs="仿宋"/>
+          <w:rFonts w:cs="仿宋" w:asciiTheme="minorEastAsia" w:hAnsiTheme="minorEastAsia"/>
           <w:b/>
           <w:color w:val="000000" w:themeColor="text1"/>
           <w:sz w:val="32"/>
           <w:szCs w:val="32"/>
-        </w:rPr>
-      </w:pPr>
-      <w:r>
-        <w:rPr>
-          <w:rFonts w:asciiTheme="minorEastAsia" w:hAnsiTheme="minorEastAsia" w:cs="仿宋" w:hint="eastAsia"/>
+          <w14:textFill>
+            <w14:solidFill>
+              <w14:schemeClr w14:val="tx1"/>
+            </w14:solidFill>
+          </w14:textFill>
+        </w:rPr>
+      </w:pPr>
+      <w:r>
+        <w:rPr>
+          <w:rFonts w:hint="eastAsia" w:cs="仿宋" w:asciiTheme="minorEastAsia" w:hAnsiTheme="minorEastAsia"/>
           <w:b/>
           <w:color w:val="000000" w:themeColor="text1"/>
           <w:sz w:val="32"/>
           <w:szCs w:val="32"/>
-        </w:rPr>
-        <w:lastRenderedPageBreak/>
+          <w14:textFill>
+            <w14:solidFill>
+              <w14:schemeClr w14:val="tx1"/>
+            </w14:solidFill>
+          </w14:textFill>
+        </w:rPr>
         <w:t>附件一</w:t>
       </w:r>
     </w:p>
@@ -1629,20 +2287,30 @@
         <w:spacing w:line="480" w:lineRule="auto"/>
         <w:jc w:val="center"/>
         <w:rPr>
-          <w:rFonts w:asciiTheme="minorEastAsia" w:hAnsiTheme="minorEastAsia" w:cs="仿宋"/>
+          <w:rFonts w:cs="仿宋" w:asciiTheme="minorEastAsia" w:hAnsiTheme="minorEastAsia"/>
           <w:b/>
           <w:color w:val="000000" w:themeColor="text1"/>
           <w:sz w:val="28"/>
           <w:szCs w:val="28"/>
-        </w:rPr>
-      </w:pPr>
-      <w:r>
-        <w:rPr>
-          <w:rFonts w:asciiTheme="minorEastAsia" w:hAnsiTheme="minorEastAsia" w:cs="仿宋" w:hint="eastAsia"/>
+          <w14:textFill>
+            <w14:solidFill>
+              <w14:schemeClr w14:val="tx1"/>
+            </w14:solidFill>
+          </w14:textFill>
+        </w:rPr>
+      </w:pPr>
+      <w:r>
+        <w:rPr>
+          <w:rFonts w:hint="eastAsia" w:cs="仿宋" w:asciiTheme="minorEastAsia" w:hAnsiTheme="minorEastAsia"/>
           <w:b/>
           <w:color w:val="000000" w:themeColor="text1"/>
           <w:sz w:val="28"/>
           <w:szCs w:val="28"/>
+          <w14:textFill>
+            <w14:solidFill>
+              <w14:schemeClr w14:val="tx1"/>
+            </w14:solidFill>
+          </w14:textFill>
         </w:rPr>
         <w:t>报价函</w:t>
       </w:r>
@@ -1652,57 +2320,87 @@
         <w:spacing w:line="480" w:lineRule="auto"/>
         <w:jc w:val="left"/>
         <w:rPr>
-          <w:rFonts w:asciiTheme="minorEastAsia" w:hAnsiTheme="minorEastAsia" w:cs="仿宋"/>
+          <w:rFonts w:cs="仿宋" w:asciiTheme="minorEastAsia" w:hAnsiTheme="minorEastAsia"/>
           <w:bCs/>
           <w:color w:val="000000" w:themeColor="text1"/>
           <w:sz w:val="24"/>
-        </w:rPr>
-      </w:pPr>
-      <w:r>
-        <w:rPr>
-          <w:rFonts w:asciiTheme="minorEastAsia" w:hAnsiTheme="minorEastAsia" w:cs="仿宋" w:hint="eastAsia"/>
+          <w14:textFill>
+            <w14:solidFill>
+              <w14:schemeClr w14:val="tx1"/>
+            </w14:solidFill>
+          </w14:textFill>
+        </w:rPr>
+      </w:pPr>
+      <w:r>
+        <w:rPr>
+          <w:rFonts w:hint="eastAsia" w:cs="仿宋" w:asciiTheme="minorEastAsia" w:hAnsiTheme="minorEastAsia"/>
           <w:bCs/>
           <w:color w:val="000000" w:themeColor="text1"/>
           <w:sz w:val="24"/>
+          <w14:textFill>
+            <w14:solidFill>
+              <w14:schemeClr w14:val="tx1"/>
+            </w14:solidFill>
+          </w14:textFill>
         </w:rPr>
         <w:t>{{采购人名称}}：</w:t>
       </w:r>
     </w:p>
     <w:p>
       <w:pPr>
-        <w:ind w:firstLineChars="196" w:firstLine="470"/>
-        <w:rPr>
-          <w:rFonts w:asciiTheme="minorEastAsia" w:hAnsiTheme="minorEastAsia" w:cs="仿宋"/>
+        <w:ind w:firstLine="470" w:firstLineChars="196"/>
+        <w:rPr>
+          <w:rFonts w:cs="仿宋" w:asciiTheme="minorEastAsia" w:hAnsiTheme="minorEastAsia"/>
           <w:bCs/>
           <w:color w:val="000000" w:themeColor="text1"/>
           <w:sz w:val="24"/>
-        </w:rPr>
-      </w:pPr>
-      <w:r>
-        <w:rPr>
-          <w:rFonts w:asciiTheme="minorEastAsia" w:hAnsiTheme="minorEastAsia" w:cs="仿宋" w:hint="eastAsia"/>
+          <w14:textFill>
+            <w14:solidFill>
+              <w14:schemeClr w14:val="tx1"/>
+            </w14:solidFill>
+          </w14:textFill>
+        </w:rPr>
+      </w:pPr>
+      <w:r>
+        <w:rPr>
+          <w:rFonts w:hint="eastAsia" w:cs="仿宋" w:asciiTheme="minorEastAsia" w:hAnsiTheme="minorEastAsia"/>
           <w:bCs/>
           <w:color w:val="000000" w:themeColor="text1"/>
           <w:sz w:val="24"/>
+          <w14:textFill>
+            <w14:solidFill>
+              <w14:schemeClr w14:val="tx1"/>
+            </w14:solidFill>
+          </w14:textFill>
         </w:rPr>
         <w:t>根据</w:t>
       </w:r>
       <w:r>
         <w:rPr>
-          <w:rFonts w:asciiTheme="minorEastAsia" w:hAnsiTheme="minorEastAsia" w:cs="仿宋" w:hint="eastAsia"/>
+          <w:rFonts w:hint="eastAsia" w:cs="仿宋" w:asciiTheme="minorEastAsia" w:hAnsiTheme="minorEastAsia"/>
           <w:bCs/>
           <w:color w:val="000000" w:themeColor="text1"/>
           <w:sz w:val="24"/>
           <w:u w:val="single"/>
+          <w14:textFill>
+            <w14:solidFill>
+              <w14:schemeClr w14:val="tx1"/>
+            </w14:solidFill>
+          </w14:textFill>
         </w:rPr>
         <w:t>{{项目名称}}</w:t>
       </w:r>
       <w:r>
         <w:rPr>
-          <w:rFonts w:asciiTheme="minorEastAsia" w:hAnsiTheme="minorEastAsia" w:cs="仿宋" w:hint="eastAsia"/>
+          <w:rFonts w:hint="eastAsia" w:cs="仿宋" w:asciiTheme="minorEastAsia" w:hAnsiTheme="minorEastAsia"/>
           <w:bCs/>
           <w:color w:val="000000" w:themeColor="text1"/>
           <w:sz w:val="24"/>
+          <w14:textFill>
+            <w14:solidFill>
+              <w14:schemeClr w14:val="tx1"/>
+            </w14:solidFill>
+          </w14:textFill>
         </w:rPr>
         <w:t>询比文件要求，现郑重承诺如下：</w:t>
       </w:r>
@@ -1711,23 +2409,33 @@
       <w:pPr>
         <w:numPr>
           <w:ilvl w:val="0"/>
-          <w:numId w:val="2"/>
+          <w:numId w:val="3"/>
         </w:numPr>
         <w:spacing w:line="360" w:lineRule="auto"/>
-        <w:ind w:firstLineChars="200" w:firstLine="480"/>
-        <w:rPr>
-          <w:rFonts w:asciiTheme="minorEastAsia" w:hAnsiTheme="minorEastAsia" w:cs="仿宋"/>
+        <w:ind w:firstLine="480" w:firstLineChars="200"/>
+        <w:rPr>
+          <w:rFonts w:cs="仿宋" w:asciiTheme="minorEastAsia" w:hAnsiTheme="minorEastAsia"/>
           <w:bCs/>
           <w:color w:val="000000" w:themeColor="text1"/>
           <w:sz w:val="24"/>
-        </w:rPr>
-      </w:pPr>
-      <w:r>
-        <w:rPr>
-          <w:rFonts w:asciiTheme="minorEastAsia" w:hAnsiTheme="minorEastAsia" w:cs="仿宋" w:hint="eastAsia"/>
+          <w14:textFill>
+            <w14:solidFill>
+              <w14:schemeClr w14:val="tx1"/>
+            </w14:solidFill>
+          </w14:textFill>
+        </w:rPr>
+      </w:pPr>
+      <w:r>
+        <w:rPr>
+          <w:rFonts w:hint="eastAsia" w:cs="仿宋" w:asciiTheme="minorEastAsia" w:hAnsiTheme="minorEastAsia"/>
           <w:bCs/>
           <w:color w:val="000000" w:themeColor="text1"/>
           <w:sz w:val="24"/>
+          <w14:textFill>
+            <w14:solidFill>
+              <w14:schemeClr w14:val="tx1"/>
+            </w14:solidFill>
+          </w14:textFill>
         </w:rPr>
         <w:t>我方已认真阅读并接受本询比文件的所有要求。</w:t>
       </w:r>
@@ -1736,24 +2444,34 @@
       <w:pPr>
         <w:numPr>
           <w:ilvl w:val="0"/>
-          <w:numId w:val="2"/>
+          <w:numId w:val="3"/>
         </w:numPr>
         <w:spacing w:line="360" w:lineRule="auto"/>
-        <w:ind w:firstLineChars="200" w:firstLine="480"/>
-        <w:rPr>
-          <w:rFonts w:asciiTheme="minorEastAsia" w:hAnsiTheme="minorEastAsia" w:cs="仿宋"/>
+        <w:ind w:firstLine="480" w:firstLineChars="200"/>
+        <w:rPr>
+          <w:rFonts w:cs="仿宋" w:asciiTheme="minorEastAsia" w:hAnsiTheme="minorEastAsia"/>
           <w:bCs/>
           <w:color w:val="000000" w:themeColor="text1"/>
           <w:sz w:val="24"/>
           <w:u w:val="single"/>
-        </w:rPr>
-      </w:pPr>
-      <w:r>
-        <w:rPr>
-          <w:rFonts w:asciiTheme="minorEastAsia" w:hAnsiTheme="minorEastAsia" w:cs="仿宋" w:hint="eastAsia"/>
+          <w14:textFill>
+            <w14:solidFill>
+              <w14:schemeClr w14:val="tx1"/>
+            </w14:solidFill>
+          </w14:textFill>
+        </w:rPr>
+      </w:pPr>
+      <w:r>
+        <w:rPr>
+          <w:rFonts w:hint="eastAsia" w:cs="仿宋" w:asciiTheme="minorEastAsia" w:hAnsiTheme="minorEastAsia"/>
           <w:bCs/>
           <w:color w:val="000000" w:themeColor="text1"/>
           <w:sz w:val="24"/>
+          <w14:textFill>
+            <w14:solidFill>
+              <w14:schemeClr w14:val="tx1"/>
+            </w14:solidFill>
+          </w14:textFill>
         </w:rPr>
         <w:t>我方对上述承诺的内容事项真实性负责。如经查实上述承诺的内容事项存在虚假，我方愿意接受以提供虚假材料的法律责任。</w:t>
       </w:r>
@@ -1762,88 +2480,133 @@
       <w:pPr>
         <w:numPr>
           <w:ilvl w:val="0"/>
-          <w:numId w:val="2"/>
+          <w:numId w:val="3"/>
         </w:numPr>
         <w:spacing w:line="360" w:lineRule="auto"/>
-        <w:ind w:firstLineChars="200" w:firstLine="480"/>
+        <w:ind w:firstLine="480" w:firstLineChars="200"/>
         <w:rPr>
           <w:rFonts w:asciiTheme="minorEastAsia" w:hAnsiTheme="minorEastAsia"/>
           <w:color w:val="000000" w:themeColor="text1"/>
           <w:sz w:val="24"/>
-        </w:rPr>
-      </w:pPr>
-      <w:r>
-        <w:rPr>
-          <w:rFonts w:asciiTheme="minorEastAsia" w:hAnsiTheme="minorEastAsia" w:cs="仿宋" w:hint="eastAsia"/>
+          <w14:textFill>
+            <w14:solidFill>
+              <w14:schemeClr w14:val="tx1"/>
+            </w14:solidFill>
+          </w14:textFill>
+        </w:rPr>
+      </w:pPr>
+      <w:r>
+        <w:rPr>
+          <w:rFonts w:hint="eastAsia" w:cs="仿宋" w:asciiTheme="minorEastAsia" w:hAnsiTheme="minorEastAsia"/>
           <w:bCs/>
           <w:color w:val="000000" w:themeColor="text1"/>
           <w:sz w:val="24"/>
+          <w14:textFill>
+            <w14:solidFill>
+              <w14:schemeClr w14:val="tx1"/>
+            </w14:solidFill>
+          </w14:textFill>
         </w:rPr>
         <w:t>我公司仔细研究了询比文件和项目的基本情况，根据本公司的实际情况，我方愿意以人民币（大写）</w:t>
       </w:r>
       <w:r>
         <w:rPr>
-          <w:rFonts w:asciiTheme="minorEastAsia" w:hAnsiTheme="minorEastAsia" w:cs="仿宋" w:hint="eastAsia"/>
+          <w:rFonts w:hint="eastAsia" w:cs="仿宋" w:asciiTheme="minorEastAsia" w:hAnsiTheme="minorEastAsia"/>
           <w:bCs/>
           <w:color w:val="000000" w:themeColor="text1"/>
           <w:sz w:val="24"/>
           <w:u w:val="single"/>
+          <w14:textFill>
+            <w14:solidFill>
+              <w14:schemeClr w14:val="tx1"/>
+            </w14:solidFill>
+          </w14:textFill>
         </w:rPr>
         <w:t xml:space="preserve">       </w:t>
       </w:r>
       <w:r>
         <w:rPr>
-          <w:rFonts w:asciiTheme="minorEastAsia" w:hAnsiTheme="minorEastAsia" w:cs="仿宋" w:hint="eastAsia"/>
+          <w:rFonts w:hint="eastAsia" w:cs="仿宋" w:asciiTheme="minorEastAsia" w:hAnsiTheme="minorEastAsia"/>
           <w:bCs/>
           <w:color w:val="000000" w:themeColor="text1"/>
           <w:sz w:val="24"/>
+          <w14:textFill>
+            <w14:solidFill>
+              <w14:schemeClr w14:val="tx1"/>
+            </w14:solidFill>
+          </w14:textFill>
         </w:rPr>
         <w:t>（</w:t>
       </w:r>
       <w:r>
         <w:rPr>
-          <w:rFonts w:asciiTheme="minorEastAsia" w:hAnsiTheme="minorEastAsia" w:cs="Calibri"/>
+          <w:rFonts w:cs="Calibri" w:asciiTheme="minorEastAsia" w:hAnsiTheme="minorEastAsia"/>
           <w:bCs/>
           <w:color w:val="000000" w:themeColor="text1"/>
           <w:sz w:val="24"/>
+          <w14:textFill>
+            <w14:solidFill>
+              <w14:schemeClr w14:val="tx1"/>
+            </w14:solidFill>
+          </w14:textFill>
         </w:rPr>
         <w:t>¥</w:t>
       </w:r>
       <w:r>
         <w:rPr>
-          <w:rFonts w:asciiTheme="minorEastAsia" w:hAnsiTheme="minorEastAsia" w:cs="Calibri" w:hint="eastAsia"/>
+          <w:rFonts w:hint="eastAsia" w:cs="Calibri" w:asciiTheme="minorEastAsia" w:hAnsiTheme="minorEastAsia"/>
           <w:bCs/>
           <w:color w:val="000000" w:themeColor="text1"/>
           <w:sz w:val="24"/>
           <w:u w:val="single"/>
+          <w14:textFill>
+            <w14:solidFill>
+              <w14:schemeClr w14:val="tx1"/>
+            </w14:solidFill>
+          </w14:textFill>
         </w:rPr>
         <w:t xml:space="preserve">      </w:t>
       </w:r>
       <w:r>
         <w:rPr>
-          <w:rFonts w:asciiTheme="minorEastAsia" w:hAnsiTheme="minorEastAsia" w:cs="仿宋" w:hint="eastAsia"/>
+          <w:rFonts w:hint="eastAsia" w:cs="仿宋" w:asciiTheme="minorEastAsia" w:hAnsiTheme="minorEastAsia"/>
           <w:bCs/>
           <w:color w:val="000000" w:themeColor="text1"/>
           <w:sz w:val="24"/>
+          <w14:textFill>
+            <w14:solidFill>
+              <w14:schemeClr w14:val="tx1"/>
+            </w14:solidFill>
+          </w14:textFill>
         </w:rPr>
         <w:t>）的响应总报价（其中，增值税税率为</w:t>
       </w:r>
       <w:r>
         <w:rPr>
-          <w:rFonts w:asciiTheme="minorEastAsia" w:hAnsiTheme="minorEastAsia" w:cs="仿宋" w:hint="eastAsia"/>
+          <w:rFonts w:hint="eastAsia" w:cs="仿宋" w:asciiTheme="minorEastAsia" w:hAnsiTheme="minorEastAsia"/>
           <w:bCs/>
           <w:color w:val="000000" w:themeColor="text1"/>
           <w:sz w:val="24"/>
           <w:u w:val="single"/>
+          <w14:textFill>
+            <w14:solidFill>
+              <w14:schemeClr w14:val="tx1"/>
+            </w14:solidFill>
+          </w14:textFill>
         </w:rPr>
         <w:t xml:space="preserve">        </w:t>
       </w:r>
       <w:r>
         <w:rPr>
-          <w:rFonts w:asciiTheme="minorEastAsia" w:hAnsiTheme="minorEastAsia" w:cs="仿宋" w:hint="eastAsia"/>
+          <w:rFonts w:hint="eastAsia" w:cs="仿宋" w:asciiTheme="minorEastAsia" w:hAnsiTheme="minorEastAsia"/>
           <w:bCs/>
           <w:color w:val="000000" w:themeColor="text1"/>
           <w:sz w:val="24"/>
+          <w14:textFill>
+            <w14:solidFill>
+              <w14:schemeClr w14:val="tx1"/>
+            </w14:solidFill>
+          </w14:textFill>
         </w:rPr>
         <w:t>），按合同约定履行义务。</w:t>
       </w:r>
@@ -1857,56 +2620,91 @@
           <w:color w:val="000000" w:themeColor="text1"/>
           <w:sz w:val="32"/>
           <w:szCs w:val="32"/>
-        </w:rPr>
-      </w:pPr>
-      <w:r>
-        <w:rPr>
-          <w:rFonts w:asciiTheme="minorEastAsia" w:hAnsiTheme="minorEastAsia" w:hint="eastAsia"/>
+          <w14:textFill>
+            <w14:solidFill>
+              <w14:schemeClr w14:val="tx1"/>
+            </w14:solidFill>
+          </w14:textFill>
+        </w:rPr>
+      </w:pPr>
+      <w:r>
+        <w:rPr>
+          <w:rFonts w:hint="eastAsia" w:asciiTheme="minorEastAsia" w:hAnsiTheme="minorEastAsia"/>
           <w:b/>
           <w:bCs/>
           <w:color w:val="000000" w:themeColor="text1"/>
           <w:sz w:val="24"/>
           <w:szCs w:val="32"/>
+          <w14:textFill>
+            <w14:solidFill>
+              <w14:schemeClr w14:val="tx1"/>
+            </w14:solidFill>
+          </w14:textFill>
         </w:rPr>
         <w:t>报价表</w:t>
       </w:r>
     </w:p>
     <w:p>
       <w:pPr>
-        <w:pStyle w:val="New"/>
-        <w:rPr>
-          <w:rFonts w:asciiTheme="minorEastAsia" w:eastAsiaTheme="minorEastAsia" w:hAnsiTheme="minorEastAsia"/>
-          <w:color w:val="000000" w:themeColor="text1"/>
-        </w:rPr>
-      </w:pPr>
-      <w:r>
-        <w:rPr>
-          <w:rFonts w:asciiTheme="minorEastAsia" w:eastAsiaTheme="minorEastAsia" w:hAnsiTheme="minorEastAsia"/>
-          <w:color w:val="000000" w:themeColor="text1"/>
+        <w:pStyle w:val="13"/>
+        <w:rPr>
+          <w:rFonts w:asciiTheme="minorEastAsia" w:hAnsiTheme="minorEastAsia" w:eastAsiaTheme="minorEastAsia"/>
+          <w:color w:val="000000" w:themeColor="text1"/>
+          <w14:textFill>
+            <w14:solidFill>
+              <w14:schemeClr w14:val="tx1"/>
+            </w14:solidFill>
+          </w14:textFill>
+        </w:rPr>
+      </w:pPr>
+      <w:r>
+        <w:rPr>
+          <w:rFonts w:asciiTheme="minorEastAsia" w:hAnsiTheme="minorEastAsia" w:eastAsiaTheme="minorEastAsia"/>
+          <w:color w:val="000000" w:themeColor="text1"/>
+          <w14:textFill>
+            <w14:solidFill>
+              <w14:schemeClr w14:val="tx1"/>
+            </w14:solidFill>
+          </w14:textFill>
         </w:rPr>
         <w:t>{{</w:t>
       </w:r>
       <w:r>
         <w:rPr>
-          <w:rFonts w:asciiTheme="minorEastAsia" w:eastAsiaTheme="minorEastAsia" w:hAnsiTheme="minorEastAsia" w:hint="eastAsia"/>
-          <w:color w:val="000000" w:themeColor="text1"/>
+          <w:rFonts w:hint="eastAsia" w:asciiTheme="minorEastAsia" w:hAnsiTheme="minorEastAsia" w:eastAsiaTheme="minorEastAsia"/>
+          <w:color w:val="000000" w:themeColor="text1"/>
+          <w14:textFill>
+            <w14:solidFill>
+              <w14:schemeClr w14:val="tx1"/>
+            </w14:solidFill>
+          </w14:textFill>
         </w:rPr>
         <w:t>报价表</w:t>
       </w:r>
       <w:r>
         <w:rPr>
-          <w:rFonts w:asciiTheme="minorEastAsia" w:eastAsiaTheme="minorEastAsia" w:hAnsiTheme="minorEastAsia"/>
-          <w:color w:val="000000" w:themeColor="text1"/>
+          <w:rFonts w:asciiTheme="minorEastAsia" w:hAnsiTheme="minorEastAsia" w:eastAsiaTheme="minorEastAsia"/>
+          <w:color w:val="000000" w:themeColor="text1"/>
+          <w14:textFill>
+            <w14:solidFill>
+              <w14:schemeClr w14:val="tx1"/>
+            </w14:solidFill>
+          </w14:textFill>
         </w:rPr>
         <w:t>}}</w:t>
       </w:r>
     </w:p>
     <w:p>
       <w:pPr>
-        <w:pStyle w:val="New"/>
-        <w:rPr>
-          <w:rFonts w:asciiTheme="minorEastAsia" w:eastAsiaTheme="minorEastAsia" w:hAnsiTheme="minorEastAsia"/>
-          <w:color w:val="000000" w:themeColor="text1"/>
+        <w:pStyle w:val="13"/>
+        <w:rPr>
+          <w:rFonts w:asciiTheme="minorEastAsia" w:hAnsiTheme="minorEastAsia" w:eastAsiaTheme="minorEastAsia"/>
+          <w:color w:val="000000" w:themeColor="text1"/>
+          <w14:textFill>
+            <w14:solidFill>
+              <w14:schemeClr w14:val="tx1"/>
+            </w14:solidFill>
+          </w14:textFill>
         </w:rPr>
       </w:pPr>
     </w:p>
@@ -1915,89 +2713,139 @@
         <w:spacing w:before="91" w:line="219" w:lineRule="auto"/>
         <w:ind w:left="2808" w:firstLine="472"/>
         <w:rPr>
-          <w:rFonts w:asciiTheme="minorEastAsia" w:hAnsiTheme="minorEastAsia" w:cs="仿宋"/>
-          <w:color w:val="000000" w:themeColor="text1"/>
-          <w:sz w:val="24"/>
-        </w:rPr>
-      </w:pPr>
-      <w:r>
-        <w:rPr>
-          <w:rFonts w:asciiTheme="minorEastAsia" w:hAnsiTheme="minorEastAsia" w:cs="仿宋" w:hint="eastAsia"/>
+          <w:rFonts w:cs="仿宋" w:asciiTheme="minorEastAsia" w:hAnsiTheme="minorEastAsia"/>
+          <w:color w:val="000000" w:themeColor="text1"/>
+          <w:sz w:val="24"/>
+          <w14:textFill>
+            <w14:solidFill>
+              <w14:schemeClr w14:val="tx1"/>
+            </w14:solidFill>
+          </w14:textFill>
+        </w:rPr>
+      </w:pPr>
+      <w:r>
+        <w:rPr>
+          <w:rFonts w:hint="eastAsia" w:cs="仿宋" w:asciiTheme="minorEastAsia" w:hAnsiTheme="minorEastAsia"/>
           <w:color w:val="000000" w:themeColor="text1"/>
           <w:spacing w:val="-2"/>
           <w:sz w:val="24"/>
+          <w14:textFill>
+            <w14:solidFill>
+              <w14:schemeClr w14:val="tx1"/>
+            </w14:solidFill>
+          </w14:textFill>
         </w:rPr>
         <w:t>供</w:t>
       </w:r>
       <w:r>
         <w:rPr>
-          <w:rFonts w:asciiTheme="minorEastAsia" w:hAnsiTheme="minorEastAsia" w:cs="仿宋" w:hint="eastAsia"/>
+          <w:rFonts w:hint="eastAsia" w:cs="仿宋" w:asciiTheme="minorEastAsia" w:hAnsiTheme="minorEastAsia"/>
           <w:color w:val="000000" w:themeColor="text1"/>
           <w:spacing w:val="22"/>
           <w:sz w:val="24"/>
+          <w14:textFill>
+            <w14:solidFill>
+              <w14:schemeClr w14:val="tx1"/>
+            </w14:solidFill>
+          </w14:textFill>
         </w:rPr>
         <w:t xml:space="preserve"> </w:t>
       </w:r>
       <w:r>
         <w:rPr>
-          <w:rFonts w:asciiTheme="minorEastAsia" w:hAnsiTheme="minorEastAsia" w:cs="仿宋" w:hint="eastAsia"/>
+          <w:rFonts w:hint="eastAsia" w:cs="仿宋" w:asciiTheme="minorEastAsia" w:hAnsiTheme="minorEastAsia"/>
           <w:color w:val="000000" w:themeColor="text1"/>
           <w:spacing w:val="-2"/>
           <w:sz w:val="24"/>
+          <w14:textFill>
+            <w14:solidFill>
+              <w14:schemeClr w14:val="tx1"/>
+            </w14:solidFill>
+          </w14:textFill>
         </w:rPr>
         <w:t>应</w:t>
       </w:r>
       <w:r>
         <w:rPr>
-          <w:rFonts w:asciiTheme="minorEastAsia" w:hAnsiTheme="minorEastAsia" w:cs="仿宋" w:hint="eastAsia"/>
+          <w:rFonts w:hint="eastAsia" w:cs="仿宋" w:asciiTheme="minorEastAsia" w:hAnsiTheme="minorEastAsia"/>
           <w:color w:val="000000" w:themeColor="text1"/>
           <w:spacing w:val="27"/>
           <w:sz w:val="24"/>
+          <w14:textFill>
+            <w14:solidFill>
+              <w14:schemeClr w14:val="tx1"/>
+            </w14:solidFill>
+          </w14:textFill>
         </w:rPr>
         <w:t xml:space="preserve"> </w:t>
       </w:r>
       <w:r>
         <w:rPr>
-          <w:rFonts w:asciiTheme="minorEastAsia" w:hAnsiTheme="minorEastAsia" w:cs="仿宋" w:hint="eastAsia"/>
+          <w:rFonts w:hint="eastAsia" w:cs="仿宋" w:asciiTheme="minorEastAsia" w:hAnsiTheme="minorEastAsia"/>
           <w:color w:val="000000" w:themeColor="text1"/>
           <w:spacing w:val="-2"/>
           <w:sz w:val="24"/>
+          <w14:textFill>
+            <w14:solidFill>
+              <w14:schemeClr w14:val="tx1"/>
+            </w14:solidFill>
+          </w14:textFill>
         </w:rPr>
         <w:t>商</w:t>
       </w:r>
       <w:r>
         <w:rPr>
-          <w:rFonts w:asciiTheme="minorEastAsia" w:hAnsiTheme="minorEastAsia" w:cs="仿宋" w:hint="eastAsia"/>
+          <w:rFonts w:hint="eastAsia" w:cs="仿宋" w:asciiTheme="minorEastAsia" w:hAnsiTheme="minorEastAsia"/>
           <w:color w:val="000000" w:themeColor="text1"/>
           <w:spacing w:val="-34"/>
           <w:sz w:val="24"/>
+          <w14:textFill>
+            <w14:solidFill>
+              <w14:schemeClr w14:val="tx1"/>
+            </w14:solidFill>
+          </w14:textFill>
         </w:rPr>
         <w:t>：</w:t>
       </w:r>
       <w:r>
         <w:rPr>
-          <w:rFonts w:asciiTheme="minorEastAsia" w:hAnsiTheme="minorEastAsia" w:cs="仿宋" w:hint="eastAsia"/>
+          <w:rFonts w:hint="eastAsia" w:cs="仿宋" w:asciiTheme="minorEastAsia" w:hAnsiTheme="minorEastAsia"/>
           <w:color w:val="000000" w:themeColor="text1"/>
           <w:sz w:val="24"/>
           <w:u w:val="single"/>
+          <w14:textFill>
+            <w14:solidFill>
+              <w14:schemeClr w14:val="tx1"/>
+            </w14:solidFill>
+          </w14:textFill>
         </w:rPr>
         <w:t xml:space="preserve">                   </w:t>
       </w:r>
       <w:r>
         <w:rPr>
-          <w:rFonts w:asciiTheme="minorEastAsia" w:hAnsiTheme="minorEastAsia" w:cs="仿宋" w:hint="eastAsia"/>
+          <w:rFonts w:hint="eastAsia" w:cs="仿宋" w:asciiTheme="minorEastAsia" w:hAnsiTheme="minorEastAsia"/>
           <w:color w:val="000000" w:themeColor="text1"/>
           <w:spacing w:val="-34"/>
           <w:sz w:val="24"/>
+          <w14:textFill>
+            <w14:solidFill>
+              <w14:schemeClr w14:val="tx1"/>
+            </w14:solidFill>
+          </w14:textFill>
         </w:rPr>
         <w:t>（</w:t>
       </w:r>
       <w:r>
         <w:rPr>
-          <w:rFonts w:asciiTheme="minorEastAsia" w:hAnsiTheme="minorEastAsia" w:cs="仿宋" w:hint="eastAsia"/>
+          <w:rFonts w:hint="eastAsia" w:cs="仿宋" w:asciiTheme="minorEastAsia" w:hAnsiTheme="minorEastAsia"/>
           <w:color w:val="000000" w:themeColor="text1"/>
           <w:spacing w:val="-2"/>
           <w:sz w:val="24"/>
+          <w14:textFill>
+            <w14:solidFill>
+              <w14:schemeClr w14:val="tx1"/>
+            </w14:solidFill>
+          </w14:textFill>
         </w:rPr>
         <w:t>盖单位章）</w:t>
       </w:r>
@@ -2007,27 +2855,42 @@
         <w:spacing w:before="91" w:line="219" w:lineRule="auto"/>
         <w:ind w:left="2808" w:firstLine="472"/>
         <w:rPr>
-          <w:rFonts w:asciiTheme="minorEastAsia" w:hAnsiTheme="minorEastAsia" w:cs="仿宋"/>
+          <w:rFonts w:cs="仿宋" w:asciiTheme="minorEastAsia" w:hAnsiTheme="minorEastAsia"/>
           <w:color w:val="000000" w:themeColor="text1"/>
           <w:spacing w:val="-2"/>
           <w:sz w:val="24"/>
-        </w:rPr>
-      </w:pPr>
-      <w:r>
-        <w:rPr>
-          <w:rFonts w:asciiTheme="minorEastAsia" w:hAnsiTheme="minorEastAsia" w:cs="仿宋" w:hint="eastAsia"/>
+          <w14:textFill>
+            <w14:solidFill>
+              <w14:schemeClr w14:val="tx1"/>
+            </w14:solidFill>
+          </w14:textFill>
+        </w:rPr>
+      </w:pPr>
+      <w:r>
+        <w:rPr>
+          <w:rFonts w:hint="eastAsia" w:cs="仿宋" w:asciiTheme="minorEastAsia" w:hAnsiTheme="minorEastAsia"/>
           <w:color w:val="000000" w:themeColor="text1"/>
           <w:spacing w:val="-2"/>
           <w:sz w:val="24"/>
+          <w14:textFill>
+            <w14:solidFill>
+              <w14:schemeClr w14:val="tx1"/>
+            </w14:solidFill>
+          </w14:textFill>
         </w:rPr>
         <w:t>联  系 人：</w:t>
       </w:r>
       <w:r>
         <w:rPr>
-          <w:rFonts w:asciiTheme="minorEastAsia" w:hAnsiTheme="minorEastAsia" w:cs="仿宋" w:hint="eastAsia"/>
+          <w:rFonts w:hint="eastAsia" w:cs="仿宋" w:asciiTheme="minorEastAsia" w:hAnsiTheme="minorEastAsia"/>
           <w:color w:val="000000" w:themeColor="text1"/>
           <w:sz w:val="24"/>
           <w:u w:val="single"/>
+          <w14:textFill>
+            <w14:solidFill>
+              <w14:schemeClr w14:val="tx1"/>
+            </w14:solidFill>
+          </w14:textFill>
         </w:rPr>
         <w:t xml:space="preserve">                   </w:t>
       </w:r>
@@ -2037,27 +2900,42 @@
         <w:spacing w:before="91" w:line="219" w:lineRule="auto"/>
         <w:ind w:left="2808" w:firstLine="472"/>
         <w:rPr>
-          <w:rFonts w:asciiTheme="minorEastAsia" w:hAnsiTheme="minorEastAsia" w:cs="仿宋"/>
+          <w:rFonts w:cs="仿宋" w:asciiTheme="minorEastAsia" w:hAnsiTheme="minorEastAsia"/>
           <w:color w:val="000000" w:themeColor="text1"/>
           <w:spacing w:val="-2"/>
           <w:sz w:val="24"/>
-        </w:rPr>
-      </w:pPr>
-      <w:r>
-        <w:rPr>
-          <w:rFonts w:asciiTheme="minorEastAsia" w:hAnsiTheme="minorEastAsia" w:cs="仿宋" w:hint="eastAsia"/>
+          <w14:textFill>
+            <w14:solidFill>
+              <w14:schemeClr w14:val="tx1"/>
+            </w14:solidFill>
+          </w14:textFill>
+        </w:rPr>
+      </w:pPr>
+      <w:r>
+        <w:rPr>
+          <w:rFonts w:hint="eastAsia" w:cs="仿宋" w:asciiTheme="minorEastAsia" w:hAnsiTheme="minorEastAsia"/>
           <w:color w:val="000000" w:themeColor="text1"/>
           <w:spacing w:val="-2"/>
           <w:sz w:val="24"/>
+          <w14:textFill>
+            <w14:solidFill>
+              <w14:schemeClr w14:val="tx1"/>
+            </w14:solidFill>
+          </w14:textFill>
         </w:rPr>
         <w:t>电     话：</w:t>
       </w:r>
       <w:r>
         <w:rPr>
-          <w:rFonts w:asciiTheme="minorEastAsia" w:hAnsiTheme="minorEastAsia" w:cs="仿宋" w:hint="eastAsia"/>
+          <w:rFonts w:hint="eastAsia" w:cs="仿宋" w:asciiTheme="minorEastAsia" w:hAnsiTheme="minorEastAsia"/>
           <w:color w:val="000000" w:themeColor="text1"/>
           <w:sz w:val="24"/>
           <w:u w:val="single"/>
+          <w14:textFill>
+            <w14:solidFill>
+              <w14:schemeClr w14:val="tx1"/>
+            </w14:solidFill>
+          </w14:textFill>
         </w:rPr>
         <w:t xml:space="preserve">                   </w:t>
       </w:r>
@@ -2067,76 +2945,129 @@
         <w:spacing w:before="91" w:line="219" w:lineRule="auto"/>
         <w:ind w:left="2808" w:firstLine="472"/>
         <w:rPr>
-          <w:rFonts w:asciiTheme="minorEastAsia" w:hAnsiTheme="minorEastAsia" w:cs="仿宋"/>
+          <w:rFonts w:cs="仿宋" w:asciiTheme="minorEastAsia" w:hAnsiTheme="minorEastAsia"/>
           <w:color w:val="000000" w:themeColor="text1"/>
           <w:spacing w:val="-2"/>
           <w:sz w:val="24"/>
-        </w:rPr>
-      </w:pPr>
-      <w:r>
-        <w:rPr>
-          <w:rFonts w:asciiTheme="minorEastAsia" w:hAnsiTheme="minorEastAsia" w:cs="仿宋" w:hint="eastAsia"/>
+          <w14:textFill>
+            <w14:solidFill>
+              <w14:schemeClr w14:val="tx1"/>
+            </w14:solidFill>
+          </w14:textFill>
+        </w:rPr>
+      </w:pPr>
+      <w:r>
+        <w:rPr>
+          <w:rFonts w:hint="eastAsia" w:cs="仿宋" w:asciiTheme="minorEastAsia" w:hAnsiTheme="minorEastAsia"/>
           <w:color w:val="000000" w:themeColor="text1"/>
           <w:spacing w:val="-2"/>
           <w:sz w:val="24"/>
+          <w14:textFill>
+            <w14:solidFill>
+              <w14:schemeClr w14:val="tx1"/>
+            </w14:solidFill>
+          </w14:textFill>
         </w:rPr>
         <w:tab/>
+      </w:r>
+      <w:r>
+        <w:rPr>
+          <w:rFonts w:hint="eastAsia" w:cs="仿宋" w:asciiTheme="minorEastAsia" w:hAnsiTheme="minorEastAsia"/>
+          <w:color w:val="000000" w:themeColor="text1"/>
+          <w:spacing w:val="-2"/>
+          <w:sz w:val="24"/>
+          <w14:textFill>
+            <w14:solidFill>
+              <w14:schemeClr w14:val="tx1"/>
+            </w14:solidFill>
+          </w14:textFill>
+        </w:rPr>
         <w:t xml:space="preserve">       </w:t>
       </w:r>
       <w:r>
         <w:rPr>
-          <w:rFonts w:asciiTheme="minorEastAsia" w:hAnsiTheme="minorEastAsia" w:cs="仿宋" w:hint="eastAsia"/>
+          <w:rFonts w:hint="eastAsia" w:cs="仿宋" w:asciiTheme="minorEastAsia" w:hAnsiTheme="minorEastAsia"/>
           <w:color w:val="000000" w:themeColor="text1"/>
           <w:spacing w:val="-2"/>
           <w:sz w:val="24"/>
           <w:u w:val="single"/>
+          <w14:textFill>
+            <w14:solidFill>
+              <w14:schemeClr w14:val="tx1"/>
+            </w14:solidFill>
+          </w14:textFill>
         </w:rPr>
         <w:t xml:space="preserve">         </w:t>
       </w:r>
       <w:r>
         <w:rPr>
-          <w:rFonts w:asciiTheme="minorEastAsia" w:hAnsiTheme="minorEastAsia" w:cs="仿宋" w:hint="eastAsia"/>
+          <w:rFonts w:hint="eastAsia" w:cs="仿宋" w:asciiTheme="minorEastAsia" w:hAnsiTheme="minorEastAsia"/>
           <w:color w:val="000000" w:themeColor="text1"/>
           <w:spacing w:val="-2"/>
           <w:sz w:val="24"/>
+          <w14:textFill>
+            <w14:solidFill>
+              <w14:schemeClr w14:val="tx1"/>
+            </w14:solidFill>
+          </w14:textFill>
         </w:rPr>
         <w:t>年</w:t>
       </w:r>
       <w:r>
         <w:rPr>
-          <w:rFonts w:asciiTheme="minorEastAsia" w:hAnsiTheme="minorEastAsia" w:cs="仿宋" w:hint="eastAsia"/>
+          <w:rFonts w:hint="eastAsia" w:cs="仿宋" w:asciiTheme="minorEastAsia" w:hAnsiTheme="minorEastAsia"/>
           <w:color w:val="000000" w:themeColor="text1"/>
           <w:spacing w:val="-2"/>
           <w:sz w:val="24"/>
           <w:u w:val="single"/>
+          <w14:textFill>
+            <w14:solidFill>
+              <w14:schemeClr w14:val="tx1"/>
+            </w14:solidFill>
+          </w14:textFill>
         </w:rPr>
         <w:t xml:space="preserve">         </w:t>
       </w:r>
       <w:r>
         <w:rPr>
-          <w:rFonts w:asciiTheme="minorEastAsia" w:hAnsiTheme="minorEastAsia" w:cs="仿宋" w:hint="eastAsia"/>
+          <w:rFonts w:hint="eastAsia" w:cs="仿宋" w:asciiTheme="minorEastAsia" w:hAnsiTheme="minorEastAsia"/>
           <w:color w:val="000000" w:themeColor="text1"/>
           <w:spacing w:val="-2"/>
           <w:sz w:val="24"/>
+          <w14:textFill>
+            <w14:solidFill>
+              <w14:schemeClr w14:val="tx1"/>
+            </w14:solidFill>
+          </w14:textFill>
         </w:rPr>
         <w:t>月</w:t>
       </w:r>
       <w:r>
         <w:rPr>
-          <w:rFonts w:asciiTheme="minorEastAsia" w:hAnsiTheme="minorEastAsia" w:cs="仿宋" w:hint="eastAsia"/>
+          <w:rFonts w:hint="eastAsia" w:cs="仿宋" w:asciiTheme="minorEastAsia" w:hAnsiTheme="minorEastAsia"/>
           <w:color w:val="000000" w:themeColor="text1"/>
           <w:spacing w:val="-2"/>
           <w:sz w:val="24"/>
           <w:u w:val="single"/>
+          <w14:textFill>
+            <w14:solidFill>
+              <w14:schemeClr w14:val="tx1"/>
+            </w14:solidFill>
+          </w14:textFill>
         </w:rPr>
         <w:t xml:space="preserve">         </w:t>
       </w:r>
       <w:r>
         <w:rPr>
-          <w:rFonts w:asciiTheme="minorEastAsia" w:hAnsiTheme="minorEastAsia" w:cs="仿宋" w:hint="eastAsia"/>
+          <w:rFonts w:hint="eastAsia" w:cs="仿宋" w:asciiTheme="minorEastAsia" w:hAnsiTheme="minorEastAsia"/>
           <w:color w:val="000000" w:themeColor="text1"/>
           <w:spacing w:val="-2"/>
           <w:sz w:val="24"/>
+          <w14:textFill>
+            <w14:solidFill>
+              <w14:schemeClr w14:val="tx1"/>
+            </w14:solidFill>
+          </w14:textFill>
         </w:rPr>
         <w:t>日</w:t>
       </w:r>
@@ -2144,89 +3075,85 @@
     <w:p>
       <w:pPr>
         <w:spacing w:line="360" w:lineRule="auto"/>
-        <w:ind w:firstLineChars="1900" w:firstLine="4560"/>
-        <w:rPr>
-          <w:rFonts w:asciiTheme="minorEastAsia" w:hAnsiTheme="minorEastAsia" w:cs="仿宋"/>
-          <w:color w:val="000000" w:themeColor="text1"/>
-          <w:sz w:val="24"/>
+        <w:ind w:firstLine="4560" w:firstLineChars="1900"/>
+        <w:rPr>
+          <w:rFonts w:cs="仿宋" w:asciiTheme="minorEastAsia" w:hAnsiTheme="minorEastAsia"/>
+          <w:color w:val="000000" w:themeColor="text1"/>
+          <w:sz w:val="24"/>
+          <w14:textFill>
+            <w14:solidFill>
+              <w14:schemeClr w14:val="tx1"/>
+            </w14:solidFill>
+          </w14:textFill>
         </w:rPr>
       </w:pPr>
     </w:p>
     <w:sectPr>
-      <w:footerReference w:type="default" r:id="rId11"/>
+      <w:footerReference r:id="rId5" w:type="default"/>
       <w:pgSz w:w="11906" w:h="16838"/>
       <w:pgMar w:top="1440" w:right="1800" w:bottom="1440" w:left="1800" w:header="851" w:footer="992" w:gutter="0"/>
       <w:pgNumType w:start="1"/>
-      <w:cols w:space="425"/>
-      <w:docGrid w:type="lines" w:linePitch="312"/>
+      <w:cols w:space="425" w:num="1"/>
+      <w:docGrid w:type="lines" w:linePitch="312" w:charSpace="0"/>
     </w:sectPr>
   </w:body>
 </w:document>
 </file>
 
-<file path=word/endnotes.xml><?xml version="1.0" encoding="utf-8"?>
-<w:endnotes xmlns:wpc="http://schemas.microsoft.com/office/word/2010/wordprocessingCanvas" xmlns:cx="http://schemas.microsoft.com/office/drawing/2014/chartex" xmlns:cx1="http://schemas.microsoft.com/office/drawing/2015/9/8/chartex" xmlns:cx2="http://schemas.microsoft.com/office/drawing/2015/10/21/chartex" xmlns:cx3="http://schemas.microsoft.com/office/drawing/2016/5/9/chartex" xmlns:cx4="http://schemas.microsoft.com/office/drawing/2016/5/10/chartex" xmlns:cx5="http://schemas.microsoft.com/office/drawing/2016/5/11/chartex" xmlns:cx6="http://schemas.microsoft.com/office/drawing/2016/5/12/chartex" xmlns:cx7="http://schemas.microsoft.com/office/drawing/2016/5/13/chartex" xmlns:cx8="http://schemas.microsoft.com/office/drawing/2016/5/14/chartex" xmlns:mc="http://schemas.openxmlformats.org/markup-compatibility/2006" xmlns:m="http://schemas.openxmlformats.org/officeDocument/2006/math" xmlns:aink="http://schemas.microsoft.com/office/drawing/2016/ink" xmlns:am3d="http://schemas.microsoft.com/office/drawing/2017/model3d" xmlns:oel="http://schemas.microsoft.com/office/2019/extlst" xmlns:r="http://schemas.openxmlformats.org/officeDocument/2006/relationships" xmlns:wp14="http://schemas.microsoft.com/office/word/2010/wordprocessingDrawing" xmlns:wp="http://schemas.openxmlformats.org/drawingml/2006/wordprocessingDrawing" xmlns:wpg="http://schemas.microsoft.com/office/word/2010/wordprocessingGroup" xmlns:wpi="http://schemas.microsoft.com/office/word/2010/wordprocessingInk" xmlns:wps="http://schemas.microsoft.com/office/word/2010/wordprocessingShape" xmlns:o="urn:schemas-microsoft-com:office:office" xmlns:v="urn:schemas-microsoft-com:vml" xmlns:w10="urn:schemas-microsoft-com:office:word" xmlns:w="http://schemas.openxmlformats.org/wordprocessingml/2006/main" xmlns:w14="http://schemas.microsoft.com/office/word/2010/wordml" xmlns:w15="http://schemas.microsoft.com/office/word/2012/wordml" xmlns:w16cex="http://schemas.microsoft.com/office/word/2018/wordml/cex" xmlns:w16cid="http://schemas.microsoft.com/office/word/2016/wordml/cid" xmlns:w16="http://schemas.microsoft.com/office/word/2018/wordml" xmlns:w16sdtdh="http://schemas.microsoft.com/office/word/2020/wordml/sdtdatahash" xmlns:w16sdtfl="http://schemas.microsoft.com/office/word/2024/wordml/sdtformatlock" xmlns:w16se="http://schemas.microsoft.com/office/word/2015/wordml/symex" xmlns:w16du="http://schemas.microsoft.com/office/word/2023/wordml/word16du" xmlns:wne="http://schemas.microsoft.com/office/word/2006/wordml" mc:Ignorable="w14 w15 w16se w16cid w16 w16cex w16sdtdh w16sdtfl w16du wp14">
-  <w:endnote w:type="separator" w:id="-1">
-    <w:p>
-      <w:r>
-        <w:separator/>
-      </w:r>
-    </w:p>
-  </w:endnote>
-  <w:endnote w:type="continuationSeparator" w:id="0">
-    <w:p>
-      <w:r>
-        <w:continuationSeparator/>
-      </w:r>
-    </w:p>
-  </w:endnote>
-</w:endnotes>
-</file>
-
 <file path=word/footer1.xml><?xml version="1.0" encoding="utf-8"?>
-<w:ftr xmlns:wpc="http://schemas.microsoft.com/office/word/2010/wordprocessingCanvas" xmlns:cx="http://schemas.microsoft.com/office/drawing/2014/chartex" xmlns:cx1="http://schemas.microsoft.com/office/drawing/2015/9/8/chartex" xmlns:cx2="http://schemas.microsoft.com/office/drawing/2015/10/21/chartex" xmlns:cx3="http://schemas.microsoft.com/office/drawing/2016/5/9/chartex" xmlns:cx4="http://schemas.microsoft.com/office/drawing/2016/5/10/chartex" xmlns:cx5="http://schemas.microsoft.com/office/drawing/2016/5/11/chartex" xmlns:cx6="http://schemas.microsoft.com/office/drawing/2016/5/12/chartex" xmlns:cx7="http://schemas.microsoft.com/office/drawing/2016/5/13/chartex" xmlns:cx8="http://schemas.microsoft.com/office/drawing/2016/5/14/chartex" xmlns:mc="http://schemas.openxmlformats.org/markup-compatibility/2006" xmlns:m="http://schemas.openxmlformats.org/officeDocument/2006/math" xmlns:aink="http://schemas.microsoft.com/office/drawing/2016/ink" xmlns:am3d="http://schemas.microsoft.com/office/drawing/2017/model3d" xmlns:oel="http://schemas.microsoft.com/office/2019/extlst" xmlns:r="http://schemas.openxmlformats.org/officeDocument/2006/relationships" xmlns:wp14="http://schemas.microsoft.com/office/word/2010/wordprocessingDrawing" xmlns:wp="http://schemas.openxmlformats.org/drawingml/2006/wordprocessingDrawing" xmlns:wpg="http://schemas.microsoft.com/office/word/2010/wordprocessingGroup" xmlns:wpi="http://schemas.microsoft.com/office/word/2010/wordprocessingInk" xmlns:wps="http://schemas.microsoft.com/office/word/2010/wordprocessingShape" xmlns:o="urn:schemas-microsoft-com:office:office" xmlns:v="urn:schemas-microsoft-com:vml" xmlns:w10="urn:schemas-microsoft-com:office:word" xmlns:w="http://schemas.openxmlformats.org/wordprocessingml/2006/main" xmlns:w14="http://schemas.microsoft.com/office/word/2010/wordml" xmlns:w15="http://schemas.microsoft.com/office/word/2012/wordml" xmlns:w16cex="http://schemas.microsoft.com/office/word/2018/wordml/cex" xmlns:w16cid="http://schemas.microsoft.com/office/word/2016/wordml/cid" xmlns:w16="http://schemas.microsoft.com/office/word/2018/wordml" xmlns:w16sdtdh="http://schemas.microsoft.com/office/word/2020/wordml/sdtdatahash" xmlns:w16sdtfl="http://schemas.microsoft.com/office/word/2024/wordml/sdtformatlock" xmlns:w16se="http://schemas.microsoft.com/office/word/2015/wordml/symex" xmlns:w16du="http://schemas.microsoft.com/office/word/2023/wordml/word16du" xmlns:wne="http://schemas.microsoft.com/office/word/2006/wordml" mc:Ignorable="w14 w15 w16se w16cid w16 w16cex w16sdtdh w16sdtfl w16du wp14">
+<w:ftr xmlns:wpc="http://schemas.microsoft.com/office/word/2010/wordprocessingCanvas" xmlns:mc="http://schemas.openxmlformats.org/markup-compatibility/2006" xmlns:o="urn:schemas-microsoft-com:office:office" xmlns:r="http://schemas.openxmlformats.org/officeDocument/2006/relationships" xmlns:m="http://schemas.openxmlformats.org/officeDocument/2006/math" xmlns:v="urn:schemas-microsoft-com:vml" xmlns:wp14="http://schemas.microsoft.com/office/word/2010/wordprocessingDrawing" xmlns:wp="http://schemas.openxmlformats.org/drawingml/2006/wordprocessingDrawing" xmlns:w10="urn:schemas-microsoft-com:office:word" xmlns:w="http://schemas.openxmlformats.org/wordprocessingml/2006/main" xmlns:w14="http://schemas.microsoft.com/office/word/2010/wordml" xmlns:w15="http://schemas.microsoft.com/office/word/2012/wordml" xmlns:wpg="http://schemas.microsoft.com/office/word/2010/wordprocessingGroup" xmlns:wpi="http://schemas.microsoft.com/office/word/2010/wordprocessingInk" xmlns:wne="http://schemas.microsoft.com/office/word/2006/wordml" xmlns:wps="http://schemas.microsoft.com/office/word/2010/wordprocessingShape" xmlns:wpsCustomData="http://www.wps.cn/officeDocument/2013/wpsCustomData" mc:Ignorable="w14 w15 wp14">
   <w:sdt>
     <w:sdtPr>
       <w:rPr>
-        <w:rStyle w:val="ab"/>
+        <w:rStyle w:val="11"/>
       </w:rPr>
-      <w:id w:val="1651092486"/>
+      <w:id w:val="-1"/>
       <w:docPartObj>
-        <w:docPartGallery w:val="Page Numbers (Bottom of Page)"/>
-        <w:docPartUnique/>
+        <w:docPartGallery w:val="AutoText"/>
       </w:docPartObj>
     </w:sdtPr>
+    <w:sdtEndPr>
+      <w:rPr>
+        <w:rStyle w:val="11"/>
+      </w:rPr>
+    </w:sdtEndPr>
     <w:sdtContent>
       <w:p>
         <w:pPr>
-          <w:pStyle w:val="a6"/>
-          <w:framePr w:wrap="none" w:vAnchor="text" w:hAnchor="margin" w:xAlign="center" w:y="1"/>
+          <w:pStyle w:val="6"/>
+          <w:framePr w:wrap="auto" w:vAnchor="text" w:hAnchor="margin" w:xAlign="center" w:y="1"/>
           <w:ind w:firstLine="360"/>
           <w:rPr>
-            <w:rStyle w:val="ab"/>
+            <w:rStyle w:val="11"/>
           </w:rPr>
         </w:pPr>
         <w:r>
           <w:rPr>
-            <w:rStyle w:val="ab"/>
+            <w:rStyle w:val="11"/>
           </w:rPr>
           <w:fldChar w:fldCharType="begin"/>
         </w:r>
         <w:r>
           <w:rPr>
-            <w:rStyle w:val="ab"/>
+            <w:rStyle w:val="11"/>
           </w:rPr>
           <w:instrText xml:space="preserve"> PAGE </w:instrText>
         </w:r>
         <w:r>
           <w:rPr>
-            <w:rStyle w:val="ab"/>
+            <w:rStyle w:val="11"/>
           </w:rPr>
           <w:fldChar w:fldCharType="separate"/>
         </w:r>
         <w:r>
           <w:rPr>
-            <w:rStyle w:val="ab"/>
+            <w:rStyle w:val="11"/>
+          </w:rPr>
+          <w:t>2</w:t>
+        </w:r>
+        <w:r>
+          <w:rPr>
+            <w:rStyle w:val="11"/>
           </w:rPr>
           <w:fldChar w:fldCharType="end"/>
         </w:r>
@@ -2235,7 +3162,7 @@
   </w:sdt>
   <w:p>
     <w:pPr>
-      <w:pStyle w:val="a6"/>
+      <w:pStyle w:val="6"/>
       <w:ind w:firstLine="360"/>
     </w:pPr>
   </w:p>
@@ -2243,56 +3170,53 @@
 </file>
 
 <file path=word/footer2.xml><?xml version="1.0" encoding="utf-8"?>
-<w:ftr xmlns:wpc="http://schemas.microsoft.com/office/word/2010/wordprocessingCanvas" xmlns:cx="http://schemas.microsoft.com/office/drawing/2014/chartex" xmlns:cx1="http://schemas.microsoft.com/office/drawing/2015/9/8/chartex" xmlns:cx2="http://schemas.microsoft.com/office/drawing/2015/10/21/chartex" xmlns:cx3="http://schemas.microsoft.com/office/drawing/2016/5/9/chartex" xmlns:cx4="http://schemas.microsoft.com/office/drawing/2016/5/10/chartex" xmlns:cx5="http://schemas.microsoft.com/office/drawing/2016/5/11/chartex" xmlns:cx6="http://schemas.microsoft.com/office/drawing/2016/5/12/chartex" xmlns:cx7="http://schemas.microsoft.com/office/drawing/2016/5/13/chartex" xmlns:cx8="http://schemas.microsoft.com/office/drawing/2016/5/14/chartex" xmlns:mc="http://schemas.openxmlformats.org/markup-compatibility/2006" xmlns:m="http://schemas.openxmlformats.org/officeDocument/2006/math" xmlns:aink="http://schemas.microsoft.com/office/drawing/2016/ink" xmlns:am3d="http://schemas.microsoft.com/office/drawing/2017/model3d" xmlns:oel="http://schemas.microsoft.com/office/2019/extlst" xmlns:r="http://schemas.openxmlformats.org/officeDocument/2006/relationships" xmlns:wp14="http://schemas.microsoft.com/office/word/2010/wordprocessingDrawing" xmlns:wp="http://schemas.openxmlformats.org/drawingml/2006/wordprocessingDrawing" xmlns:wpg="http://schemas.microsoft.com/office/word/2010/wordprocessingGroup" xmlns:wpi="http://schemas.microsoft.com/office/word/2010/wordprocessingInk" xmlns:wps="http://schemas.microsoft.com/office/word/2010/wordprocessingShape" xmlns:o="urn:schemas-microsoft-com:office:office" xmlns:v="urn:schemas-microsoft-com:vml" xmlns:w10="urn:schemas-microsoft-com:office:word" xmlns:w="http://schemas.openxmlformats.org/wordprocessingml/2006/main" xmlns:w14="http://schemas.microsoft.com/office/word/2010/wordml" xmlns:w15="http://schemas.microsoft.com/office/word/2012/wordml" xmlns:w16cex="http://schemas.microsoft.com/office/word/2018/wordml/cex" xmlns:w16cid="http://schemas.microsoft.com/office/word/2016/wordml/cid" xmlns:w16="http://schemas.microsoft.com/office/word/2018/wordml" xmlns:w16sdtdh="http://schemas.microsoft.com/office/word/2020/wordml/sdtdatahash" xmlns:w16sdtfl="http://schemas.microsoft.com/office/word/2024/wordml/sdtformatlock" xmlns:w16se="http://schemas.microsoft.com/office/word/2015/wordml/symex" xmlns:w16du="http://schemas.microsoft.com/office/word/2023/wordml/word16du" xmlns:wne="http://schemas.microsoft.com/office/word/2006/wordml" mc:Ignorable="w14 w15 w16se w16cid w16 w16cex w16sdtdh w16sdtfl w16du wp14">
+<w:ftr xmlns:wpc="http://schemas.microsoft.com/office/word/2010/wordprocessingCanvas" xmlns:mc="http://schemas.openxmlformats.org/markup-compatibility/2006" xmlns:o="urn:schemas-microsoft-com:office:office" xmlns:r="http://schemas.openxmlformats.org/officeDocument/2006/relationships" xmlns:m="http://schemas.openxmlformats.org/officeDocument/2006/math" xmlns:v="urn:schemas-microsoft-com:vml" xmlns:wp14="http://schemas.microsoft.com/office/word/2010/wordprocessingDrawing" xmlns:wp="http://schemas.openxmlformats.org/drawingml/2006/wordprocessingDrawing" xmlns:w10="urn:schemas-microsoft-com:office:word" xmlns:w="http://schemas.openxmlformats.org/wordprocessingml/2006/main" xmlns:w14="http://schemas.microsoft.com/office/word/2010/wordml" xmlns:w15="http://schemas.microsoft.com/office/word/2012/wordml" xmlns:wpg="http://schemas.microsoft.com/office/word/2010/wordprocessingGroup" xmlns:wpi="http://schemas.microsoft.com/office/word/2010/wordprocessingInk" xmlns:wne="http://schemas.microsoft.com/office/word/2006/wordml" xmlns:wps="http://schemas.microsoft.com/office/word/2010/wordprocessingShape" xmlns:wpsCustomData="http://www.wps.cn/officeDocument/2013/wpsCustomData" mc:Ignorable="w14 w15 wp14">
   <w:sdt>
     <w:sdtPr>
       <w:rPr>
-        <w:rStyle w:val="ab"/>
+        <w:rStyle w:val="11"/>
       </w:rPr>
-      <w:id w:val="-1433583234"/>
+      <w:id w:val="1651092486"/>
       <w:docPartObj>
-        <w:docPartGallery w:val="Page Numbers (Bottom of Page)"/>
-        <w:docPartUnique/>
+        <w:docPartGallery w:val="AutoText"/>
       </w:docPartObj>
     </w:sdtPr>
+    <w:sdtEndPr>
+      <w:rPr>
+        <w:rStyle w:val="11"/>
+      </w:rPr>
+    </w:sdtEndPr>
     <w:sdtContent>
       <w:p>
         <w:pPr>
-          <w:pStyle w:val="a6"/>
-          <w:framePr w:wrap="none" w:vAnchor="text" w:hAnchor="margin" w:xAlign="center" w:y="1"/>
+          <w:pStyle w:val="6"/>
+          <w:framePr w:wrap="auto" w:vAnchor="text" w:hAnchor="margin" w:xAlign="center" w:y="1"/>
           <w:ind w:firstLine="360"/>
           <w:rPr>
-            <w:rStyle w:val="ab"/>
+            <w:rStyle w:val="11"/>
           </w:rPr>
         </w:pPr>
         <w:r>
           <w:rPr>
-            <w:rStyle w:val="ab"/>
+            <w:rStyle w:val="11"/>
           </w:rPr>
           <w:fldChar w:fldCharType="begin"/>
         </w:r>
         <w:r>
           <w:rPr>
-            <w:rStyle w:val="ab"/>
+            <w:rStyle w:val="11"/>
           </w:rPr>
           <w:instrText xml:space="preserve"> PAGE </w:instrText>
         </w:r>
         <w:r>
           <w:rPr>
-            <w:rStyle w:val="ab"/>
+            <w:rStyle w:val="11"/>
           </w:rPr>
           <w:fldChar w:fldCharType="separate"/>
         </w:r>
         <w:r>
           <w:rPr>
-            <w:rStyle w:val="ab"/>
-            <w:noProof/>
-          </w:rPr>
-          <w:t>2</w:t>
-        </w:r>
-        <w:r>
-          <w:rPr>
-            <w:rStyle w:val="ab"/>
+            <w:rStyle w:val="11"/>
           </w:rPr>
           <w:fldChar w:fldCharType="end"/>
         </w:r>
@@ -2301,7 +3225,7 @@
   </w:sdt>
   <w:p>
     <w:pPr>
-      <w:pStyle w:val="a6"/>
+      <w:pStyle w:val="6"/>
       <w:ind w:firstLine="360"/>
     </w:pPr>
   </w:p>
@@ -2309,51 +3233,56 @@
 </file>
 
 <file path=word/footer3.xml><?xml version="1.0" encoding="utf-8"?>
-<w:ftr xmlns:wpc="http://schemas.microsoft.com/office/word/2010/wordprocessingCanvas" xmlns:cx="http://schemas.microsoft.com/office/drawing/2014/chartex" xmlns:cx1="http://schemas.microsoft.com/office/drawing/2015/9/8/chartex" xmlns:cx2="http://schemas.microsoft.com/office/drawing/2015/10/21/chartex" xmlns:cx3="http://schemas.microsoft.com/office/drawing/2016/5/9/chartex" xmlns:cx4="http://schemas.microsoft.com/office/drawing/2016/5/10/chartex" xmlns:cx5="http://schemas.microsoft.com/office/drawing/2016/5/11/chartex" xmlns:cx6="http://schemas.microsoft.com/office/drawing/2016/5/12/chartex" xmlns:cx7="http://schemas.microsoft.com/office/drawing/2016/5/13/chartex" xmlns:cx8="http://schemas.microsoft.com/office/drawing/2016/5/14/chartex" xmlns:mc="http://schemas.openxmlformats.org/markup-compatibility/2006" xmlns:m="http://schemas.openxmlformats.org/officeDocument/2006/math" xmlns:aink="http://schemas.microsoft.com/office/drawing/2016/ink" xmlns:am3d="http://schemas.microsoft.com/office/drawing/2017/model3d" xmlns:oel="http://schemas.microsoft.com/office/2019/extlst" xmlns:r="http://schemas.openxmlformats.org/officeDocument/2006/relationships" xmlns:wp14="http://schemas.microsoft.com/office/word/2010/wordprocessingDrawing" xmlns:wp="http://schemas.openxmlformats.org/drawingml/2006/wordprocessingDrawing" xmlns:wpg="http://schemas.microsoft.com/office/word/2010/wordprocessingGroup" xmlns:wpi="http://schemas.microsoft.com/office/word/2010/wordprocessingInk" xmlns:wps="http://schemas.microsoft.com/office/word/2010/wordprocessingShape" xmlns:o="urn:schemas-microsoft-com:office:office" xmlns:v="urn:schemas-microsoft-com:vml" xmlns:w10="urn:schemas-microsoft-com:office:word" xmlns:w="http://schemas.openxmlformats.org/wordprocessingml/2006/main" xmlns:w14="http://schemas.microsoft.com/office/word/2010/wordml" xmlns:w15="http://schemas.microsoft.com/office/word/2012/wordml" xmlns:w16cex="http://schemas.microsoft.com/office/word/2018/wordml/cex" xmlns:w16cid="http://schemas.microsoft.com/office/word/2016/wordml/cid" xmlns:w16="http://schemas.microsoft.com/office/word/2018/wordml" xmlns:w16sdtdh="http://schemas.microsoft.com/office/word/2020/wordml/sdtdatahash" xmlns:w16sdtfl="http://schemas.microsoft.com/office/word/2024/wordml/sdtformatlock" xmlns:w16se="http://schemas.microsoft.com/office/word/2015/wordml/symex" xmlns:w16du="http://schemas.microsoft.com/office/word/2023/wordml/word16du" xmlns:wne="http://schemas.microsoft.com/office/word/2006/wordml" mc:Ignorable="w14 w15 w16se w16cid w16 w16cex w16sdtdh w16sdtfl w16du wp14">
+<w:ftr xmlns:wpc="http://schemas.microsoft.com/office/word/2010/wordprocessingCanvas" xmlns:mc="http://schemas.openxmlformats.org/markup-compatibility/2006" xmlns:o="urn:schemas-microsoft-com:office:office" xmlns:r="http://schemas.openxmlformats.org/officeDocument/2006/relationships" xmlns:m="http://schemas.openxmlformats.org/officeDocument/2006/math" xmlns:v="urn:schemas-microsoft-com:vml" xmlns:wp14="http://schemas.microsoft.com/office/word/2010/wordprocessingDrawing" xmlns:wp="http://schemas.openxmlformats.org/drawingml/2006/wordprocessingDrawing" xmlns:w10="urn:schemas-microsoft-com:office:word" xmlns:w="http://schemas.openxmlformats.org/wordprocessingml/2006/main" xmlns:w14="http://schemas.microsoft.com/office/word/2010/wordml" xmlns:w15="http://schemas.microsoft.com/office/word/2012/wordml" xmlns:wpg="http://schemas.microsoft.com/office/word/2010/wordprocessingGroup" xmlns:wpi="http://schemas.microsoft.com/office/word/2010/wordprocessingInk" xmlns:wne="http://schemas.microsoft.com/office/word/2006/wordml" xmlns:wps="http://schemas.microsoft.com/office/word/2010/wordprocessingShape" xmlns:wpsCustomData="http://www.wps.cn/officeDocument/2013/wpsCustomData" mc:Ignorable="w14 w15 wp14">
   <w:sdt>
     <w:sdtPr>
       <w:rPr>
-        <w:rStyle w:val="ab"/>
+        <w:rStyle w:val="11"/>
       </w:rPr>
       <w:id w:val="1528524847"/>
     </w:sdtPr>
+    <w:sdtEndPr>
+      <w:rPr>
+        <w:rStyle w:val="11"/>
+      </w:rPr>
+    </w:sdtEndPr>
     <w:sdtContent>
       <w:p>
         <w:pPr>
-          <w:pStyle w:val="a6"/>
+          <w:pStyle w:val="6"/>
           <w:framePr w:wrap="auto" w:vAnchor="text" w:hAnchor="margin" w:xAlign="center" w:y="1"/>
           <w:ind w:firstLine="360"/>
           <w:rPr>
-            <w:rStyle w:val="ab"/>
+            <w:rStyle w:val="11"/>
           </w:rPr>
         </w:pPr>
         <w:r>
           <w:rPr>
-            <w:rStyle w:val="ab"/>
+            <w:rStyle w:val="11"/>
           </w:rPr>
           <w:fldChar w:fldCharType="begin"/>
         </w:r>
         <w:r>
           <w:rPr>
-            <w:rStyle w:val="ab"/>
+            <w:rStyle w:val="11"/>
           </w:rPr>
           <w:instrText xml:space="preserve"> PAGE </w:instrText>
         </w:r>
         <w:r>
           <w:rPr>
-            <w:rStyle w:val="ab"/>
+            <w:rStyle w:val="11"/>
           </w:rPr>
           <w:fldChar w:fldCharType="separate"/>
         </w:r>
         <w:r>
           <w:rPr>
-            <w:rStyle w:val="ab"/>
+            <w:rStyle w:val="11"/>
           </w:rPr>
           <w:t>2</w:t>
         </w:r>
         <w:r>
           <w:rPr>
-            <w:rStyle w:val="ab"/>
+            <w:rStyle w:val="11"/>
           </w:rPr>
           <w:fldChar w:fldCharType="end"/>
         </w:r>
@@ -2362,39 +3291,20 @@
   </w:sdt>
   <w:p>
     <w:pPr>
-      <w:pStyle w:val="a6"/>
+      <w:pStyle w:val="6"/>
       <w:ind w:firstLine="360"/>
     </w:pPr>
   </w:p>
 </w:ftr>
 </file>
 
-<file path=word/footnotes.xml><?xml version="1.0" encoding="utf-8"?>
-<w:footnotes xmlns:wpc="http://schemas.microsoft.com/office/word/2010/wordprocessingCanvas" xmlns:cx="http://schemas.microsoft.com/office/drawing/2014/chartex" xmlns:cx1="http://schemas.microsoft.com/office/drawing/2015/9/8/chartex" xmlns:cx2="http://schemas.microsoft.com/office/drawing/2015/10/21/chartex" xmlns:cx3="http://schemas.microsoft.com/office/drawing/2016/5/9/chartex" xmlns:cx4="http://schemas.microsoft.com/office/drawing/2016/5/10/chartex" xmlns:cx5="http://schemas.microsoft.com/office/drawing/2016/5/11/chartex" xmlns:cx6="http://schemas.microsoft.com/office/drawing/2016/5/12/chartex" xmlns:cx7="http://schemas.microsoft.com/office/drawing/2016/5/13/chartex" xmlns:cx8="http://schemas.microsoft.com/office/drawing/2016/5/14/chartex" xmlns:mc="http://schemas.openxmlformats.org/markup-compatibility/2006" xmlns:m="http://schemas.openxmlformats.org/officeDocument/2006/math" xmlns:aink="http://schemas.microsoft.com/office/drawing/2016/ink" xmlns:am3d="http://schemas.microsoft.com/office/drawing/2017/model3d" xmlns:oel="http://schemas.microsoft.com/office/2019/extlst" xmlns:r="http://schemas.openxmlformats.org/officeDocument/2006/relationships" xmlns:wp14="http://schemas.microsoft.com/office/word/2010/wordprocessingDrawing" xmlns:wp="http://schemas.openxmlformats.org/drawingml/2006/wordprocessingDrawing" xmlns:wpg="http://schemas.microsoft.com/office/word/2010/wordprocessingGroup" xmlns:wpi="http://schemas.microsoft.com/office/word/2010/wordprocessingInk" xmlns:wps="http://schemas.microsoft.com/office/word/2010/wordprocessingShape" xmlns:o="urn:schemas-microsoft-com:office:office" xmlns:v="urn:schemas-microsoft-com:vml" xmlns:w10="urn:schemas-microsoft-com:office:word" xmlns:w="http://schemas.openxmlformats.org/wordprocessingml/2006/main" xmlns:w14="http://schemas.microsoft.com/office/word/2010/wordml" xmlns:w15="http://schemas.microsoft.com/office/word/2012/wordml" xmlns:w16cex="http://schemas.microsoft.com/office/word/2018/wordml/cex" xmlns:w16cid="http://schemas.microsoft.com/office/word/2016/wordml/cid" xmlns:w16="http://schemas.microsoft.com/office/word/2018/wordml" xmlns:w16sdtdh="http://schemas.microsoft.com/office/word/2020/wordml/sdtdatahash" xmlns:w16sdtfl="http://schemas.microsoft.com/office/word/2024/wordml/sdtformatlock" xmlns:w16se="http://schemas.microsoft.com/office/word/2015/wordml/symex" xmlns:w16du="http://schemas.microsoft.com/office/word/2023/wordml/word16du" xmlns:wne="http://schemas.microsoft.com/office/word/2006/wordml" mc:Ignorable="w14 w15 w16se w16cid w16 w16cex w16sdtdh w16sdtfl w16du wp14">
-  <w:footnote w:type="separator" w:id="-1">
-    <w:p>
-      <w:r>
-        <w:separator/>
-      </w:r>
-    </w:p>
-  </w:footnote>
-  <w:footnote w:type="continuationSeparator" w:id="0">
-    <w:p>
-      <w:r>
-        <w:continuationSeparator/>
-      </w:r>
-    </w:p>
-  </w:footnote>
-</w:footnotes>
-</file>
-
 <file path=word/numbering.xml><?xml version="1.0" encoding="utf-8"?>
-<w:numbering xmlns:wpc="http://schemas.microsoft.com/office/word/2010/wordprocessingCanvas" xmlns:cx="http://schemas.microsoft.com/office/drawing/2014/chartex" xmlns:cx1="http://schemas.microsoft.com/office/drawing/2015/9/8/chartex" xmlns:cx2="http://schemas.microsoft.com/office/drawing/2015/10/21/chartex" xmlns:cx3="http://schemas.microsoft.com/office/drawing/2016/5/9/chartex" xmlns:cx4="http://schemas.microsoft.com/office/drawing/2016/5/10/chartex" xmlns:cx5="http://schemas.microsoft.com/office/drawing/2016/5/11/chartex" xmlns:cx6="http://schemas.microsoft.com/office/drawing/2016/5/12/chartex" xmlns:cx7="http://schemas.microsoft.com/office/drawing/2016/5/13/chartex" xmlns:cx8="http://schemas.microsoft.com/office/drawing/2016/5/14/chartex" xmlns:mc="http://schemas.openxmlformats.org/markup-compatibility/2006" xmlns:m="http://schemas.openxmlformats.org/officeDocument/2006/math" xmlns:aink="http://schemas.microsoft.com/office/drawing/2016/ink" xmlns:am3d="http://schemas.microsoft.com/office/drawing/2017/model3d" xmlns:oel="http://schemas.microsoft.com/office/2019/extlst" xmlns:r="http://schemas.openxmlformats.org/officeDocument/2006/relationships" xmlns:wp14="http://schemas.microsoft.com/office/word/2010/wordprocessingDrawing" xmlns:wp="http://schemas.openxmlformats.org/drawingml/2006/wordprocessingDrawing" xmlns:wpg="http://schemas.microsoft.com/office/word/2010/wordprocessingGroup" xmlns:wpi="http://schemas.microsoft.com/office/word/2010/wordprocessingInk" xmlns:wps="http://schemas.microsoft.com/office/word/2010/wordprocessingShape" xmlns:o="urn:schemas-microsoft-com:office:office" xmlns:v="urn:schemas-microsoft-com:vml" xmlns:w10="urn:schemas-microsoft-com:office:word" xmlns:w="http://schemas.openxmlformats.org/wordprocessingml/2006/main" xmlns:w14="http://schemas.microsoft.com/office/word/2010/wordml" xmlns:w15="http://schemas.microsoft.com/office/word/2012/wordml" xmlns:w16cex="http://schemas.microsoft.com/office/word/2018/wordml/cex" xmlns:w16cid="http://schemas.microsoft.com/office/word/2016/wordml/cid" xmlns:w16="http://schemas.microsoft.com/office/word/2018/wordml" xmlns:w16sdtdh="http://schemas.microsoft.com/office/word/2020/wordml/sdtdatahash" xmlns:w16sdtfl="http://schemas.microsoft.com/office/word/2024/wordml/sdtformatlock" xmlns:w16se="http://schemas.microsoft.com/office/word/2015/wordml/symex" xmlns:w16du="http://schemas.microsoft.com/office/word/2023/wordml/word16du" xmlns:wne="http://schemas.microsoft.com/office/word/2006/wordml" mc:Ignorable="w14 w15 w16se w16cid w16 w16cex w16sdtdh w16sdtfl w16du wp14">
-  <w:abstractNum w:abstractNumId="0" w15:restartNumberingAfterBreak="0">
+<w:numbering xmlns:wpc="http://schemas.microsoft.com/office/word/2010/wordprocessingCanvas" xmlns:mc="http://schemas.openxmlformats.org/markup-compatibility/2006" xmlns:o="urn:schemas-microsoft-com:office:office" xmlns:r="http://schemas.openxmlformats.org/officeDocument/2006/relationships" xmlns:m="http://schemas.openxmlformats.org/officeDocument/2006/math" xmlns:v="urn:schemas-microsoft-com:vml" xmlns:wp14="http://schemas.microsoft.com/office/word/2010/wordprocessingDrawing" xmlns:wp="http://schemas.openxmlformats.org/drawingml/2006/wordprocessingDrawing" xmlns:w10="urn:schemas-microsoft-com:office:word" xmlns:w="http://schemas.openxmlformats.org/wordprocessingml/2006/main" xmlns:w14="http://schemas.microsoft.com/office/word/2010/wordml" xmlns:wpg="http://schemas.microsoft.com/office/word/2010/wordprocessingGroup" xmlns:wpi="http://schemas.microsoft.com/office/word/2010/wordprocessingInk" xmlns:wne="http://schemas.microsoft.com/office/word/2006/wordml" xmlns:wps="http://schemas.microsoft.com/office/word/2010/wordprocessingShape" xmlns:wpsCustomData="http://www.wps.cn/officeDocument/2013/wpsCustomData" mc:Ignorable="w14 wp14">
+  <w:abstractNum w:abstractNumId="0">
     <w:nsid w:val="421184B5"/>
     <w:multiLevelType w:val="singleLevel"/>
     <w:tmpl w:val="421184B5"/>
-    <w:lvl w:ilvl="0">
+    <w:lvl w:ilvl="0" w:tentative="0">
       <w:start w:val="1"/>
       <w:numFmt w:val="chineseCounting"/>
       <w:suff w:val="nothing"/>
@@ -2405,11 +3315,11 @@
       </w:rPr>
     </w:lvl>
   </w:abstractNum>
-  <w:abstractNum w:abstractNumId="1" w15:restartNumberingAfterBreak="0">
+  <w:abstractNum w:abstractNumId="1">
     <w:nsid w:val="66EF7397"/>
     <w:multiLevelType w:val="singleLevel"/>
     <w:tmpl w:val="66EF7397"/>
-    <w:lvl w:ilvl="0">
+    <w:lvl w:ilvl="0" w:tentative="0">
       <w:start w:val="3"/>
       <w:numFmt w:val="chineseCounting"/>
       <w:suff w:val="nothing"/>
@@ -2420,11 +3330,11 @@
       </w:rPr>
     </w:lvl>
   </w:abstractNum>
-  <w:abstractNum w:abstractNumId="2" w15:restartNumberingAfterBreak="0">
+  <w:abstractNum w:abstractNumId="2">
     <w:nsid w:val="6C304DF6"/>
-    <w:multiLevelType w:val="hybridMultilevel"/>
-    <w:tmpl w:val="3E5816AE"/>
-    <w:lvl w:ilvl="0" w:tplc="6DD622A4">
+    <w:multiLevelType w:val="multilevel"/>
+    <w:tmpl w:val="6C304DF6"/>
+    <w:lvl w:ilvl="0" w:tentative="0">
       <w:start w:val="1"/>
       <w:numFmt w:val="japaneseCounting"/>
       <w:lvlText w:val="%1、"/>
@@ -2437,7 +3347,7 @@
         <w:b/>
       </w:rPr>
     </w:lvl>
-    <w:lvl w:ilvl="1" w:tplc="04090019" w:tentative="1">
+    <w:lvl w:ilvl="1" w:tentative="0">
       <w:start w:val="1"/>
       <w:numFmt w:val="lowerLetter"/>
       <w:lvlText w:val="%2)"/>
@@ -2446,7 +3356,7 @@
         <w:ind w:left="880" w:hanging="440"/>
       </w:pPr>
     </w:lvl>
-    <w:lvl w:ilvl="2" w:tplc="0409001B" w:tentative="1">
+    <w:lvl w:ilvl="2" w:tentative="0">
       <w:start w:val="1"/>
       <w:numFmt w:val="lowerRoman"/>
       <w:lvlText w:val="%3."/>
@@ -2455,7 +3365,7 @@
         <w:ind w:left="1320" w:hanging="440"/>
       </w:pPr>
     </w:lvl>
-    <w:lvl w:ilvl="3" w:tplc="0409000F" w:tentative="1">
+    <w:lvl w:ilvl="3" w:tentative="0">
       <w:start w:val="1"/>
       <w:numFmt w:val="decimal"/>
       <w:lvlText w:val="%4."/>
@@ -2464,7 +3374,7 @@
         <w:ind w:left="1760" w:hanging="440"/>
       </w:pPr>
     </w:lvl>
-    <w:lvl w:ilvl="4" w:tplc="04090019" w:tentative="1">
+    <w:lvl w:ilvl="4" w:tentative="0">
       <w:start w:val="1"/>
       <w:numFmt w:val="lowerLetter"/>
       <w:lvlText w:val="%5)"/>
@@ -2473,7 +3383,7 @@
         <w:ind w:left="2200" w:hanging="440"/>
       </w:pPr>
     </w:lvl>
-    <w:lvl w:ilvl="5" w:tplc="0409001B" w:tentative="1">
+    <w:lvl w:ilvl="5" w:tentative="0">
       <w:start w:val="1"/>
       <w:numFmt w:val="lowerRoman"/>
       <w:lvlText w:val="%6."/>
@@ -2482,7 +3392,7 @@
         <w:ind w:left="2640" w:hanging="440"/>
       </w:pPr>
     </w:lvl>
-    <w:lvl w:ilvl="6" w:tplc="0409000F" w:tentative="1">
+    <w:lvl w:ilvl="6" w:tentative="0">
       <w:start w:val="1"/>
       <w:numFmt w:val="decimal"/>
       <w:lvlText w:val="%7."/>
@@ -2491,7 +3401,7 @@
         <w:ind w:left="3080" w:hanging="440"/>
       </w:pPr>
     </w:lvl>
-    <w:lvl w:ilvl="7" w:tplc="04090019" w:tentative="1">
+    <w:lvl w:ilvl="7" w:tentative="0">
       <w:start w:val="1"/>
       <w:numFmt w:val="lowerLetter"/>
       <w:lvlText w:val="%8)"/>
@@ -2500,7 +3410,7 @@
         <w:ind w:left="3520" w:hanging="440"/>
       </w:pPr>
     </w:lvl>
-    <w:lvl w:ilvl="8" w:tplc="0409001B" w:tentative="1">
+    <w:lvl w:ilvl="8" w:tentative="0">
       <w:start w:val="1"/>
       <w:numFmt w:val="lowerRoman"/>
       <w:lvlText w:val="%9."/>
@@ -2510,353 +3420,309 @@
       </w:pPr>
     </w:lvl>
   </w:abstractNum>
-  <w:num w:numId="1" w16cid:durableId="518587823">
+  <w:num w:numId="1">
+    <w:abstractNumId w:val="2"/>
+  </w:num>
+  <w:num w:numId="2">
     <w:abstractNumId w:val="1"/>
   </w:num>
-  <w:num w:numId="2" w16cid:durableId="84038614">
+  <w:num w:numId="3">
     <w:abstractNumId w:val="0"/>
-  </w:num>
-  <w:num w:numId="3" w16cid:durableId="917255272">
-    <w:abstractNumId w:val="2"/>
   </w:num>
 </w:numbering>
 </file>
 
 <file path=word/styles.xml><?xml version="1.0" encoding="utf-8"?>
-<w:styles xmlns:mc="http://schemas.openxmlformats.org/markup-compatibility/2006" xmlns:r="http://schemas.openxmlformats.org/officeDocument/2006/relationships" xmlns:w="http://schemas.openxmlformats.org/wordprocessingml/2006/main" xmlns:w14="http://schemas.microsoft.com/office/word/2010/wordml" xmlns:w15="http://schemas.microsoft.com/office/word/2012/wordml" xmlns:w16cex="http://schemas.microsoft.com/office/word/2018/wordml/cex" xmlns:w16cid="http://schemas.microsoft.com/office/word/2016/wordml/cid" xmlns:w16="http://schemas.microsoft.com/office/word/2018/wordml" xmlns:w16sdtdh="http://schemas.microsoft.com/office/word/2020/wordml/sdtdatahash" xmlns:w16sdtfl="http://schemas.microsoft.com/office/word/2024/wordml/sdtformatlock" xmlns:w16se="http://schemas.microsoft.com/office/word/2015/wordml/symex" xmlns:w16du="http://schemas.microsoft.com/office/word/2023/wordml/word16du" mc:Ignorable="w14 w15 w16se w16cid w16 w16cex w16sdtdh w16sdtfl w16du">
+<w:styles xmlns:mc="http://schemas.openxmlformats.org/markup-compatibility/2006" xmlns:o="urn:schemas-microsoft-com:office:office" xmlns:r="http://schemas.openxmlformats.org/officeDocument/2006/relationships" xmlns:m="http://schemas.openxmlformats.org/officeDocument/2006/math" xmlns:v="urn:schemas-microsoft-com:vml" xmlns:w="http://schemas.openxmlformats.org/wordprocessingml/2006/main" xmlns:w14="http://schemas.microsoft.com/office/word/2010/wordml" xmlns:w10="urn:schemas-microsoft-com:office:word" xmlns:sl="http://schemas.openxmlformats.org/schemaLibrary/2006/main" xmlns:wpsCustomData="http://www.wps.cn/officeDocument/2013/wpsCustomData" mc:Ignorable="w14">
   <w:docDefaults>
     <w:rPrDefault>
       <w:rPr>
-        <w:rFonts w:ascii="Times New Roman" w:eastAsia="宋体" w:hAnsi="Times New Roman" w:cs="Times New Roman"/>
-        <w:lang w:val="en-US" w:eastAsia="zh-CN" w:bidi="ar-SA"/>
+        <w:rFonts w:ascii="Times New Roman" w:hAnsi="Times New Roman" w:eastAsia="宋体" w:cs="Times New Roman"/>
       </w:rPr>
     </w:rPrDefault>
     <w:pPrDefault/>
   </w:docDefaults>
-  <w:latentStyles w:defLockedState="0" w:defUIPriority="0" w:defSemiHidden="0" w:defUnhideWhenUsed="0" w:defQFormat="0" w:count="376">
-    <w:lsdException w:name="Normal" w:qFormat="1"/>
-    <w:lsdException w:name="heading 1" w:qFormat="1"/>
-    <w:lsdException w:name="heading 2" w:semiHidden="1" w:unhideWhenUsed="1" w:qFormat="1"/>
-    <w:lsdException w:name="heading 3" w:semiHidden="1" w:unhideWhenUsed="1" w:qFormat="1"/>
-    <w:lsdException w:name="heading 4" w:semiHidden="1" w:unhideWhenUsed="1" w:qFormat="1"/>
-    <w:lsdException w:name="heading 5" w:semiHidden="1" w:unhideWhenUsed="1" w:qFormat="1"/>
-    <w:lsdException w:name="heading 6" w:semiHidden="1" w:unhideWhenUsed="1" w:qFormat="1"/>
-    <w:lsdException w:name="heading 7" w:semiHidden="1" w:unhideWhenUsed="1" w:qFormat="1"/>
-    <w:lsdException w:name="heading 8" w:semiHidden="1" w:unhideWhenUsed="1" w:qFormat="1"/>
-    <w:lsdException w:name="heading 9" w:semiHidden="1" w:unhideWhenUsed="1" w:qFormat="1"/>
-    <w:lsdException w:name="annotation text" w:qFormat="1"/>
-    <w:lsdException w:name="header" w:qFormat="1"/>
-    <w:lsdException w:name="footer" w:qFormat="1"/>
-    <w:lsdException w:name="caption" w:semiHidden="1" w:unhideWhenUsed="1" w:qFormat="1"/>
-    <w:lsdException w:name="annotation reference" w:qFormat="1"/>
-    <w:lsdException w:name="page number" w:qFormat="1"/>
-    <w:lsdException w:name="Title" w:qFormat="1"/>
-    <w:lsdException w:name="Default Paragraph Font" w:semiHidden="1" w:uiPriority="1" w:unhideWhenUsed="1" w:qFormat="1"/>
-    <w:lsdException w:name="Body Text" w:qFormat="1"/>
-    <w:lsdException w:name="Subtitle" w:qFormat="1"/>
-    <w:lsdException w:name="Body Text First Indent" w:uiPriority="99" w:unhideWhenUsed="1" w:qFormat="1"/>
-    <w:lsdException w:name="Body Text First Indent 2" w:uiPriority="99" w:unhideWhenUsed="1" w:qFormat="1"/>
-    <w:lsdException w:name="Strong" w:qFormat="1"/>
-    <w:lsdException w:name="Emphasis" w:qFormat="1"/>
-    <w:lsdException w:name="HTML Top of Form" w:semiHidden="1" w:uiPriority="99" w:unhideWhenUsed="1"/>
-    <w:lsdException w:name="HTML Bottom of Form" w:semiHidden="1" w:uiPriority="99" w:unhideWhenUsed="1"/>
-    <w:lsdException w:name="Normal Table" w:semiHidden="1" w:uiPriority="99" w:unhideWhenUsed="1" w:qFormat="1"/>
-    <w:lsdException w:name="No List" w:semiHidden="1" w:uiPriority="99" w:unhideWhenUsed="1"/>
-    <w:lsdException w:name="Outline List 1" w:semiHidden="1" w:uiPriority="99" w:unhideWhenUsed="1"/>
-    <w:lsdException w:name="Outline List 2" w:semiHidden="1" w:uiPriority="99" w:unhideWhenUsed="1"/>
-    <w:lsdException w:name="Outline List 3" w:semiHidden="1" w:uiPriority="99" w:unhideWhenUsed="1"/>
-    <w:lsdException w:name="Table Simple 1" w:semiHidden="1" w:unhideWhenUsed="1"/>
-    <w:lsdException w:name="Table Simple 2" w:semiHidden="1" w:unhideWhenUsed="1"/>
-    <w:lsdException w:name="Table Simple 3" w:semiHidden="1" w:unhideWhenUsed="1"/>
-    <w:lsdException w:name="Table Classic 1" w:semiHidden="1" w:unhideWhenUsed="1"/>
-    <w:lsdException w:name="Table Classic 2" w:semiHidden="1" w:unhideWhenUsed="1"/>
-    <w:lsdException w:name="Table Classic 3" w:semiHidden="1" w:unhideWhenUsed="1"/>
-    <w:lsdException w:name="Table Classic 4" w:semiHidden="1" w:unhideWhenUsed="1"/>
-    <w:lsdException w:name="Table Colorful 1" w:semiHidden="1" w:unhideWhenUsed="1"/>
-    <w:lsdException w:name="Table Colorful 2" w:semiHidden="1" w:unhideWhenUsed="1"/>
-    <w:lsdException w:name="Table Colorful 3" w:semiHidden="1" w:unhideWhenUsed="1"/>
-    <w:lsdException w:name="Table Columns 1" w:semiHidden="1" w:unhideWhenUsed="1"/>
-    <w:lsdException w:name="Table Columns 2" w:semiHidden="1" w:unhideWhenUsed="1"/>
-    <w:lsdException w:name="Table Columns 3" w:semiHidden="1" w:unhideWhenUsed="1"/>
-    <w:lsdException w:name="Table Columns 4" w:semiHidden="1" w:unhideWhenUsed="1"/>
-    <w:lsdException w:name="Table Columns 5" w:semiHidden="1" w:unhideWhenUsed="1"/>
-    <w:lsdException w:name="Table Grid 1" w:semiHidden="1" w:unhideWhenUsed="1"/>
-    <w:lsdException w:name="Table Grid 2" w:semiHidden="1" w:unhideWhenUsed="1"/>
-    <w:lsdException w:name="Table Grid 3" w:semiHidden="1" w:unhideWhenUsed="1"/>
-    <w:lsdException w:name="Table Grid 4" w:semiHidden="1" w:unhideWhenUsed="1"/>
-    <w:lsdException w:name="Table Grid 5" w:semiHidden="1" w:unhideWhenUsed="1"/>
-    <w:lsdException w:name="Table Grid 6" w:semiHidden="1" w:unhideWhenUsed="1"/>
-    <w:lsdException w:name="Table Grid 7" w:semiHidden="1" w:unhideWhenUsed="1"/>
-    <w:lsdException w:name="Table Grid 8" w:semiHidden="1" w:unhideWhenUsed="1"/>
-    <w:lsdException w:name="Table List 1" w:semiHidden="1" w:unhideWhenUsed="1"/>
-    <w:lsdException w:name="Table List 2" w:semiHidden="1" w:unhideWhenUsed="1"/>
-    <w:lsdException w:name="Table List 3" w:semiHidden="1" w:unhideWhenUsed="1"/>
-    <w:lsdException w:name="Table List 4" w:semiHidden="1" w:unhideWhenUsed="1"/>
-    <w:lsdException w:name="Table List 5" w:semiHidden="1" w:unhideWhenUsed="1"/>
-    <w:lsdException w:name="Table List 6" w:semiHidden="1" w:unhideWhenUsed="1"/>
-    <w:lsdException w:name="Table List 7" w:semiHidden="1" w:unhideWhenUsed="1"/>
-    <w:lsdException w:name="Table List 8" w:semiHidden="1" w:unhideWhenUsed="1"/>
-    <w:lsdException w:name="Table 3D effects 1" w:semiHidden="1" w:unhideWhenUsed="1"/>
-    <w:lsdException w:name="Table 3D effects 2" w:semiHidden="1" w:unhideWhenUsed="1"/>
-    <w:lsdException w:name="Table 3D effects 3" w:semiHidden="1" w:unhideWhenUsed="1"/>
-    <w:lsdException w:name="Table Contemporary" w:semiHidden="1" w:unhideWhenUsed="1"/>
-    <w:lsdException w:name="Table Elegant" w:semiHidden="1" w:unhideWhenUsed="1"/>
-    <w:lsdException w:name="Table Professional" w:semiHidden="1" w:unhideWhenUsed="1"/>
-    <w:lsdException w:name="Table Subtle 1" w:semiHidden="1" w:unhideWhenUsed="1"/>
-    <w:lsdException w:name="Table Subtle 2" w:semiHidden="1" w:unhideWhenUsed="1"/>
-    <w:lsdException w:name="Table Web 1" w:semiHidden="1" w:unhideWhenUsed="1"/>
-    <w:lsdException w:name="Table Web 2" w:semiHidden="1" w:unhideWhenUsed="1"/>
-    <w:lsdException w:name="Table Web 3" w:semiHidden="1" w:unhideWhenUsed="1"/>
-    <w:lsdException w:name="Table Grid" w:qFormat="1"/>
-    <w:lsdException w:name="Table Theme" w:semiHidden="1" w:unhideWhenUsed="1"/>
-    <w:lsdException w:name="Placeholder Text" w:semiHidden="1" w:uiPriority="99" w:unhideWhenUsed="1"/>
-    <w:lsdException w:name="No Spacing" w:semiHidden="1" w:uiPriority="99" w:unhideWhenUsed="1"/>
-    <w:lsdException w:name="Light Shading" w:uiPriority="60"/>
-    <w:lsdException w:name="Light List" w:uiPriority="61"/>
-    <w:lsdException w:name="Light Grid" w:uiPriority="62"/>
-    <w:lsdException w:name="Medium Shading 1" w:uiPriority="63"/>
-    <w:lsdException w:name="Medium Shading 2" w:uiPriority="64"/>
-    <w:lsdException w:name="Medium List 1" w:uiPriority="65"/>
-    <w:lsdException w:name="Medium List 2" w:uiPriority="66"/>
-    <w:lsdException w:name="Medium Grid 1" w:uiPriority="67"/>
-    <w:lsdException w:name="Medium Grid 2" w:uiPriority="68"/>
-    <w:lsdException w:name="Medium Grid 3" w:uiPriority="69"/>
-    <w:lsdException w:name="Dark List" w:uiPriority="70"/>
-    <w:lsdException w:name="Colorful Shading" w:uiPriority="71"/>
-    <w:lsdException w:name="Colorful List" w:uiPriority="72"/>
-    <w:lsdException w:name="Colorful Grid" w:uiPriority="73"/>
-    <w:lsdException w:name="Light Shading Accent 1" w:uiPriority="60"/>
-    <w:lsdException w:name="Light List Accent 1" w:uiPriority="61"/>
-    <w:lsdException w:name="Light Grid Accent 1" w:uiPriority="62"/>
-    <w:lsdException w:name="Medium Shading 1 Accent 1" w:uiPriority="63"/>
-    <w:lsdException w:name="Medium Shading 2 Accent 1" w:uiPriority="64"/>
-    <w:lsdException w:name="Medium List 1 Accent 1" w:uiPriority="65"/>
-    <w:lsdException w:name="Revision" w:semiHidden="1" w:uiPriority="99" w:unhideWhenUsed="1"/>
-    <w:lsdException w:name="List Paragraph" w:semiHidden="1" w:uiPriority="99" w:unhideWhenUsed="1"/>
-    <w:lsdException w:name="Quote" w:semiHidden="1" w:uiPriority="99" w:unhideWhenUsed="1"/>
-    <w:lsdException w:name="Intense Quote" w:semiHidden="1" w:uiPriority="99" w:unhideWhenUsed="1"/>
-    <w:lsdException w:name="Medium List 2 Accent 1" w:uiPriority="66"/>
-    <w:lsdException w:name="Medium Grid 1 Accent 1" w:uiPriority="67"/>
-    <w:lsdException w:name="Medium Grid 2 Accent 1" w:uiPriority="68"/>
-    <w:lsdException w:name="Medium Grid 3 Accent 1" w:uiPriority="69"/>
-    <w:lsdException w:name="Dark List Accent 1" w:uiPriority="70"/>
-    <w:lsdException w:name="Colorful Shading Accent 1" w:uiPriority="71"/>
-    <w:lsdException w:name="Colorful List Accent 1" w:uiPriority="72"/>
-    <w:lsdException w:name="Colorful Grid Accent 1" w:uiPriority="73"/>
-    <w:lsdException w:name="Light Shading Accent 2" w:uiPriority="60"/>
-    <w:lsdException w:name="Light List Accent 2" w:uiPriority="61"/>
-    <w:lsdException w:name="Light Grid Accent 2" w:uiPriority="62"/>
-    <w:lsdException w:name="Medium Shading 1 Accent 2" w:uiPriority="63"/>
-    <w:lsdException w:name="Medium Shading 2 Accent 2" w:uiPriority="64"/>
-    <w:lsdException w:name="Medium List 1 Accent 2" w:uiPriority="65"/>
-    <w:lsdException w:name="Medium List 2 Accent 2" w:uiPriority="66"/>
-    <w:lsdException w:name="Medium Grid 1 Accent 2" w:uiPriority="67"/>
-    <w:lsdException w:name="Medium Grid 2 Accent 2" w:uiPriority="68"/>
-    <w:lsdException w:name="Medium Grid 3 Accent 2" w:uiPriority="69"/>
-    <w:lsdException w:name="Dark List Accent 2" w:uiPriority="70"/>
-    <w:lsdException w:name="Colorful Shading Accent 2" w:uiPriority="71"/>
-    <w:lsdException w:name="Colorful List Accent 2" w:uiPriority="72"/>
-    <w:lsdException w:name="Colorful Grid Accent 2" w:uiPriority="73"/>
-    <w:lsdException w:name="Light Shading Accent 3" w:uiPriority="60"/>
-    <w:lsdException w:name="Light List Accent 3" w:uiPriority="61"/>
-    <w:lsdException w:name="Light Grid Accent 3" w:uiPriority="62"/>
-    <w:lsdException w:name="Medium Shading 1 Accent 3" w:uiPriority="63"/>
-    <w:lsdException w:name="Medium Shading 2 Accent 3" w:uiPriority="64"/>
-    <w:lsdException w:name="Medium List 1 Accent 3" w:uiPriority="65"/>
-    <w:lsdException w:name="Medium List 2 Accent 3" w:uiPriority="66"/>
-    <w:lsdException w:name="Medium Grid 1 Accent 3" w:uiPriority="67"/>
-    <w:lsdException w:name="Medium Grid 2 Accent 3" w:uiPriority="68"/>
-    <w:lsdException w:name="Medium Grid 3 Accent 3" w:uiPriority="69"/>
-    <w:lsdException w:name="Dark List Accent 3" w:uiPriority="70"/>
-    <w:lsdException w:name="Colorful Shading Accent 3" w:uiPriority="71"/>
-    <w:lsdException w:name="Colorful List Accent 3" w:uiPriority="72"/>
-    <w:lsdException w:name="Colorful Grid Accent 3" w:uiPriority="73"/>
-    <w:lsdException w:name="Light Shading Accent 4" w:uiPriority="60"/>
-    <w:lsdException w:name="Light List Accent 4" w:uiPriority="61"/>
-    <w:lsdException w:name="Light Grid Accent 4" w:uiPriority="62"/>
-    <w:lsdException w:name="Medium Shading 1 Accent 4" w:uiPriority="63"/>
-    <w:lsdException w:name="Medium Shading 2 Accent 4" w:uiPriority="64"/>
-    <w:lsdException w:name="Medium List 1 Accent 4" w:uiPriority="65"/>
-    <w:lsdException w:name="Medium List 2 Accent 4" w:uiPriority="66"/>
-    <w:lsdException w:name="Medium Grid 1 Accent 4" w:uiPriority="67"/>
-    <w:lsdException w:name="Medium Grid 2 Accent 4" w:uiPriority="68"/>
-    <w:lsdException w:name="Medium Grid 3 Accent 4" w:uiPriority="69"/>
-    <w:lsdException w:name="Dark List Accent 4" w:uiPriority="70"/>
-    <w:lsdException w:name="Colorful Shading Accent 4" w:uiPriority="71"/>
-    <w:lsdException w:name="Colorful List Accent 4" w:uiPriority="72"/>
-    <w:lsdException w:name="Colorful Grid Accent 4" w:uiPriority="73"/>
-    <w:lsdException w:name="Light Shading Accent 5" w:uiPriority="60"/>
-    <w:lsdException w:name="Light List Accent 5" w:uiPriority="61"/>
-    <w:lsdException w:name="Light Grid Accent 5" w:uiPriority="62"/>
-    <w:lsdException w:name="Medium Shading 1 Accent 5" w:uiPriority="63"/>
-    <w:lsdException w:name="Medium Shading 2 Accent 5" w:uiPriority="64"/>
-    <w:lsdException w:name="Medium List 1 Accent 5" w:uiPriority="65"/>
-    <w:lsdException w:name="Medium List 2 Accent 5" w:uiPriority="66"/>
-    <w:lsdException w:name="Medium Grid 1 Accent 5" w:uiPriority="67"/>
-    <w:lsdException w:name="Medium Grid 2 Accent 5" w:uiPriority="68"/>
-    <w:lsdException w:name="Medium Grid 3 Accent 5" w:uiPriority="69"/>
-    <w:lsdException w:name="Dark List Accent 5" w:uiPriority="70"/>
-    <w:lsdException w:name="Colorful Shading Accent 5" w:uiPriority="71"/>
-    <w:lsdException w:name="Colorful List Accent 5" w:uiPriority="72"/>
-    <w:lsdException w:name="Colorful Grid Accent 5" w:uiPriority="73"/>
-    <w:lsdException w:name="Light Shading Accent 6" w:uiPriority="60"/>
-    <w:lsdException w:name="Light List Accent 6" w:uiPriority="61"/>
-    <w:lsdException w:name="Light Grid Accent 6" w:uiPriority="62"/>
-    <w:lsdException w:name="Medium Shading 1 Accent 6" w:uiPriority="63"/>
-    <w:lsdException w:name="Medium Shading 2 Accent 6" w:uiPriority="64"/>
-    <w:lsdException w:name="Medium List 1 Accent 6" w:uiPriority="65"/>
-    <w:lsdException w:name="Medium List 2 Accent 6" w:uiPriority="66"/>
-    <w:lsdException w:name="Medium Grid 1 Accent 6" w:uiPriority="67"/>
-    <w:lsdException w:name="Medium Grid 2 Accent 6" w:uiPriority="68"/>
-    <w:lsdException w:name="Medium Grid 3 Accent 6" w:uiPriority="69"/>
-    <w:lsdException w:name="Dark List Accent 6" w:uiPriority="70"/>
-    <w:lsdException w:name="Colorful Shading Accent 6" w:uiPriority="71"/>
-    <w:lsdException w:name="Colorful List Accent 6" w:uiPriority="72"/>
-    <w:lsdException w:name="Colorful Grid Accent 6" w:uiPriority="73"/>
-    <w:lsdException w:name="Subtle Emphasis" w:uiPriority="19" w:qFormat="1"/>
-    <w:lsdException w:name="Intense Emphasis" w:uiPriority="21" w:qFormat="1"/>
-    <w:lsdException w:name="Subtle Reference" w:uiPriority="31" w:qFormat="1"/>
-    <w:lsdException w:name="Intense Reference" w:uiPriority="32" w:qFormat="1"/>
-    <w:lsdException w:name="Book Title" w:uiPriority="33" w:qFormat="1"/>
-    <w:lsdException w:name="Bibliography" w:semiHidden="1" w:uiPriority="37" w:unhideWhenUsed="1"/>
-    <w:lsdException w:name="TOC Heading" w:semiHidden="1" w:uiPriority="39" w:unhideWhenUsed="1" w:qFormat="1"/>
-    <w:lsdException w:name="Plain Table 1" w:uiPriority="41"/>
-    <w:lsdException w:name="Plain Table 2" w:uiPriority="42"/>
-    <w:lsdException w:name="Plain Table 3" w:uiPriority="43"/>
-    <w:lsdException w:name="Plain Table 4" w:uiPriority="44"/>
-    <w:lsdException w:name="Plain Table 5" w:uiPriority="45"/>
-    <w:lsdException w:name="Grid Table Light" w:uiPriority="40"/>
-    <w:lsdException w:name="Grid Table 1 Light" w:uiPriority="46"/>
-    <w:lsdException w:name="Grid Table 2" w:uiPriority="47"/>
-    <w:lsdException w:name="Grid Table 3" w:uiPriority="48"/>
-    <w:lsdException w:name="Grid Table 4" w:uiPriority="49"/>
-    <w:lsdException w:name="Grid Table 5 Dark" w:uiPriority="50"/>
-    <w:lsdException w:name="Grid Table 6 Colorful" w:uiPriority="51"/>
-    <w:lsdException w:name="Grid Table 7 Colorful" w:uiPriority="52"/>
-    <w:lsdException w:name="Grid Table 1 Light Accent 1" w:uiPriority="46"/>
-    <w:lsdException w:name="Grid Table 2 Accent 1" w:uiPriority="47"/>
-    <w:lsdException w:name="Grid Table 3 Accent 1" w:uiPriority="48"/>
-    <w:lsdException w:name="Grid Table 4 Accent 1" w:uiPriority="49"/>
-    <w:lsdException w:name="Grid Table 5 Dark Accent 1" w:uiPriority="50"/>
-    <w:lsdException w:name="Grid Table 6 Colorful Accent 1" w:uiPriority="51"/>
-    <w:lsdException w:name="Grid Table 7 Colorful Accent 1" w:uiPriority="52"/>
-    <w:lsdException w:name="Grid Table 1 Light Accent 2" w:uiPriority="46"/>
-    <w:lsdException w:name="Grid Table 2 Accent 2" w:uiPriority="47"/>
-    <w:lsdException w:name="Grid Table 3 Accent 2" w:uiPriority="48"/>
-    <w:lsdException w:name="Grid Table 4 Accent 2" w:uiPriority="49"/>
-    <w:lsdException w:name="Grid Table 5 Dark Accent 2" w:uiPriority="50"/>
-    <w:lsdException w:name="Grid Table 6 Colorful Accent 2" w:uiPriority="51"/>
-    <w:lsdException w:name="Grid Table 7 Colorful Accent 2" w:uiPriority="52"/>
-    <w:lsdException w:name="Grid Table 1 Light Accent 3" w:uiPriority="46"/>
-    <w:lsdException w:name="Grid Table 2 Accent 3" w:uiPriority="47"/>
-    <w:lsdException w:name="Grid Table 3 Accent 3" w:uiPriority="48"/>
-    <w:lsdException w:name="Grid Table 4 Accent 3" w:uiPriority="49"/>
-    <w:lsdException w:name="Grid Table 5 Dark Accent 3" w:uiPriority="50"/>
-    <w:lsdException w:name="Grid Table 6 Colorful Accent 3" w:uiPriority="51"/>
-    <w:lsdException w:name="Grid Table 7 Colorful Accent 3" w:uiPriority="52"/>
-    <w:lsdException w:name="Grid Table 1 Light Accent 4" w:uiPriority="46"/>
-    <w:lsdException w:name="Grid Table 2 Accent 4" w:uiPriority="47"/>
-    <w:lsdException w:name="Grid Table 3 Accent 4" w:uiPriority="48"/>
-    <w:lsdException w:name="Grid Table 4 Accent 4" w:uiPriority="49"/>
-    <w:lsdException w:name="Grid Table 5 Dark Accent 4" w:uiPriority="50"/>
-    <w:lsdException w:name="Grid Table 6 Colorful Accent 4" w:uiPriority="51"/>
-    <w:lsdException w:name="Grid Table 7 Colorful Accent 4" w:uiPriority="52"/>
-    <w:lsdException w:name="Grid Table 1 Light Accent 5" w:uiPriority="46"/>
-    <w:lsdException w:name="Grid Table 2 Accent 5" w:uiPriority="47"/>
-    <w:lsdException w:name="Grid Table 3 Accent 5" w:uiPriority="48"/>
-    <w:lsdException w:name="Grid Table 4 Accent 5" w:uiPriority="49"/>
-    <w:lsdException w:name="Grid Table 5 Dark Accent 5" w:uiPriority="50"/>
-    <w:lsdException w:name="Grid Table 6 Colorful Accent 5" w:uiPriority="51"/>
-    <w:lsdException w:name="Grid Table 7 Colorful Accent 5" w:uiPriority="52"/>
-    <w:lsdException w:name="Grid Table 1 Light Accent 6" w:uiPriority="46"/>
-    <w:lsdException w:name="Grid Table 2 Accent 6" w:uiPriority="47"/>
-    <w:lsdException w:name="Grid Table 3 Accent 6" w:uiPriority="48"/>
-    <w:lsdException w:name="Grid Table 4 Accent 6" w:uiPriority="49"/>
-    <w:lsdException w:name="Grid Table 5 Dark Accent 6" w:uiPriority="50"/>
-    <w:lsdException w:name="Grid Table 6 Colorful Accent 6" w:uiPriority="51"/>
-    <w:lsdException w:name="Grid Table 7 Colorful Accent 6" w:uiPriority="52"/>
-    <w:lsdException w:name="List Table 1 Light" w:uiPriority="46"/>
-    <w:lsdException w:name="List Table 2" w:uiPriority="47"/>
-    <w:lsdException w:name="List Table 3" w:uiPriority="48"/>
-    <w:lsdException w:name="List Table 4" w:uiPriority="49"/>
-    <w:lsdException w:name="List Table 5 Dark" w:uiPriority="50"/>
-    <w:lsdException w:name="List Table 6 Colorful" w:uiPriority="51"/>
-    <w:lsdException w:name="List Table 7 Colorful" w:uiPriority="52"/>
-    <w:lsdException w:name="List Table 1 Light Accent 1" w:uiPriority="46"/>
-    <w:lsdException w:name="List Table 2 Accent 1" w:uiPriority="47"/>
-    <w:lsdException w:name="List Table 3 Accent 1" w:uiPriority="48"/>
-    <w:lsdException w:name="List Table 4 Accent 1" w:uiPriority="49"/>
-    <w:lsdException w:name="List Table 5 Dark Accent 1" w:uiPriority="50"/>
-    <w:lsdException w:name="List Table 6 Colorful Accent 1" w:uiPriority="51"/>
-    <w:lsdException w:name="List Table 7 Colorful Accent 1" w:uiPriority="52"/>
-    <w:lsdException w:name="List Table 1 Light Accent 2" w:uiPriority="46"/>
-    <w:lsdException w:name="List Table 2 Accent 2" w:uiPriority="47"/>
-    <w:lsdException w:name="List Table 3 Accent 2" w:uiPriority="48"/>
-    <w:lsdException w:name="List Table 4 Accent 2" w:uiPriority="49"/>
-    <w:lsdException w:name="List Table 5 Dark Accent 2" w:uiPriority="50"/>
-    <w:lsdException w:name="List Table 6 Colorful Accent 2" w:uiPriority="51"/>
-    <w:lsdException w:name="List Table 7 Colorful Accent 2" w:uiPriority="52"/>
-    <w:lsdException w:name="List Table 1 Light Accent 3" w:uiPriority="46"/>
-    <w:lsdException w:name="List Table 2 Accent 3" w:uiPriority="47"/>
-    <w:lsdException w:name="List Table 3 Accent 3" w:uiPriority="48"/>
-    <w:lsdException w:name="List Table 4 Accent 3" w:uiPriority="49"/>
-    <w:lsdException w:name="List Table 5 Dark Accent 3" w:uiPriority="50"/>
-    <w:lsdException w:name="List Table 6 Colorful Accent 3" w:uiPriority="51"/>
-    <w:lsdException w:name="List Table 7 Colorful Accent 3" w:uiPriority="52"/>
-    <w:lsdException w:name="List Table 1 Light Accent 4" w:uiPriority="46"/>
-    <w:lsdException w:name="List Table 2 Accent 4" w:uiPriority="47"/>
-    <w:lsdException w:name="List Table 3 Accent 4" w:uiPriority="48"/>
-    <w:lsdException w:name="List Table 4 Accent 4" w:uiPriority="49"/>
-    <w:lsdException w:name="List Table 5 Dark Accent 4" w:uiPriority="50"/>
-    <w:lsdException w:name="List Table 6 Colorful Accent 4" w:uiPriority="51"/>
-    <w:lsdException w:name="List Table 7 Colorful Accent 4" w:uiPriority="52"/>
-    <w:lsdException w:name="List Table 1 Light Accent 5" w:uiPriority="46"/>
-    <w:lsdException w:name="List Table 2 Accent 5" w:uiPriority="47"/>
-    <w:lsdException w:name="List Table 3 Accent 5" w:uiPriority="48"/>
-    <w:lsdException w:name="List Table 4 Accent 5" w:uiPriority="49"/>
-    <w:lsdException w:name="List Table 5 Dark Accent 5" w:uiPriority="50"/>
-    <w:lsdException w:name="List Table 6 Colorful Accent 5" w:uiPriority="51"/>
-    <w:lsdException w:name="List Table 7 Colorful Accent 5" w:uiPriority="52"/>
-    <w:lsdException w:name="List Table 1 Light Accent 6" w:uiPriority="46"/>
-    <w:lsdException w:name="List Table 2 Accent 6" w:uiPriority="47"/>
-    <w:lsdException w:name="List Table 3 Accent 6" w:uiPriority="48"/>
-    <w:lsdException w:name="List Table 4 Accent 6" w:uiPriority="49"/>
-    <w:lsdException w:name="List Table 5 Dark Accent 6" w:uiPriority="50"/>
-    <w:lsdException w:name="List Table 6 Colorful Accent 6" w:uiPriority="51"/>
-    <w:lsdException w:name="List Table 7 Colorful Accent 6" w:uiPriority="52"/>
-    <w:lsdException w:name="Mention" w:semiHidden="1" w:uiPriority="99" w:unhideWhenUsed="1"/>
-    <w:lsdException w:name="Smart Hyperlink" w:semiHidden="1" w:uiPriority="99" w:unhideWhenUsed="1"/>
-    <w:lsdException w:name="Hashtag" w:semiHidden="1" w:uiPriority="99" w:unhideWhenUsed="1"/>
-    <w:lsdException w:name="Unresolved Mention" w:semiHidden="1" w:uiPriority="99" w:unhideWhenUsed="1"/>
-    <w:lsdException w:name="Smart Link" w:semiHidden="1" w:uiPriority="99" w:unhideWhenUsed="1"/>
+  <w:latentStyles w:count="260" w:defQFormat="0" w:defUnhideWhenUsed="1" w:defSemiHidden="1" w:defUIPriority="99" w:defLockedState="0">
+    <w:lsdException w:qFormat="1" w:unhideWhenUsed="0" w:uiPriority="0" w:semiHidden="0" w:name="Normal"/>
+    <w:lsdException w:qFormat="1" w:unhideWhenUsed="0" w:uiPriority="0" w:semiHidden="0" w:name="heading 1"/>
+    <w:lsdException w:qFormat="1" w:uiPriority="0" w:name="heading 2"/>
+    <w:lsdException w:qFormat="1" w:uiPriority="0" w:name="heading 3"/>
+    <w:lsdException w:qFormat="1" w:uiPriority="0" w:name="heading 4"/>
+    <w:lsdException w:qFormat="1" w:uiPriority="0" w:name="heading 5"/>
+    <w:lsdException w:qFormat="1" w:uiPriority="0" w:name="heading 6"/>
+    <w:lsdException w:qFormat="1" w:uiPriority="0" w:name="heading 7"/>
+    <w:lsdException w:qFormat="1" w:uiPriority="0" w:name="heading 8"/>
+    <w:lsdException w:qFormat="1" w:uiPriority="0" w:name="heading 9"/>
+    <w:lsdException w:unhideWhenUsed="0" w:uiPriority="0" w:semiHidden="0" w:name="index 1"/>
+    <w:lsdException w:unhideWhenUsed="0" w:uiPriority="0" w:semiHidden="0" w:name="index 2"/>
+    <w:lsdException w:unhideWhenUsed="0" w:uiPriority="0" w:semiHidden="0" w:name="index 3"/>
+    <w:lsdException w:unhideWhenUsed="0" w:uiPriority="0" w:semiHidden="0" w:name="index 4"/>
+    <w:lsdException w:unhideWhenUsed="0" w:uiPriority="0" w:semiHidden="0" w:name="index 5"/>
+    <w:lsdException w:unhideWhenUsed="0" w:uiPriority="0" w:semiHidden="0" w:name="index 6"/>
+    <w:lsdException w:unhideWhenUsed="0" w:uiPriority="0" w:semiHidden="0" w:name="index 7"/>
+    <w:lsdException w:unhideWhenUsed="0" w:uiPriority="0" w:semiHidden="0" w:name="index 8"/>
+    <w:lsdException w:unhideWhenUsed="0" w:uiPriority="0" w:semiHidden="0" w:name="index 9"/>
+    <w:lsdException w:unhideWhenUsed="0" w:uiPriority="0" w:semiHidden="0" w:name="toc 1"/>
+    <w:lsdException w:unhideWhenUsed="0" w:uiPriority="0" w:semiHidden="0" w:name="toc 2"/>
+    <w:lsdException w:unhideWhenUsed="0" w:uiPriority="0" w:semiHidden="0" w:name="toc 3"/>
+    <w:lsdException w:unhideWhenUsed="0" w:uiPriority="0" w:semiHidden="0" w:name="toc 4"/>
+    <w:lsdException w:unhideWhenUsed="0" w:uiPriority="0" w:semiHidden="0" w:name="toc 5"/>
+    <w:lsdException w:unhideWhenUsed="0" w:uiPriority="0" w:semiHidden="0" w:name="toc 6"/>
+    <w:lsdException w:unhideWhenUsed="0" w:uiPriority="0" w:semiHidden="0" w:name="toc 7"/>
+    <w:lsdException w:unhideWhenUsed="0" w:uiPriority="0" w:semiHidden="0" w:name="toc 8"/>
+    <w:lsdException w:unhideWhenUsed="0" w:uiPriority="0" w:semiHidden="0" w:name="toc 9"/>
+    <w:lsdException w:unhideWhenUsed="0" w:uiPriority="0" w:semiHidden="0" w:name="Normal Indent"/>
+    <w:lsdException w:unhideWhenUsed="0" w:uiPriority="0" w:semiHidden="0" w:name="footnote text"/>
+    <w:lsdException w:qFormat="1" w:unhideWhenUsed="0" w:uiPriority="0" w:semiHidden="0" w:name="annotation text"/>
+    <w:lsdException w:qFormat="1" w:unhideWhenUsed="0" w:uiPriority="0" w:semiHidden="0" w:name="header"/>
+    <w:lsdException w:qFormat="1" w:unhideWhenUsed="0" w:uiPriority="0" w:semiHidden="0" w:name="footer"/>
+    <w:lsdException w:unhideWhenUsed="0" w:uiPriority="0" w:semiHidden="0" w:name="index heading"/>
+    <w:lsdException w:qFormat="1" w:uiPriority="0" w:name="caption"/>
+    <w:lsdException w:unhideWhenUsed="0" w:uiPriority="0" w:semiHidden="0" w:name="table of figures"/>
+    <w:lsdException w:unhideWhenUsed="0" w:uiPriority="0" w:semiHidden="0" w:name="envelope address"/>
+    <w:lsdException w:unhideWhenUsed="0" w:uiPriority="0" w:semiHidden="0" w:name="envelope return"/>
+    <w:lsdException w:unhideWhenUsed="0" w:uiPriority="0" w:semiHidden="0" w:name="footnote reference"/>
+    <w:lsdException w:qFormat="1" w:unhideWhenUsed="0" w:uiPriority="0" w:semiHidden="0" w:name="annotation reference"/>
+    <w:lsdException w:unhideWhenUsed="0" w:uiPriority="0" w:semiHidden="0" w:name="line number"/>
+    <w:lsdException w:qFormat="1" w:unhideWhenUsed="0" w:uiPriority="0" w:semiHidden="0" w:name="page number"/>
+    <w:lsdException w:unhideWhenUsed="0" w:uiPriority="0" w:semiHidden="0" w:name="endnote reference"/>
+    <w:lsdException w:unhideWhenUsed="0" w:uiPriority="0" w:semiHidden="0" w:name="endnote text"/>
+    <w:lsdException w:unhideWhenUsed="0" w:uiPriority="0" w:semiHidden="0" w:name="table of authorities"/>
+    <w:lsdException w:unhideWhenUsed="0" w:uiPriority="0" w:semiHidden="0" w:name="macro"/>
+    <w:lsdException w:unhideWhenUsed="0" w:uiPriority="0" w:semiHidden="0" w:name="toa heading"/>
+    <w:lsdException w:unhideWhenUsed="0" w:uiPriority="0" w:semiHidden="0" w:name="List"/>
+    <w:lsdException w:unhideWhenUsed="0" w:uiPriority="0" w:semiHidden="0" w:name="List Bullet"/>
+    <w:lsdException w:unhideWhenUsed="0" w:uiPriority="0" w:semiHidden="0" w:name="List Number"/>
+    <w:lsdException w:unhideWhenUsed="0" w:uiPriority="0" w:semiHidden="0" w:name="List 2"/>
+    <w:lsdException w:unhideWhenUsed="0" w:uiPriority="0" w:semiHidden="0" w:name="List 3"/>
+    <w:lsdException w:unhideWhenUsed="0" w:uiPriority="0" w:semiHidden="0" w:name="List 4"/>
+    <w:lsdException w:unhideWhenUsed="0" w:uiPriority="0" w:semiHidden="0" w:name="List 5"/>
+    <w:lsdException w:unhideWhenUsed="0" w:uiPriority="0" w:semiHidden="0" w:name="List Bullet 2"/>
+    <w:lsdException w:unhideWhenUsed="0" w:uiPriority="0" w:semiHidden="0" w:name="List Bullet 3"/>
+    <w:lsdException w:unhideWhenUsed="0" w:uiPriority="0" w:semiHidden="0" w:name="List Bullet 4"/>
+    <w:lsdException w:unhideWhenUsed="0" w:uiPriority="0" w:semiHidden="0" w:name="List Bullet 5"/>
+    <w:lsdException w:unhideWhenUsed="0" w:uiPriority="0" w:semiHidden="0" w:name="List Number 2"/>
+    <w:lsdException w:unhideWhenUsed="0" w:uiPriority="0" w:semiHidden="0" w:name="List Number 3"/>
+    <w:lsdException w:unhideWhenUsed="0" w:uiPriority="0" w:semiHidden="0" w:name="List Number 4"/>
+    <w:lsdException w:unhideWhenUsed="0" w:uiPriority="0" w:semiHidden="0" w:name="List Number 5"/>
+    <w:lsdException w:qFormat="1" w:unhideWhenUsed="0" w:uiPriority="0" w:semiHidden="0" w:name="Title"/>
+    <w:lsdException w:unhideWhenUsed="0" w:uiPriority="0" w:semiHidden="0" w:name="Closing"/>
+    <w:lsdException w:unhideWhenUsed="0" w:uiPriority="0" w:semiHidden="0" w:name="Signature"/>
+    <w:lsdException w:qFormat="1" w:uiPriority="1" w:name="Default Paragraph Font"/>
+    <w:lsdException w:qFormat="1" w:unhideWhenUsed="0" w:uiPriority="0" w:semiHidden="0" w:name="Body Text"/>
+    <w:lsdException w:unhideWhenUsed="0" w:uiPriority="0" w:semiHidden="0" w:name="Body Text Indent"/>
+    <w:lsdException w:unhideWhenUsed="0" w:uiPriority="0" w:semiHidden="0" w:name="List Continue"/>
+    <w:lsdException w:unhideWhenUsed="0" w:uiPriority="0" w:semiHidden="0" w:name="List Continue 2"/>
+    <w:lsdException w:unhideWhenUsed="0" w:uiPriority="0" w:semiHidden="0" w:name="List Continue 3"/>
+    <w:lsdException w:unhideWhenUsed="0" w:uiPriority="0" w:semiHidden="0" w:name="List Continue 4"/>
+    <w:lsdException w:unhideWhenUsed="0" w:uiPriority="0" w:semiHidden="0" w:name="List Continue 5"/>
+    <w:lsdException w:unhideWhenUsed="0" w:uiPriority="0" w:semiHidden="0" w:name="Message Header"/>
+    <w:lsdException w:qFormat="1" w:unhideWhenUsed="0" w:uiPriority="0" w:semiHidden="0" w:name="Subtitle"/>
+    <w:lsdException w:unhideWhenUsed="0" w:uiPriority="0" w:semiHidden="0" w:name="Salutation"/>
+    <w:lsdException w:unhideWhenUsed="0" w:uiPriority="0" w:semiHidden="0" w:name="Date"/>
+    <w:lsdException w:qFormat="1" w:uiPriority="99" w:semiHidden="0" w:name="Body Text First Indent"/>
+    <w:lsdException w:qFormat="1" w:uiPriority="99" w:semiHidden="0" w:name="Body Text First Indent 2"/>
+    <w:lsdException w:unhideWhenUsed="0" w:uiPriority="0" w:semiHidden="0" w:name="Note Heading"/>
+    <w:lsdException w:unhideWhenUsed="0" w:uiPriority="0" w:semiHidden="0" w:name="Body Text 2"/>
+    <w:lsdException w:unhideWhenUsed="0" w:uiPriority="0" w:semiHidden="0" w:name="Body Text 3"/>
+    <w:lsdException w:unhideWhenUsed="0" w:uiPriority="0" w:semiHidden="0" w:name="Body Text Indent 2"/>
+    <w:lsdException w:unhideWhenUsed="0" w:uiPriority="0" w:semiHidden="0" w:name="Body Text Indent 3"/>
+    <w:lsdException w:unhideWhenUsed="0" w:uiPriority="0" w:semiHidden="0" w:name="Block Text"/>
+    <w:lsdException w:unhideWhenUsed="0" w:uiPriority="0" w:semiHidden="0" w:name="Hyperlink"/>
+    <w:lsdException w:unhideWhenUsed="0" w:uiPriority="0" w:semiHidden="0" w:name="FollowedHyperlink"/>
+    <w:lsdException w:qFormat="1" w:unhideWhenUsed="0" w:uiPriority="0" w:semiHidden="0" w:name="Strong"/>
+    <w:lsdException w:qFormat="1" w:unhideWhenUsed="0" w:uiPriority="0" w:semiHidden="0" w:name="Emphasis"/>
+    <w:lsdException w:unhideWhenUsed="0" w:uiPriority="0" w:semiHidden="0" w:name="Document Map"/>
+    <w:lsdException w:unhideWhenUsed="0" w:uiPriority="0" w:semiHidden="0" w:name="Plain Text"/>
+    <w:lsdException w:unhideWhenUsed="0" w:uiPriority="0" w:semiHidden="0" w:name="E-mail Signature"/>
+    <w:lsdException w:unhideWhenUsed="0" w:uiPriority="0" w:semiHidden="0" w:name="Normal (Web)"/>
+    <w:lsdException w:unhideWhenUsed="0" w:uiPriority="0" w:semiHidden="0" w:name="HTML Acronym"/>
+    <w:lsdException w:unhideWhenUsed="0" w:uiPriority="0" w:semiHidden="0" w:name="HTML Address"/>
+    <w:lsdException w:unhideWhenUsed="0" w:uiPriority="0" w:semiHidden="0" w:name="HTML Cite"/>
+    <w:lsdException w:unhideWhenUsed="0" w:uiPriority="0" w:semiHidden="0" w:name="HTML Code"/>
+    <w:lsdException w:unhideWhenUsed="0" w:uiPriority="0" w:semiHidden="0" w:name="HTML Definition"/>
+    <w:lsdException w:unhideWhenUsed="0" w:uiPriority="0" w:semiHidden="0" w:name="HTML Keyboard"/>
+    <w:lsdException w:unhideWhenUsed="0" w:uiPriority="0" w:semiHidden="0" w:name="HTML Preformatted"/>
+    <w:lsdException w:unhideWhenUsed="0" w:uiPriority="0" w:semiHidden="0" w:name="HTML Sample"/>
+    <w:lsdException w:unhideWhenUsed="0" w:uiPriority="0" w:semiHidden="0" w:name="HTML Typewriter"/>
+    <w:lsdException w:unhideWhenUsed="0" w:uiPriority="0" w:semiHidden="0" w:name="HTML Variable"/>
+    <w:lsdException w:qFormat="1" w:uiPriority="99" w:name="Normal Table"/>
+    <w:lsdException w:unhideWhenUsed="0" w:uiPriority="0" w:semiHidden="0" w:name="annotation subject"/>
+    <w:lsdException w:uiPriority="0" w:name="Table Simple 1"/>
+    <w:lsdException w:uiPriority="0" w:name="Table Simple 2"/>
+    <w:lsdException w:uiPriority="0" w:name="Table Simple 3"/>
+    <w:lsdException w:uiPriority="0" w:name="Table Classic 1"/>
+    <w:lsdException w:uiPriority="0" w:name="Table Classic 2"/>
+    <w:lsdException w:uiPriority="0" w:name="Table Classic 3"/>
+    <w:lsdException w:uiPriority="0" w:name="Table Classic 4"/>
+    <w:lsdException w:uiPriority="0" w:name="Table Colorful 1"/>
+    <w:lsdException w:uiPriority="0" w:name="Table Colorful 2"/>
+    <w:lsdException w:uiPriority="0" w:name="Table Colorful 3"/>
+    <w:lsdException w:uiPriority="0" w:name="Table Columns 1"/>
+    <w:lsdException w:uiPriority="0" w:name="Table Columns 2"/>
+    <w:lsdException w:uiPriority="0" w:name="Table Columns 3"/>
+    <w:lsdException w:uiPriority="0" w:name="Table Columns 4"/>
+    <w:lsdException w:uiPriority="0" w:name="Table Columns 5"/>
+    <w:lsdException w:uiPriority="0" w:name="Table Grid 1"/>
+    <w:lsdException w:uiPriority="0" w:name="Table Grid 2"/>
+    <w:lsdException w:uiPriority="0" w:name="Table Grid 3"/>
+    <w:lsdException w:uiPriority="0" w:name="Table Grid 4"/>
+    <w:lsdException w:uiPriority="0" w:name="Table Grid 5"/>
+    <w:lsdException w:uiPriority="0" w:name="Table Grid 6"/>
+    <w:lsdException w:uiPriority="0" w:name="Table Grid 7"/>
+    <w:lsdException w:uiPriority="0" w:name="Table Grid 8"/>
+    <w:lsdException w:uiPriority="0" w:name="Table List 1"/>
+    <w:lsdException w:uiPriority="0" w:name="Table List 2"/>
+    <w:lsdException w:uiPriority="0" w:name="Table List 3"/>
+    <w:lsdException w:uiPriority="0" w:name="Table List 4"/>
+    <w:lsdException w:uiPriority="0" w:name="Table List 5"/>
+    <w:lsdException w:uiPriority="0" w:name="Table List 6"/>
+    <w:lsdException w:uiPriority="0" w:name="Table List 7"/>
+    <w:lsdException w:uiPriority="0" w:name="Table List 8"/>
+    <w:lsdException w:uiPriority="0" w:name="Table 3D effects 1"/>
+    <w:lsdException w:uiPriority="0" w:name="Table 3D effects 2"/>
+    <w:lsdException w:uiPriority="0" w:name="Table 3D effects 3"/>
+    <w:lsdException w:uiPriority="0" w:name="Table Contemporary"/>
+    <w:lsdException w:uiPriority="0" w:name="Table Elegant"/>
+    <w:lsdException w:uiPriority="0" w:name="Table Professional"/>
+    <w:lsdException w:uiPriority="0" w:name="Table Subtle 1"/>
+    <w:lsdException w:uiPriority="0" w:name="Table Subtle 2"/>
+    <w:lsdException w:uiPriority="0" w:name="Table Web 1"/>
+    <w:lsdException w:uiPriority="0" w:name="Table Web 2"/>
+    <w:lsdException w:uiPriority="0" w:name="Table Web 3"/>
+    <w:lsdException w:unhideWhenUsed="0" w:uiPriority="0" w:semiHidden="0" w:name="Balloon Text"/>
+    <w:lsdException w:qFormat="1" w:unhideWhenUsed="0" w:uiPriority="0" w:semiHidden="0" w:name="Table Grid"/>
+    <w:lsdException w:uiPriority="0" w:name="Table Theme"/>
+    <w:lsdException w:unhideWhenUsed="0" w:uiPriority="60" w:semiHidden="0" w:name="Light Shading"/>
+    <w:lsdException w:unhideWhenUsed="0" w:uiPriority="61" w:semiHidden="0" w:name="Light List"/>
+    <w:lsdException w:unhideWhenUsed="0" w:uiPriority="62" w:semiHidden="0" w:name="Light Grid"/>
+    <w:lsdException w:unhideWhenUsed="0" w:uiPriority="63" w:semiHidden="0" w:name="Medium Shading 1"/>
+    <w:lsdException w:unhideWhenUsed="0" w:uiPriority="64" w:semiHidden="0" w:name="Medium Shading 2"/>
+    <w:lsdException w:unhideWhenUsed="0" w:uiPriority="65" w:semiHidden="0" w:name="Medium List 1"/>
+    <w:lsdException w:unhideWhenUsed="0" w:uiPriority="66" w:semiHidden="0" w:name="Medium List 2"/>
+    <w:lsdException w:unhideWhenUsed="0" w:uiPriority="67" w:semiHidden="0" w:name="Medium Grid 1"/>
+    <w:lsdException w:unhideWhenUsed="0" w:uiPriority="68" w:semiHidden="0" w:name="Medium Grid 2"/>
+    <w:lsdException w:unhideWhenUsed="0" w:uiPriority="69" w:semiHidden="0" w:name="Medium Grid 3"/>
+    <w:lsdException w:unhideWhenUsed="0" w:uiPriority="70" w:semiHidden="0" w:name="Dark List"/>
+    <w:lsdException w:unhideWhenUsed="0" w:uiPriority="71" w:semiHidden="0" w:name="Colorful Shading"/>
+    <w:lsdException w:unhideWhenUsed="0" w:uiPriority="72" w:semiHidden="0" w:name="Colorful List"/>
+    <w:lsdException w:unhideWhenUsed="0" w:uiPriority="73" w:semiHidden="0" w:name="Colorful Grid"/>
+    <w:lsdException w:unhideWhenUsed="0" w:uiPriority="60" w:semiHidden="0" w:name="Light Shading Accent 1"/>
+    <w:lsdException w:unhideWhenUsed="0" w:uiPriority="61" w:semiHidden="0" w:name="Light List Accent 1"/>
+    <w:lsdException w:unhideWhenUsed="0" w:uiPriority="62" w:semiHidden="0" w:name="Light Grid Accent 1"/>
+    <w:lsdException w:unhideWhenUsed="0" w:uiPriority="63" w:semiHidden="0" w:name="Medium Shading 1 Accent 1"/>
+    <w:lsdException w:unhideWhenUsed="0" w:uiPriority="64" w:semiHidden="0" w:name="Medium Shading 2 Accent 1"/>
+    <w:lsdException w:unhideWhenUsed="0" w:uiPriority="65" w:semiHidden="0" w:name="Medium List 1 Accent 1"/>
+    <w:lsdException w:qFormat="1" w:uiPriority="99" w:semiHidden="0" w:name="List Paragraph"/>
+    <w:lsdException w:unhideWhenUsed="0" w:uiPriority="66" w:semiHidden="0" w:name="Medium List 2 Accent 1"/>
+    <w:lsdException w:unhideWhenUsed="0" w:uiPriority="67" w:semiHidden="0" w:name="Medium Grid 1 Accent 1"/>
+    <w:lsdException w:unhideWhenUsed="0" w:uiPriority="68" w:semiHidden="0" w:name="Medium Grid 2 Accent 1"/>
+    <w:lsdException w:unhideWhenUsed="0" w:uiPriority="69" w:semiHidden="0" w:name="Medium Grid 3 Accent 1"/>
+    <w:lsdException w:unhideWhenUsed="0" w:uiPriority="70" w:semiHidden="0" w:name="Dark List Accent 1"/>
+    <w:lsdException w:unhideWhenUsed="0" w:uiPriority="71" w:semiHidden="0" w:name="Colorful Shading Accent 1"/>
+    <w:lsdException w:unhideWhenUsed="0" w:uiPriority="72" w:semiHidden="0" w:name="Colorful List Accent 1"/>
+    <w:lsdException w:unhideWhenUsed="0" w:uiPriority="73" w:semiHidden="0" w:name="Colorful Grid Accent 1"/>
+    <w:lsdException w:unhideWhenUsed="0" w:uiPriority="60" w:semiHidden="0" w:name="Light Shading Accent 2"/>
+    <w:lsdException w:unhideWhenUsed="0" w:uiPriority="61" w:semiHidden="0" w:name="Light List Accent 2"/>
+    <w:lsdException w:unhideWhenUsed="0" w:uiPriority="62" w:semiHidden="0" w:name="Light Grid Accent 2"/>
+    <w:lsdException w:unhideWhenUsed="0" w:uiPriority="63" w:semiHidden="0" w:name="Medium Shading 1 Accent 2"/>
+    <w:lsdException w:unhideWhenUsed="0" w:uiPriority="64" w:semiHidden="0" w:name="Medium Shading 2 Accent 2"/>
+    <w:lsdException w:unhideWhenUsed="0" w:uiPriority="65" w:semiHidden="0" w:name="Medium List 1 Accent 2"/>
+    <w:lsdException w:unhideWhenUsed="0" w:uiPriority="66" w:semiHidden="0" w:name="Medium List 2 Accent 2"/>
+    <w:lsdException w:unhideWhenUsed="0" w:uiPriority="67" w:semiHidden="0" w:name="Medium Grid 1 Accent 2"/>
+    <w:lsdException w:unhideWhenUsed="0" w:uiPriority="68" w:semiHidden="0" w:name="Medium Grid 2 Accent 2"/>
+    <w:lsdException w:unhideWhenUsed="0" w:uiPriority="69" w:semiHidden="0" w:name="Medium Grid 3 Accent 2"/>
+    <w:lsdException w:unhideWhenUsed="0" w:uiPriority="70" w:semiHidden="0" w:name="Dark List Accent 2"/>
+    <w:lsdException w:unhideWhenUsed="0" w:uiPriority="71" w:semiHidden="0" w:name="Colorful Shading Accent 2"/>
+    <w:lsdException w:unhideWhenUsed="0" w:uiPriority="72" w:semiHidden="0" w:name="Colorful List Accent 2"/>
+    <w:lsdException w:unhideWhenUsed="0" w:uiPriority="73" w:semiHidden="0" w:name="Colorful Grid Accent 2"/>
+    <w:lsdException w:unhideWhenUsed="0" w:uiPriority="60" w:semiHidden="0" w:name="Light Shading Accent 3"/>
+    <w:lsdException w:unhideWhenUsed="0" w:uiPriority="61" w:semiHidden="0" w:name="Light List Accent 3"/>
+    <w:lsdException w:unhideWhenUsed="0" w:uiPriority="62" w:semiHidden="0" w:name="Light Grid Accent 3"/>
+    <w:lsdException w:unhideWhenUsed="0" w:uiPriority="63" w:semiHidden="0" w:name="Medium Shading 1 Accent 3"/>
+    <w:lsdException w:unhideWhenUsed="0" w:uiPriority="64" w:semiHidden="0" w:name="Medium Shading 2 Accent 3"/>
+    <w:lsdException w:unhideWhenUsed="0" w:uiPriority="65" w:semiHidden="0" w:name="Medium List 1 Accent 3"/>
+    <w:lsdException w:unhideWhenUsed="0" w:uiPriority="66" w:semiHidden="0" w:name="Medium List 2 Accent 3"/>
+    <w:lsdException w:unhideWhenUsed="0" w:uiPriority="67" w:semiHidden="0" w:name="Medium Grid 1 Accent 3"/>
+    <w:lsdException w:unhideWhenUsed="0" w:uiPriority="68" w:semiHidden="0" w:name="Medium Grid 2 Accent 3"/>
+    <w:lsdException w:unhideWhenUsed="0" w:uiPriority="69" w:semiHidden="0" w:name="Medium Grid 3 Accent 3"/>
+    <w:lsdException w:unhideWhenUsed="0" w:uiPriority="70" w:semiHidden="0" w:name="Dark List Accent 3"/>
+    <w:lsdException w:unhideWhenUsed="0" w:uiPriority="71" w:semiHidden="0" w:name="Colorful Shading Accent 3"/>
+    <w:lsdException w:unhideWhenUsed="0" w:uiPriority="72" w:semiHidden="0" w:name="Colorful List Accent 3"/>
+    <w:lsdException w:unhideWhenUsed="0" w:uiPriority="73" w:semiHidden="0" w:name="Colorful Grid Accent 3"/>
+    <w:lsdException w:unhideWhenUsed="0" w:uiPriority="60" w:semiHidden="0" w:name="Light Shading Accent 4"/>
+    <w:lsdException w:unhideWhenUsed="0" w:uiPriority="61" w:semiHidden="0" w:name="Light List Accent 4"/>
+    <w:lsdException w:unhideWhenUsed="0" w:uiPriority="62" w:semiHidden="0" w:name="Light Grid Accent 4"/>
+    <w:lsdException w:unhideWhenUsed="0" w:uiPriority="63" w:semiHidden="0" w:name="Medium Shading 1 Accent 4"/>
+    <w:lsdException w:unhideWhenUsed="0" w:uiPriority="64" w:semiHidden="0" w:name="Medium Shading 2 Accent 4"/>
+    <w:lsdException w:unhideWhenUsed="0" w:uiPriority="65" w:semiHidden="0" w:name="Medium List 1 Accent 4"/>
+    <w:lsdException w:unhideWhenUsed="0" w:uiPriority="66" w:semiHidden="0" w:name="Medium List 2 Accent 4"/>
+    <w:lsdException w:unhideWhenUsed="0" w:uiPriority="67" w:semiHidden="0" w:name="Medium Grid 1 Accent 4"/>
+    <w:lsdException w:unhideWhenUsed="0" w:uiPriority="68" w:semiHidden="0" w:name="Medium Grid 2 Accent 4"/>
+    <w:lsdException w:unhideWhenUsed="0" w:uiPriority="69" w:semiHidden="0" w:name="Medium Grid 3 Accent 4"/>
+    <w:lsdException w:unhideWhenUsed="0" w:uiPriority="70" w:semiHidden="0" w:name="Dark List Accent 4"/>
+    <w:lsdException w:unhideWhenUsed="0" w:uiPriority="71" w:semiHidden="0" w:name="Colorful Shading Accent 4"/>
+    <w:lsdException w:unhideWhenUsed="0" w:uiPriority="72" w:semiHidden="0" w:name="Colorful List Accent 4"/>
+    <w:lsdException w:unhideWhenUsed="0" w:uiPriority="73" w:semiHidden="0" w:name="Colorful Grid Accent 4"/>
+    <w:lsdException w:unhideWhenUsed="0" w:uiPriority="60" w:semiHidden="0" w:name="Light Shading Accent 5"/>
+    <w:lsdException w:unhideWhenUsed="0" w:uiPriority="61" w:semiHidden="0" w:name="Light List Accent 5"/>
+    <w:lsdException w:unhideWhenUsed="0" w:uiPriority="62" w:semiHidden="0" w:name="Light Grid Accent 5"/>
+    <w:lsdException w:unhideWhenUsed="0" w:uiPriority="63" w:semiHidden="0" w:name="Medium Shading 1 Accent 5"/>
+    <w:lsdException w:unhideWhenUsed="0" w:uiPriority="64" w:semiHidden="0" w:name="Medium Shading 2 Accent 5"/>
+    <w:lsdException w:unhideWhenUsed="0" w:uiPriority="65" w:semiHidden="0" w:name="Medium List 1 Accent 5"/>
+    <w:lsdException w:unhideWhenUsed="0" w:uiPriority="66" w:semiHidden="0" w:name="Medium List 2 Accent 5"/>
+    <w:lsdException w:unhideWhenUsed="0" w:uiPriority="67" w:semiHidden="0" w:name="Medium Grid 1 Accent 5"/>
+    <w:lsdException w:unhideWhenUsed="0" w:uiPriority="68" w:semiHidden="0" w:name="Medium Grid 2 Accent 5"/>
+    <w:lsdException w:unhideWhenUsed="0" w:uiPriority="69" w:semiHidden="0" w:name="Medium Grid 3 Accent 5"/>
+    <w:lsdException w:unhideWhenUsed="0" w:uiPriority="70" w:semiHidden="0" w:name="Dark List Accent 5"/>
+    <w:lsdException w:unhideWhenUsed="0" w:uiPriority="71" w:semiHidden="0" w:name="Colorful Shading Accent 5"/>
+    <w:lsdException w:unhideWhenUsed="0" w:uiPriority="72" w:semiHidden="0" w:name="Colorful List Accent 5"/>
+    <w:lsdException w:unhideWhenUsed="0" w:uiPriority="73" w:semiHidden="0" w:name="Colorful Grid Accent 5"/>
+    <w:lsdException w:unhideWhenUsed="0" w:uiPriority="60" w:semiHidden="0" w:name="Light Shading Accent 6"/>
+    <w:lsdException w:unhideWhenUsed="0" w:uiPriority="61" w:semiHidden="0" w:name="Light List Accent 6"/>
+    <w:lsdException w:unhideWhenUsed="0" w:uiPriority="62" w:semiHidden="0" w:name="Light Grid Accent 6"/>
+    <w:lsdException w:unhideWhenUsed="0" w:uiPriority="63" w:semiHidden="0" w:name="Medium Shading 1 Accent 6"/>
+    <w:lsdException w:unhideWhenUsed="0" w:uiPriority="64" w:semiHidden="0" w:name="Medium Shading 2 Accent 6"/>
+    <w:lsdException w:unhideWhenUsed="0" w:uiPriority="65" w:semiHidden="0" w:name="Medium List 1 Accent 6"/>
+    <w:lsdException w:unhideWhenUsed="0" w:uiPriority="66" w:semiHidden="0" w:name="Medium List 2 Accent 6"/>
+    <w:lsdException w:unhideWhenUsed="0" w:uiPriority="67" w:semiHidden="0" w:name="Medium Grid 1 Accent 6"/>
+    <w:lsdException w:unhideWhenUsed="0" w:uiPriority="68" w:semiHidden="0" w:name="Medium Grid 2 Accent 6"/>
+    <w:lsdException w:unhideWhenUsed="0" w:uiPriority="69" w:semiHidden="0" w:name="Medium Grid 3 Accent 6"/>
+    <w:lsdException w:unhideWhenUsed="0" w:uiPriority="70" w:semiHidden="0" w:name="Dark List Accent 6"/>
+    <w:lsdException w:unhideWhenUsed="0" w:uiPriority="71" w:semiHidden="0" w:name="Colorful Shading Accent 6"/>
+    <w:lsdException w:unhideWhenUsed="0" w:uiPriority="72" w:semiHidden="0" w:name="Colorful List Accent 6"/>
+    <w:lsdException w:unhideWhenUsed="0" w:uiPriority="73" w:semiHidden="0" w:name="Colorful Grid Accent 6"/>
   </w:latentStyles>
-  <w:style w:type="paragraph" w:default="1" w:styleId="a">
+  <w:style w:type="paragraph" w:default="1" w:styleId="1">
     <w:name w:val="Normal"/>
     <w:qFormat/>
+    <w:uiPriority w:val="0"/>
     <w:pPr>
       <w:widowControl w:val="0"/>
       <w:jc w:val="both"/>
     </w:pPr>
     <w:rPr>
-      <w:rFonts w:asciiTheme="minorHAnsi" w:eastAsiaTheme="minorEastAsia" w:hAnsiTheme="minorHAnsi" w:cstheme="minorBidi"/>
+      <w:rFonts w:asciiTheme="minorHAnsi" w:hAnsiTheme="minorHAnsi" w:eastAsiaTheme="minorEastAsia" w:cstheme="minorBidi"/>
       <w:kern w:val="2"/>
       <w:sz w:val="21"/>
       <w:szCs w:val="24"/>
+      <w:lang w:val="en-US" w:eastAsia="zh-CN" w:bidi="ar-SA"/>
     </w:rPr>
   </w:style>
-  <w:style w:type="character" w:default="1" w:styleId="a0">
+  <w:style w:type="character" w:default="1" w:styleId="10">
     <w:name w:val="Default Paragraph Font"/>
-    <w:uiPriority w:val="1"/>
     <w:semiHidden/>
     <w:unhideWhenUsed/>
+    <w:qFormat/>
+    <w:uiPriority w:val="1"/>
   </w:style>
-  <w:style w:type="table" w:default="1" w:styleId="a1">
+  <w:style w:type="table" w:default="1" w:styleId="8">
     <w:name w:val="Normal Table"/>
-    <w:uiPriority w:val="99"/>
     <w:semiHidden/>
     <w:unhideWhenUsed/>
+    <w:qFormat/>
+    <w:uiPriority w:val="99"/>
     <w:tblPr>
-      <w:tblInd w:w="0" w:type="dxa"/>
       <w:tblCellMar>
         <w:top w:w="0" w:type="dxa"/>
         <w:left w:w="108" w:type="dxa"/>
@@ -2865,25 +3731,21 @@
       </w:tblCellMar>
     </w:tblPr>
   </w:style>
-  <w:style w:type="numbering" w:default="1" w:styleId="a2">
-    <w:name w:val="No List"/>
-    <w:uiPriority w:val="99"/>
-    <w:semiHidden/>
-    <w:unhideWhenUsed/>
-  </w:style>
-  <w:style w:type="paragraph" w:styleId="a3">
+  <w:style w:type="paragraph" w:styleId="2">
     <w:name w:val="annotation text"/>
-    <w:basedOn w:val="a"/>
+    <w:basedOn w:val="1"/>
     <w:qFormat/>
+    <w:uiPriority w:val="0"/>
     <w:pPr>
       <w:jc w:val="left"/>
     </w:pPr>
   </w:style>
-  <w:style w:type="paragraph" w:styleId="a4">
+  <w:style w:type="paragraph" w:styleId="3">
     <w:name w:val="Body Text"/>
-    <w:basedOn w:val="a"/>
-    <w:next w:val="a5"/>
+    <w:basedOn w:val="1"/>
+    <w:next w:val="4"/>
     <w:qFormat/>
+    <w:uiPriority w:val="0"/>
     <w:pPr>
       <w:spacing w:after="120"/>
     </w:pPr>
@@ -2891,33 +3753,34 @@
       <w:rFonts w:ascii="Times New Roman"/>
     </w:rPr>
   </w:style>
-  <w:style w:type="paragraph" w:styleId="a5">
+  <w:style w:type="paragraph" w:styleId="4">
     <w:name w:val="Body Text First Indent"/>
-    <w:basedOn w:val="a4"/>
-    <w:next w:val="2"/>
-    <w:uiPriority w:val="99"/>
+    <w:basedOn w:val="3"/>
+    <w:next w:val="5"/>
     <w:unhideWhenUsed/>
     <w:qFormat/>
+    <w:uiPriority w:val="99"/>
     <w:pPr>
-      <w:ind w:firstLineChars="100" w:firstLine="420"/>
+      <w:ind w:firstLine="420" w:firstLineChars="100"/>
     </w:pPr>
   </w:style>
-  <w:style w:type="paragraph" w:styleId="2">
+  <w:style w:type="paragraph" w:styleId="5">
     <w:name w:val="Body Text First Indent 2"/>
-    <w:basedOn w:val="a4"/>
-    <w:uiPriority w:val="99"/>
+    <w:basedOn w:val="3"/>
     <w:unhideWhenUsed/>
     <w:qFormat/>
+    <w:uiPriority w:val="99"/>
     <w:pPr>
       <w:spacing w:after="0"/>
-      <w:ind w:firstLineChars="200" w:firstLine="200"/>
+      <w:ind w:firstLine="200" w:firstLineChars="200"/>
     </w:pPr>
   </w:style>
-  <w:style w:type="paragraph" w:styleId="a6">
+  <w:style w:type="paragraph" w:styleId="6">
     <w:name w:val="footer"/>
-    <w:basedOn w:val="a"/>
-    <w:link w:val="a7"/>
+    <w:basedOn w:val="1"/>
+    <w:link w:val="18"/>
     <w:qFormat/>
+    <w:uiPriority w:val="0"/>
     <w:pPr>
       <w:tabs>
         <w:tab w:val="center" w:pos="4153"/>
@@ -2931,11 +3794,12 @@
       <w:szCs w:val="18"/>
     </w:rPr>
   </w:style>
-  <w:style w:type="paragraph" w:styleId="a8">
+  <w:style w:type="paragraph" w:styleId="7">
     <w:name w:val="header"/>
-    <w:basedOn w:val="a"/>
-    <w:link w:val="a9"/>
+    <w:basedOn w:val="1"/>
+    <w:link w:val="17"/>
     <w:qFormat/>
+    <w:uiPriority w:val="0"/>
     <w:pPr>
       <w:tabs>
         <w:tab w:val="center" w:pos="4153"/>
@@ -2949,86 +3813,95 @@
       <w:szCs w:val="18"/>
     </w:rPr>
   </w:style>
-  <w:style w:type="table" w:styleId="aa">
+  <w:style w:type="table" w:styleId="9">
     <w:name w:val="Table Grid"/>
-    <w:basedOn w:val="a1"/>
+    <w:basedOn w:val="8"/>
     <w:qFormat/>
+    <w:uiPriority w:val="0"/>
     <w:pPr>
       <w:widowControl w:val="0"/>
       <w:jc w:val="both"/>
     </w:pPr>
     <w:tblPr>
       <w:tblBorders>
-        <w:top w:val="single" w:sz="4" w:space="0" w:color="auto"/>
-        <w:left w:val="single" w:sz="4" w:space="0" w:color="auto"/>
-        <w:bottom w:val="single" w:sz="4" w:space="0" w:color="auto"/>
-        <w:right w:val="single" w:sz="4" w:space="0" w:color="auto"/>
-        <w:insideH w:val="single" w:sz="4" w:space="0" w:color="auto"/>
-        <w:insideV w:val="single" w:sz="4" w:space="0" w:color="auto"/>
+        <w:top w:val="single" w:color="auto" w:sz="4" w:space="0"/>
+        <w:left w:val="single" w:color="auto" w:sz="4" w:space="0"/>
+        <w:bottom w:val="single" w:color="auto" w:sz="4" w:space="0"/>
+        <w:right w:val="single" w:color="auto" w:sz="4" w:space="0"/>
+        <w:insideH w:val="single" w:color="auto" w:sz="4" w:space="0"/>
+        <w:insideV w:val="single" w:color="auto" w:sz="4" w:space="0"/>
       </w:tblBorders>
     </w:tblPr>
   </w:style>
-  <w:style w:type="character" w:styleId="ab">
+  <w:style w:type="character" w:styleId="11">
     <w:name w:val="page number"/>
-    <w:basedOn w:val="a0"/>
+    <w:basedOn w:val="10"/>
     <w:qFormat/>
+    <w:uiPriority w:val="0"/>
   </w:style>
-  <w:style w:type="character" w:styleId="ac">
+  <w:style w:type="character" w:styleId="12">
     <w:name w:val="annotation reference"/>
-    <w:basedOn w:val="a0"/>
+    <w:basedOn w:val="10"/>
     <w:qFormat/>
+    <w:uiPriority w:val="0"/>
     <w:rPr>
       <w:sz w:val="21"/>
       <w:szCs w:val="21"/>
     </w:rPr>
   </w:style>
-  <w:style w:type="paragraph" w:customStyle="1" w:styleId="New">
+  <w:style w:type="paragraph" w:customStyle="1" w:styleId="13">
     <w:name w:val="普通(网站) New"/>
-    <w:basedOn w:val="NewNewNewNewNewNewNewNewNewNewNewNewNewNewNewNewNewNewNewNewNewNewNewNew"/>
+    <w:basedOn w:val="14"/>
     <w:autoRedefine/>
     <w:qFormat/>
+    <w:uiPriority w:val="0"/>
     <w:pPr>
       <w:widowControl/>
       <w:spacing w:line="500" w:lineRule="exact"/>
-      <w:ind w:rightChars="-33" w:right="-69"/>
+      <w:ind w:right="-69" w:rightChars="-33"/>
       <w:jc w:val="center"/>
     </w:pPr>
     <w:rPr>
-      <w:rFonts w:ascii="仿宋" w:eastAsia="仿宋" w:hAnsi="仿宋"/>
+      <w:rFonts w:ascii="仿宋" w:hAnsi="仿宋" w:eastAsia="仿宋"/>
       <w:kern w:val="0"/>
     </w:rPr>
   </w:style>
-  <w:style w:type="paragraph" w:customStyle="1" w:styleId="NewNewNewNewNewNewNewNewNewNewNewNewNewNewNewNewNewNewNewNewNewNewNewNew">
+  <w:style w:type="paragraph" w:customStyle="1" w:styleId="14">
     <w:name w:val="正文 New New New New New New New New New New New New New New New New New New New New New New New New"/>
     <w:autoRedefine/>
     <w:qFormat/>
+    <w:uiPriority w:val="0"/>
     <w:pPr>
       <w:widowControl w:val="0"/>
       <w:jc w:val="both"/>
     </w:pPr>
     <w:rPr>
+      <w:rFonts w:ascii="Times New Roman" w:hAnsi="Times New Roman" w:eastAsia="宋体" w:cs="Times New Roman"/>
       <w:kern w:val="2"/>
       <w:sz w:val="24"/>
       <w:szCs w:val="24"/>
+      <w:lang w:val="en-US" w:eastAsia="zh-CN" w:bidi="ar-SA"/>
     </w:rPr>
   </w:style>
-  <w:style w:type="paragraph" w:customStyle="1" w:styleId="TableText">
+  <w:style w:type="paragraph" w:customStyle="1" w:styleId="15">
     <w:name w:val="Table Text"/>
-    <w:basedOn w:val="a"/>
+    <w:basedOn w:val="1"/>
     <w:semiHidden/>
     <w:qFormat/>
+    <w:uiPriority w:val="0"/>
     <w:rPr>
-      <w:rFonts w:ascii="宋体" w:eastAsia="宋体" w:hAnsi="宋体" w:cs="宋体"/>
+      <w:rFonts w:ascii="宋体" w:hAnsi="宋体" w:eastAsia="宋体" w:cs="宋体"/>
       <w:sz w:val="16"/>
       <w:szCs w:val="16"/>
       <w:lang w:eastAsia="en-US"/>
     </w:rPr>
   </w:style>
-  <w:style w:type="table" w:customStyle="1" w:styleId="TableNormal">
+  <w:style w:type="table" w:customStyle="1" w:styleId="16">
     <w:name w:val="Table Normal"/>
     <w:semiHidden/>
     <w:unhideWhenUsed/>
     <w:qFormat/>
+    <w:uiPriority w:val="0"/>
     <w:tblPr>
       <w:tblCellMar>
         <w:top w:w="0" w:type="dxa"/>
@@ -3038,51 +3911,54 @@
       </w:tblCellMar>
     </w:tblPr>
   </w:style>
-  <w:style w:type="character" w:customStyle="1" w:styleId="a9">
+  <w:style w:type="character" w:customStyle="1" w:styleId="17">
     <w:name w:val="页眉 字符"/>
-    <w:basedOn w:val="a0"/>
-    <w:link w:val="a8"/>
+    <w:basedOn w:val="10"/>
+    <w:link w:val="7"/>
     <w:qFormat/>
+    <w:uiPriority w:val="0"/>
     <w:rPr>
-      <w:rFonts w:asciiTheme="minorHAnsi" w:eastAsiaTheme="minorEastAsia" w:hAnsiTheme="minorHAnsi" w:cstheme="minorBidi"/>
+      <w:rFonts w:asciiTheme="minorHAnsi" w:hAnsiTheme="minorHAnsi" w:eastAsiaTheme="minorEastAsia" w:cstheme="minorBidi"/>
       <w:kern w:val="2"/>
       <w:sz w:val="18"/>
       <w:szCs w:val="18"/>
     </w:rPr>
   </w:style>
-  <w:style w:type="character" w:customStyle="1" w:styleId="a7">
+  <w:style w:type="character" w:customStyle="1" w:styleId="18">
     <w:name w:val="页脚 字符"/>
-    <w:basedOn w:val="a0"/>
-    <w:link w:val="a6"/>
+    <w:basedOn w:val="10"/>
+    <w:link w:val="6"/>
     <w:qFormat/>
+    <w:uiPriority w:val="0"/>
     <w:rPr>
-      <w:rFonts w:asciiTheme="minorHAnsi" w:eastAsiaTheme="minorEastAsia" w:hAnsiTheme="minorHAnsi" w:cstheme="minorBidi"/>
+      <w:rFonts w:asciiTheme="minorHAnsi" w:hAnsiTheme="minorHAnsi" w:eastAsiaTheme="minorEastAsia" w:cstheme="minorBidi"/>
       <w:kern w:val="2"/>
       <w:sz w:val="18"/>
       <w:szCs w:val="18"/>
     </w:rPr>
   </w:style>
-  <w:style w:type="paragraph" w:styleId="ad">
+  <w:style w:type="paragraph" w:customStyle="1" w:styleId="19">
     <w:name w:val="Revision"/>
     <w:hidden/>
+    <w:unhideWhenUsed/>
+    <w:qFormat/>
     <w:uiPriority w:val="99"/>
-    <w:unhideWhenUsed/>
-    <w:rsid w:val="007F77F3"/>
     <w:rPr>
-      <w:rFonts w:asciiTheme="minorHAnsi" w:eastAsiaTheme="minorEastAsia" w:hAnsiTheme="minorHAnsi" w:cstheme="minorBidi"/>
+      <w:rFonts w:asciiTheme="minorHAnsi" w:hAnsiTheme="minorHAnsi" w:eastAsiaTheme="minorEastAsia" w:cstheme="minorBidi"/>
       <w:kern w:val="2"/>
       <w:sz w:val="21"/>
       <w:szCs w:val="24"/>
+      <w:lang w:val="en-US" w:eastAsia="zh-CN" w:bidi="ar-SA"/>
     </w:rPr>
   </w:style>
-  <w:style w:type="paragraph" w:styleId="ae">
+  <w:style w:type="paragraph" w:styleId="20">
     <w:name w:val="List Paragraph"/>
-    <w:basedOn w:val="a"/>
+    <w:basedOn w:val="1"/>
+    <w:unhideWhenUsed/>
+    <w:qFormat/>
     <w:uiPriority w:val="99"/>
-    <w:unhideWhenUsed/>
-    <w:rsid w:val="00353E78"/>
     <w:pPr>
-      <w:ind w:firstLineChars="200" w:firstLine="420"/>
+      <w:ind w:firstLine="420" w:firstLineChars="200"/>
     </w:pPr>
   </w:style>
 </w:styles>
@@ -3332,18 +4208,15 @@
     </a:fmtScheme>
   </a:themeElements>
   <a:objectDefaults/>
-  <a:extraClrSchemeLst/>
 </a:theme>
 </file>
 
 <file path=customXml/item1.xml><?xml version="1.0" encoding="utf-8"?>
-<b:Sources xmlns:b="http://schemas.openxmlformats.org/officeDocument/2006/bibliography" xmlns="http://schemas.openxmlformats.org/officeDocument/2006/bibliography" SelectedStyle="/APASixthEditionOfficeOnline.xsl" StyleName="APA" Version="6"/>
+<b:Sources xmlns:b="http://schemas.openxmlformats.org/officeDocument/2006/bibliography" xmlns="http://schemas.openxmlformats.org/officeDocument/2006/bibliography" SelectedStyle="/APASixthEditionOfficeOnline.xsl" Version="6" StyleName="APA"/>
 </file>
 
 <file path=customXml/itemProps1.xml><?xml version="1.0" encoding="utf-8"?>
 <ds:datastoreItem xmlns:ds="http://schemas.openxmlformats.org/officeDocument/2006/customXml" ds:itemID="{89EF2629-CCA7-D84A-9418-8AFDC2082844}">
-  <ds:schemaRefs>
-    <ds:schemaRef ds:uri="http://schemas.openxmlformats.org/officeDocument/2006/bibliography"/>
-  </ds:schemaRefs>
+  <ds:schemaRefs/>
 </ds:datastoreItem>
 </file>
--- a/water-erp/apps/api/模板文件/询比采购文件模板.docx
+++ b/water-erp/apps/api/模板文件/询比采购文件模板.docx
@@ -1,6 +1,6 @@
 
 <file path=word/document.xml><?xml version="1.0" encoding="utf-8"?>
-<w:document xmlns:a="http://schemas.openxmlformats.org/drawingml/2006/main" xmlns:a14="http://schemas.microsoft.com/office/drawing/2010/main" xmlns:mc="http://schemas.openxmlformats.org/markup-compatibility/2006" xmlns:pic="http://schemas.openxmlformats.org/drawingml/2006/picture" xmlns:r="http://schemas.openxmlformats.org/officeDocument/2006/relationships" xmlns:w="http://schemas.openxmlformats.org/wordprocessingml/2006/main" xmlns:w14="http://schemas.microsoft.com/office/word/2010/wordml" xmlns:wp="http://schemas.openxmlformats.org/drawingml/2006/wordprocessingDrawing" xmlns:wp14="http://schemas.microsoft.com/office/word/2010/wordprocessingDrawing" mc:Ignorable="w14 w15 w16se w16cid w16 w16cex w16sdtdh w16sdtfl w16du wp14">
+<w:document xmlns:wpc="http://schemas.microsoft.com/office/word/2010/wordprocessingCanvas" xmlns:cx="http://schemas.microsoft.com/office/drawing/2014/chartex" xmlns:cx1="http://schemas.microsoft.com/office/drawing/2015/9/8/chartex" xmlns:cx2="http://schemas.microsoft.com/office/drawing/2015/10/21/chartex" xmlns:cx3="http://schemas.microsoft.com/office/drawing/2016/5/9/chartex" xmlns:cx4="http://schemas.microsoft.com/office/drawing/2016/5/10/chartex" xmlns:cx5="http://schemas.microsoft.com/office/drawing/2016/5/11/chartex" xmlns:cx6="http://schemas.microsoft.com/office/drawing/2016/5/12/chartex" xmlns:cx7="http://schemas.microsoft.com/office/drawing/2016/5/13/chartex" xmlns:cx8="http://schemas.microsoft.com/office/drawing/2016/5/14/chartex" xmlns:mc="http://schemas.openxmlformats.org/markup-compatibility/2006" xmlns:m="http://schemas.openxmlformats.org/officeDocument/2006/math" xmlns:aink="http://schemas.microsoft.com/office/drawing/2016/ink" xmlns:am3d="http://schemas.microsoft.com/office/drawing/2017/model3d" xmlns:oel="http://schemas.microsoft.com/office/2019/extlst" xmlns:r="http://schemas.openxmlformats.org/officeDocument/2006/relationships" xmlns:wp14="http://schemas.microsoft.com/office/word/2010/wordprocessingDrawing" xmlns:wp="http://schemas.openxmlformats.org/drawingml/2006/wordprocessingDrawing" xmlns:wpg="http://schemas.microsoft.com/office/word/2010/wordprocessingGroup" xmlns:wpi="http://schemas.microsoft.com/office/word/2010/wordprocessingInk" xmlns:wps="http://schemas.microsoft.com/office/word/2010/wordprocessingShape" xmlns:o="urn:schemas-microsoft-com:office:office" xmlns:v="urn:schemas-microsoft-com:vml" xmlns:w10="urn:schemas-microsoft-com:office:word" xmlns:w="http://schemas.openxmlformats.org/wordprocessingml/2006/main" xmlns:w14="http://schemas.microsoft.com/office/word/2010/wordml" xmlns:w15="http://schemas.microsoft.com/office/word/2012/wordml" xmlns:w16cex="http://schemas.microsoft.com/office/word/2018/wordml/cex" xmlns:w16cid="http://schemas.microsoft.com/office/word/2016/wordml/cid" xmlns:w16="http://schemas.microsoft.com/office/word/2018/wordml" xmlns:w16sdtdh="http://schemas.microsoft.com/office/word/2020/wordml/sdtdatahash" xmlns:w16sdtfl="http://schemas.microsoft.com/office/word/2024/wordml/sdtformatlock" xmlns:w16se="http://schemas.microsoft.com/office/word/2015/wordml/symex" xmlns:w16du="http://schemas.microsoft.com/office/word/2023/wordml/word16du" xmlns:wne="http://schemas.microsoft.com/office/word/2006/wordml" mc:Ignorable="w14 w15 w16se w16cid w16 w16cex w16sdtdh w16sdtfl w16du wp14">
   <w:body>
     <w:p>
       <w:pPr>
@@ -57,11 +57,11 @@
             <wp:wrapNone/>
             <wp:docPr id="52" name="图片 52" descr="卡通人物&#10;&#10;中度可信度描述已自动生成"/>
             <wp:cNvGraphicFramePr>
-              <a:graphicFrameLocks noChangeAspect="1"/>
+              <a:graphicFrameLocks xmlns:a="http://schemas.openxmlformats.org/drawingml/2006/main" noChangeAspect="1"/>
             </wp:cNvGraphicFramePr>
-            <a:graphic>
+            <a:graphic xmlns:a="http://schemas.openxmlformats.org/drawingml/2006/main">
               <a:graphicData uri="http://schemas.openxmlformats.org/drawingml/2006/picture">
-                <pic:pic>
+                <pic:pic xmlns:pic="http://schemas.openxmlformats.org/drawingml/2006/picture">
                   <pic:nvPicPr>
                     <pic:cNvPr id="52" name="图片 52" descr="卡通人物&#10;&#10;中度可信度描述已自动生成"/>
                     <pic:cNvPicPr>
@@ -72,7 +72,7 @@
                     <a:blip r:embed="rId10" cstate="print">
                       <a:extLst>
                         <a:ext uri="{28A0092B-C50C-407E-A947-70E740481C1C}">
-                          <a14:useLocalDpi val="0"/>
+                          <a14:useLocalDpi xmlns:a14="http://schemas.microsoft.com/office/drawing/2010/main" val="0"/>
                         </a:ext>
                       </a:extLst>
                     </a:blip>
@@ -3064,7 +3064,7 @@
           <w:szCs w:val="24"/>
           <w:lang w:val="zh-CN" w:eastAsia="zh-CN"/>
         </w:rPr>
-        <w:t xml:space="preserve">拟对下述项目采用询比方式进行采购，兹邀请符合本次采购要求的供应商参加。</w:t>
+        <w:t>拟对下述项目采用询比方式进行采购，兹邀请符合本次采购要求的供应商参加。</w:t>
       </w:r>
     </w:p>
     <w:p>
@@ -7983,7 +7983,7 @@
                 <w:szCs w:val="24"/>
                 <w:lang w:eastAsia="zh-CN"/>
               </w:rPr>
-              <w:t xml:space="preserve">按评审得分由高到低顺序确定；得分相同的，按报价由低到高顺序确定；得分且报价相同的，由询比小组推荐成交候选人。</w:t>
+              <w:t>按评审得分由高到低顺序确定；得分相同的，按报价由低到高顺序确定；得分且报价相同的，由询比小组推荐成交候选人。</w:t>
             </w:r>
           </w:p>
         </w:tc>
@@ -14322,7 +14322,7 @@
           <w:szCs w:val="24"/>
           <w:lang w:eastAsia="zh-CN"/>
         </w:rPr>
-        <w:t xml:space="preserve">因情况变化，不再符合规定的询比采购方式适用情形的；</w:t>
+        <w:t>因情况变化，不再符合规定的询比采购方式适用情形的；</w:t>
       </w:r>
     </w:p>
     <w:p>
@@ -32572,7 +32572,7 @@
           <w:szCs w:val="24"/>
           <w:lang w:eastAsia="zh-CN"/>
         </w:rPr>
-        <w:t xml:space="preserve">（项目名称）询比采购</w:t>
+        <w:t>（项目名称）询比采购</w:t>
       </w:r>
       <w:r>
         <w:rPr>
@@ -32723,7 +32723,7 @@
           <w:szCs w:val="24"/>
           <w:lang w:eastAsia="zh-CN"/>
         </w:rPr>
-        <w:t xml:space="preserve">同，在签订合同时向采购人提出附加条件，不按照询比采购文件要求</w:t>
+        <w:t>同，在签订合同时向采购人提出附加条件，不按照询比采购文件要求</w:t>
       </w:r>
       <w:r>
         <w:rPr>
@@ -32744,7 +32744,7 @@
           <w:szCs w:val="24"/>
           <w:lang w:eastAsia="zh-CN"/>
         </w:rPr>
-        <w:t xml:space="preserve">提交履约保证金，或者发生询比采购文件明确规定</w:t>
+        <w:t>提交履约保证金，或者发生询比采购文件明确规定</w:t>
       </w:r>
       <w:r>
         <w:rPr>
@@ -32755,7 +32755,7 @@
           <w:szCs w:val="24"/>
           <w:lang w:eastAsia="zh-CN"/>
         </w:rPr>
-        <w:t xml:space="preserve">可以不予</w:t>
+        <w:t>可以不予</w:t>
       </w:r>
       <w:r>
         <w:rPr>
